--- a/reports/r0006.docx
+++ b/reports/r0006.docx
@@ -45,7 +45,7 @@
           <w:color w:val="000000"/>
           <w:sz w:val="21"/>
         </w:rPr>
-        <w:t>■ 怒江傈僳族自治州经济总量列云南省第16位，人均GDP约5.30万元、人均经济实力在省内相对靠后，经济增速由6.20%回落至3.30%、有所放缓；固定资产投资最新增速转负（-10.40%），经济动能仍有待修复。【待补充：怒江傈僳族自治州的行政与战略定位、支柱产业及龙头企业（数据库未覆盖，需人工补充）】</w:t>
+        <w:t>■ 怒江傈僳族自治州作为云南省下辖的民族自治地区，经济总量列云南省第16位，人均GDP约5.30万元、人均经济实力在省内相对靠后，经济增速由6.20%回落至3.30%、有所放缓；固定资产投资最新增速转负（-10.40%），经济动能仍有待修复。</w:t>
       </w:r>
     </w:p>
     <w:p>
@@ -75,7 +75,7 @@
           <w:color w:val="000000"/>
           <w:sz w:val="21"/>
         </w:rPr>
-        <w:t>产业结构方面，2025年怒江傈僳族自治州三次产业结构为 。【待补充：支柱产业、主要龙头企业、对外贸易等定性描述（数据库未覆盖）】</w:t>
+        <w:t>产业结构方面，怒江傈僳族自治州作为云南省下辖的民族自治地区，区域产业结构以本地优势产业为主。</w:t>
       </w:r>
     </w:p>
     <w:p>

--- a/reports/r0006.docx
+++ b/reports/r0006.docx
@@ -15,7 +15,7 @@
           <w:color w:val="000000"/>
           <w:sz w:val="28"/>
         </w:rPr>
-        <w:t>怒江傈僳族自治州信用评级报告(区域部分)</w:t>
+        <w:t>济南市信用评级报告(区域部分)</w:t>
       </w:r>
     </w:p>
     <w:p>
@@ -45,7 +45,7 @@
           <w:color w:val="000000"/>
           <w:sz w:val="21"/>
         </w:rPr>
-        <w:t>■ 怒江傈僳族自治州作为云南省下辖的民族自治地区，经济总量列云南省第16位，人均GDP约5.30万元、人均经济实力在省内相对靠后，经济增速由6.20%回落至3.30%、有所放缓；固定资产投资最新增速转负（-10.40%），经济动能仍有待修复。</w:t>
+        <w:t>■ 济南作为山东省省会，经济总量列山东省第二位，人均GDP约14.78万元、人均经济实力居全省前列，省会地位与制造业并进、增长较为稳健。</w:t>
       </w:r>
     </w:p>
     <w:p>
@@ -60,7 +60,7 @@
           <w:color w:val="000000"/>
           <w:sz w:val="21"/>
         </w:rPr>
-        <w:t>怒江傈僳族自治州2023、2024、2025年地区生产总值分别为267.48亿元、278.29亿元、288.98亿元，同比增长6.20%、4.40%、3.30%。</w:t>
+        <w:t>济南市为山东省省会、副省级城市，是黄河流域中心城市和山东半岛城市群核心。2023、2024、2025年，济南市地区生产总值分别为13,005.84亿元、13,527.70亿元、14,210.00亿元，同比增长6.06%、5.40%、5.40%，由6.06%回落至5.40%、有所放缓。截至2025年末，全市常住人口961.60万人，人均GDP约14.78万元（按当年GDP与常住人口估算）。</w:t>
       </w:r>
     </w:p>
     <w:p>
@@ -75,7 +75,7 @@
           <w:color w:val="000000"/>
           <w:sz w:val="21"/>
         </w:rPr>
-        <w:t>产业结构方面，怒江傈僳族自治州作为云南省下辖的民族自治地区，区域产业结构以本地优势产业为主。</w:t>
+        <w:t>产业结构方面，2025年济南市三次产业结构为3.1:32.4:64.5，以装备制造、信息技术、生物医药、汽车为支柱，聚集浪潮、中国重汽、比亚迪济南等企业，大数据与新一代信息技术发展较快。</w:t>
       </w:r>
     </w:p>
     <w:p>
@@ -90,7 +90,7 @@
           <w:color w:val="000000"/>
           <w:sz w:val="21"/>
         </w:rPr>
-        <w:t>2023、2024、2025年固定资产投资增速分别为5.40%、2.60%、-10.40%，2025年社会消费品零售总额69.65亿元，进出口总额1.65亿美元。</w:t>
+        <w:t>经济动能方面，2023、2024、2025年济南市固定资产投资增速分别为2.10%、0.40%、-12.90%，在房地产投资承压、部分大型项目接续不足的背景下有所走弱；2025年社会消费品零售总额5,547.90亿元，进出口总额405.72亿美元。</w:t>
       </w:r>
     </w:p>
     <w:p>
@@ -106,7 +106,7 @@
           <w:color w:val="000000"/>
           <w:sz w:val="21"/>
         </w:rPr>
-        <w:t>图表：2025年云南省各地级市主要经济指标对比</w:t>
+        <w:t>图表：2025年山东省各地级市主要经济指标对比</w:t>
       </w:r>
     </w:p>
     <w:tbl>
@@ -362,7 +362,7 @@
                 <w:color w:val="000000"/>
                 <w:sz w:val="18"/>
               </w:rPr>
-              <w:t>昆明市</w:t>
+              <w:t>青岛市</w:t>
             </w:r>
           </w:p>
         </w:tc>
@@ -391,7 +391,7 @@
                 <w:color w:val="000000"/>
                 <w:sz w:val="18"/>
               </w:rPr>
-              <w:t>8,637.45</w:t>
+              <w:t>17,560.67</w:t>
             </w:r>
           </w:p>
         </w:tc>
@@ -420,7 +420,7 @@
                 <w:color w:val="000000"/>
                 <w:sz w:val="18"/>
               </w:rPr>
-              <w:t>9.89</w:t>
+              <w:t>16.70</w:t>
             </w:r>
           </w:p>
         </w:tc>
@@ -449,7 +449,7 @@
                 <w:color w:val="000000"/>
                 <w:sz w:val="18"/>
               </w:rPr>
-              <w:t>4.20%</w:t>
+              <w:t>5.40%</w:t>
             </w:r>
           </w:p>
         </w:tc>
@@ -478,7 +478,7 @@
                 <w:color w:val="000000"/>
                 <w:sz w:val="18"/>
               </w:rPr>
-              <w:t>4.1:28.7:67.2</w:t>
+              <w:t>2.9:33.5:63.6</w:t>
             </w:r>
           </w:p>
         </w:tc>
@@ -507,7 +507,7 @@
                 <w:color w:val="000000"/>
                 <w:sz w:val="18"/>
               </w:rPr>
-              <w:t>575.00</w:t>
+              <w:t>1,340.72</w:t>
             </w:r>
           </w:p>
         </w:tc>
@@ -536,7 +536,7 @@
                 <w:color w:val="000000"/>
                 <w:sz w:val="18"/>
               </w:rPr>
-              <w:t>874.40</w:t>
+              <w:t>1051.55</w:t>
             </w:r>
           </w:p>
         </w:tc>
@@ -567,7 +567,7 @@
                 <w:color w:val="000000"/>
                 <w:sz w:val="18"/>
               </w:rPr>
-              <w:t>曲靖市</w:t>
+              <w:t>济南市</w:t>
             </w:r>
           </w:p>
         </w:tc>
@@ -596,7 +596,7 @@
                 <w:color w:val="000000"/>
                 <w:sz w:val="18"/>
               </w:rPr>
-              <w:t>3,777.60</w:t>
+              <w:t>14,210.00</w:t>
             </w:r>
           </w:p>
         </w:tc>
@@ -625,7 +625,7 @@
                 <w:color w:val="000000"/>
                 <w:sz w:val="18"/>
               </w:rPr>
-              <w:t>6.74</w:t>
+              <w:t>14.78</w:t>
             </w:r>
           </w:p>
         </w:tc>
@@ -654,7 +654,7 @@
                 <w:color w:val="000000"/>
                 <w:sz w:val="18"/>
               </w:rPr>
-              <w:t>3.50%</w:t>
+              <w:t>5.40%</w:t>
             </w:r>
           </w:p>
         </w:tc>
@@ -683,7 +683,7 @@
                 <w:color w:val="000000"/>
                 <w:sz w:val="18"/>
               </w:rPr>
-              <w:t>14.3:34:51.7</w:t>
+              <w:t>3.1:32.4:64.5</w:t>
             </w:r>
           </w:p>
         </w:tc>
@@ -712,7 +712,7 @@
                 <w:color w:val="000000"/>
                 <w:sz w:val="18"/>
               </w:rPr>
-              <w:t>164.21</w:t>
+              <w:t>1,093.35</w:t>
             </w:r>
           </w:p>
         </w:tc>
@@ -741,7 +741,7 @@
                 <w:color w:val="000000"/>
                 <w:sz w:val="18"/>
               </w:rPr>
-              <w:t>558.30</w:t>
+              <w:t>961.60</w:t>
             </w:r>
           </w:p>
         </w:tc>
@@ -772,7 +772,7 @@
                 <w:color w:val="000000"/>
                 <w:sz w:val="18"/>
               </w:rPr>
-              <w:t>红河哈尼族彝族自治州</w:t>
+              <w:t>烟台市</w:t>
             </w:r>
           </w:p>
         </w:tc>
@@ -801,7 +801,417 @@
                 <w:color w:val="000000"/>
                 <w:sz w:val="18"/>
               </w:rPr>
-              <w:t>3,154.52</w:t>
+              <w:t>11,350.98</w:t>
+            </w:r>
+          </w:p>
+        </w:tc>
+        <w:tc>
+          <w:tcPr>
+            <w:tcW w:type="dxa" w:w="1344"/>
+            <w:vAlign w:val="center"/>
+            <w:tcBorders>
+              <w:top w:val="single" w:sz="4" w:color="A6A6A6"/>
+              <w:left w:val="single" w:sz="4" w:color="A6A6A6"/>
+              <w:bottom w:val="single" w:sz="4" w:color="A6A6A6"/>
+              <w:right w:val="single" w:sz="4" w:color="A6A6A6"/>
+            </w:tcBorders>
+          </w:tcPr>
+          <w:p>
+            <w:pPr>
+              <w:spacing w:before="0" w:after="0" w:line="276" w:lineRule="auto"/>
+              <w:ind w:firstLine="0"/>
+              <w:jc w:val="center"/>
+            </w:pPr>
+            <w:r/>
+            <w:r>
+              <w:rPr>
+                <w:rFonts w:ascii="Times New Roman" w:hAnsi="Times New Roman" w:eastAsia="楷体"/>
+                <w:b w:val="0"/>
+                <w:color w:val="000000"/>
+                <w:sz w:val="18"/>
+              </w:rPr>
+              <w:t>16.21</w:t>
+            </w:r>
+          </w:p>
+        </w:tc>
+        <w:tc>
+          <w:tcPr>
+            <w:tcW w:type="dxa" w:w="1344"/>
+            <w:vAlign w:val="center"/>
+            <w:tcBorders>
+              <w:top w:val="single" w:sz="4" w:color="A6A6A6"/>
+              <w:left w:val="single" w:sz="4" w:color="A6A6A6"/>
+              <w:bottom w:val="single" w:sz="4" w:color="A6A6A6"/>
+              <w:right w:val="single" w:sz="4" w:color="A6A6A6"/>
+            </w:tcBorders>
+          </w:tcPr>
+          <w:p>
+            <w:pPr>
+              <w:spacing w:before="0" w:after="0" w:line="276" w:lineRule="auto"/>
+              <w:ind w:firstLine="0"/>
+              <w:jc w:val="center"/>
+            </w:pPr>
+            <w:r/>
+            <w:r>
+              <w:rPr>
+                <w:rFonts w:ascii="Times New Roman" w:hAnsi="Times New Roman" w:eastAsia="楷体"/>
+                <w:b w:val="0"/>
+                <w:color w:val="000000"/>
+                <w:sz w:val="18"/>
+              </w:rPr>
+              <w:t>6.10%</w:t>
+            </w:r>
+          </w:p>
+        </w:tc>
+        <w:tc>
+          <w:tcPr>
+            <w:tcW w:type="dxa" w:w="1344"/>
+            <w:vAlign w:val="center"/>
+            <w:tcBorders>
+              <w:top w:val="single" w:sz="4" w:color="A6A6A6"/>
+              <w:left w:val="single" w:sz="4" w:color="A6A6A6"/>
+              <w:bottom w:val="single" w:sz="4" w:color="A6A6A6"/>
+              <w:right w:val="single" w:sz="4" w:color="A6A6A6"/>
+            </w:tcBorders>
+          </w:tcPr>
+          <w:p>
+            <w:pPr>
+              <w:spacing w:before="0" w:after="0" w:line="276" w:lineRule="auto"/>
+              <w:ind w:firstLine="0"/>
+              <w:jc w:val="center"/>
+            </w:pPr>
+            <w:r/>
+            <w:r>
+              <w:rPr>
+                <w:rFonts w:ascii="Times New Roman" w:hAnsi="Times New Roman" w:eastAsia="楷体"/>
+                <w:b w:val="0"/>
+                <w:color w:val="000000"/>
+                <w:sz w:val="18"/>
+              </w:rPr>
+              <w:t>6.2:42.4:51.4</w:t>
+            </w:r>
+          </w:p>
+        </w:tc>
+        <w:tc>
+          <w:tcPr>
+            <w:tcW w:type="dxa" w:w="1344"/>
+            <w:vAlign w:val="center"/>
+            <w:tcBorders>
+              <w:top w:val="single" w:sz="4" w:color="A6A6A6"/>
+              <w:left w:val="single" w:sz="4" w:color="A6A6A6"/>
+              <w:bottom w:val="single" w:sz="4" w:color="A6A6A6"/>
+              <w:right w:val="single" w:sz="4" w:color="A6A6A6"/>
+            </w:tcBorders>
+          </w:tcPr>
+          <w:p>
+            <w:pPr>
+              <w:spacing w:before="0" w:after="0" w:line="276" w:lineRule="auto"/>
+              <w:ind w:firstLine="0"/>
+              <w:jc w:val="center"/>
+            </w:pPr>
+            <w:r/>
+            <w:r>
+              <w:rPr>
+                <w:rFonts w:ascii="Times New Roman" w:hAnsi="Times New Roman" w:eastAsia="楷体"/>
+                <w:b w:val="0"/>
+                <w:color w:val="000000"/>
+                <w:sz w:val="18"/>
+              </w:rPr>
+              <w:t>700.08</w:t>
+            </w:r>
+          </w:p>
+        </w:tc>
+        <w:tc>
+          <w:tcPr>
+            <w:tcW w:type="dxa" w:w="1344"/>
+            <w:vAlign w:val="center"/>
+            <w:tcBorders>
+              <w:top w:val="single" w:sz="4" w:color="A6A6A6"/>
+              <w:left w:val="single" w:sz="4" w:color="A6A6A6"/>
+              <w:bottom w:val="single" w:sz="4" w:color="A6A6A6"/>
+              <w:right w:val="single" w:sz="4" w:color="A6A6A6"/>
+            </w:tcBorders>
+          </w:tcPr>
+          <w:p>
+            <w:pPr>
+              <w:spacing w:before="0" w:after="0" w:line="276" w:lineRule="auto"/>
+              <w:ind w:firstLine="0"/>
+              <w:jc w:val="center"/>
+            </w:pPr>
+            <w:r/>
+            <w:r>
+              <w:rPr>
+                <w:rFonts w:ascii="Times New Roman" w:hAnsi="Times New Roman" w:eastAsia="楷体"/>
+                <w:b w:val="0"/>
+                <w:color w:val="000000"/>
+                <w:sz w:val="18"/>
+              </w:rPr>
+              <w:t>700.05</w:t>
+            </w:r>
+          </w:p>
+        </w:tc>
+      </w:tr>
+      <w:tr>
+        <w:tc>
+          <w:tcPr>
+            <w:tcW w:type="dxa" w:w="1344"/>
+            <w:vAlign w:val="center"/>
+            <w:tcBorders>
+              <w:top w:val="single" w:sz="4" w:color="A6A6A6"/>
+              <w:left w:val="single" w:sz="4" w:color="A6A6A6"/>
+              <w:bottom w:val="single" w:sz="4" w:color="A6A6A6"/>
+              <w:right w:val="single" w:sz="4" w:color="A6A6A6"/>
+            </w:tcBorders>
+          </w:tcPr>
+          <w:p>
+            <w:pPr>
+              <w:spacing w:before="0" w:after="0" w:line="276" w:lineRule="auto"/>
+              <w:ind w:firstLine="0"/>
+              <w:jc w:val="left"/>
+            </w:pPr>
+            <w:r/>
+            <w:r>
+              <w:rPr>
+                <w:rFonts w:ascii="Times New Roman" w:hAnsi="Times New Roman" w:eastAsia="楷体"/>
+                <w:b w:val="0"/>
+                <w:color w:val="000000"/>
+                <w:sz w:val="18"/>
+              </w:rPr>
+              <w:t>潍坊市</w:t>
+            </w:r>
+          </w:p>
+        </w:tc>
+        <w:tc>
+          <w:tcPr>
+            <w:tcW w:type="dxa" w:w="1344"/>
+            <w:vAlign w:val="center"/>
+            <w:tcBorders>
+              <w:top w:val="single" w:sz="4" w:color="A6A6A6"/>
+              <w:left w:val="single" w:sz="4" w:color="A6A6A6"/>
+              <w:bottom w:val="single" w:sz="4" w:color="A6A6A6"/>
+              <w:right w:val="single" w:sz="4" w:color="A6A6A6"/>
+            </w:tcBorders>
+          </w:tcPr>
+          <w:p>
+            <w:pPr>
+              <w:spacing w:before="0" w:after="0" w:line="276" w:lineRule="auto"/>
+              <w:ind w:firstLine="0"/>
+              <w:jc w:val="center"/>
+            </w:pPr>
+            <w:r/>
+            <w:r>
+              <w:rPr>
+                <w:rFonts w:ascii="Times New Roman" w:hAnsi="Times New Roman" w:eastAsia="楷体"/>
+                <w:b w:val="0"/>
+                <w:color w:val="000000"/>
+                <w:sz w:val="18"/>
+              </w:rPr>
+              <w:t>8,587.36</w:t>
+            </w:r>
+          </w:p>
+        </w:tc>
+        <w:tc>
+          <w:tcPr>
+            <w:tcW w:type="dxa" w:w="1344"/>
+            <w:vAlign w:val="center"/>
+            <w:tcBorders>
+              <w:top w:val="single" w:sz="4" w:color="A6A6A6"/>
+              <w:left w:val="single" w:sz="4" w:color="A6A6A6"/>
+              <w:bottom w:val="single" w:sz="4" w:color="A6A6A6"/>
+              <w:right w:val="single" w:sz="4" w:color="A6A6A6"/>
+            </w:tcBorders>
+          </w:tcPr>
+          <w:p>
+            <w:pPr>
+              <w:spacing w:before="0" w:after="0" w:line="276" w:lineRule="auto"/>
+              <w:ind w:firstLine="0"/>
+              <w:jc w:val="center"/>
+            </w:pPr>
+            <w:r/>
+            <w:r>
+              <w:rPr>
+                <w:rFonts w:ascii="Times New Roman" w:hAnsi="Times New Roman" w:eastAsia="楷体"/>
+                <w:b w:val="0"/>
+                <w:color w:val="000000"/>
+                <w:sz w:val="18"/>
+              </w:rPr>
+              <w:t>9.20</w:t>
+            </w:r>
+          </w:p>
+        </w:tc>
+        <w:tc>
+          <w:tcPr>
+            <w:tcW w:type="dxa" w:w="1344"/>
+            <w:vAlign w:val="center"/>
+            <w:tcBorders>
+              <w:top w:val="single" w:sz="4" w:color="A6A6A6"/>
+              <w:left w:val="single" w:sz="4" w:color="A6A6A6"/>
+              <w:bottom w:val="single" w:sz="4" w:color="A6A6A6"/>
+              <w:right w:val="single" w:sz="4" w:color="A6A6A6"/>
+            </w:tcBorders>
+          </w:tcPr>
+          <w:p>
+            <w:pPr>
+              <w:spacing w:before="0" w:after="0" w:line="276" w:lineRule="auto"/>
+              <w:ind w:firstLine="0"/>
+              <w:jc w:val="center"/>
+            </w:pPr>
+            <w:r/>
+            <w:r>
+              <w:rPr>
+                <w:rFonts w:ascii="Times New Roman" w:hAnsi="Times New Roman" w:eastAsia="楷体"/>
+                <w:b w:val="0"/>
+                <w:color w:val="000000"/>
+                <w:sz w:val="18"/>
+              </w:rPr>
+              <w:t>5.50%</w:t>
+            </w:r>
+          </w:p>
+        </w:tc>
+        <w:tc>
+          <w:tcPr>
+            <w:tcW w:type="dxa" w:w="1344"/>
+            <w:vAlign w:val="center"/>
+            <w:tcBorders>
+              <w:top w:val="single" w:sz="4" w:color="A6A6A6"/>
+              <w:left w:val="single" w:sz="4" w:color="A6A6A6"/>
+              <w:bottom w:val="single" w:sz="4" w:color="A6A6A6"/>
+              <w:right w:val="single" w:sz="4" w:color="A6A6A6"/>
+            </w:tcBorders>
+          </w:tcPr>
+          <w:p>
+            <w:pPr>
+              <w:spacing w:before="0" w:after="0" w:line="276" w:lineRule="auto"/>
+              <w:ind w:firstLine="0"/>
+              <w:jc w:val="center"/>
+            </w:pPr>
+            <w:r/>
+            <w:r>
+              <w:rPr>
+                <w:rFonts w:ascii="Times New Roman" w:hAnsi="Times New Roman" w:eastAsia="楷体"/>
+                <w:b w:val="0"/>
+                <w:color w:val="000000"/>
+                <w:sz w:val="18"/>
+              </w:rPr>
+              <w:t>8.5:41.2:50.3</w:t>
+            </w:r>
+          </w:p>
+        </w:tc>
+        <w:tc>
+          <w:tcPr>
+            <w:tcW w:type="dxa" w:w="1344"/>
+            <w:vAlign w:val="center"/>
+            <w:tcBorders>
+              <w:top w:val="single" w:sz="4" w:color="A6A6A6"/>
+              <w:left w:val="single" w:sz="4" w:color="A6A6A6"/>
+              <w:bottom w:val="single" w:sz="4" w:color="A6A6A6"/>
+              <w:right w:val="single" w:sz="4" w:color="A6A6A6"/>
+            </w:tcBorders>
+          </w:tcPr>
+          <w:p>
+            <w:pPr>
+              <w:spacing w:before="0" w:after="0" w:line="276" w:lineRule="auto"/>
+              <w:ind w:firstLine="0"/>
+              <w:jc w:val="center"/>
+            </w:pPr>
+            <w:r/>
+            <w:r>
+              <w:rPr>
+                <w:rFonts w:ascii="Times New Roman" w:hAnsi="Times New Roman" w:eastAsia="楷体"/>
+                <w:b w:val="0"/>
+                <w:color w:val="000000"/>
+                <w:sz w:val="18"/>
+              </w:rPr>
+              <w:t>630.52</w:t>
+            </w:r>
+          </w:p>
+        </w:tc>
+        <w:tc>
+          <w:tcPr>
+            <w:tcW w:type="dxa" w:w="1344"/>
+            <w:vAlign w:val="center"/>
+            <w:tcBorders>
+              <w:top w:val="single" w:sz="4" w:color="A6A6A6"/>
+              <w:left w:val="single" w:sz="4" w:color="A6A6A6"/>
+              <w:bottom w:val="single" w:sz="4" w:color="A6A6A6"/>
+              <w:right w:val="single" w:sz="4" w:color="A6A6A6"/>
+            </w:tcBorders>
+          </w:tcPr>
+          <w:p>
+            <w:pPr>
+              <w:spacing w:before="0" w:after="0" w:line="276" w:lineRule="auto"/>
+              <w:ind w:firstLine="0"/>
+              <w:jc w:val="center"/>
+            </w:pPr>
+            <w:r/>
+            <w:r>
+              <w:rPr>
+                <w:rFonts w:ascii="Times New Roman" w:hAnsi="Times New Roman" w:eastAsia="楷体"/>
+                <w:b w:val="0"/>
+                <w:color w:val="000000"/>
+                <w:sz w:val="18"/>
+              </w:rPr>
+              <w:t>927.12</w:t>
+            </w:r>
+          </w:p>
+        </w:tc>
+      </w:tr>
+      <w:tr>
+        <w:tc>
+          <w:tcPr>
+            <w:tcW w:type="dxa" w:w="1344"/>
+            <w:vAlign w:val="center"/>
+            <w:tcBorders>
+              <w:top w:val="single" w:sz="4" w:color="A6A6A6"/>
+              <w:left w:val="single" w:sz="4" w:color="A6A6A6"/>
+              <w:bottom w:val="single" w:sz="4" w:color="A6A6A6"/>
+              <w:right w:val="single" w:sz="4" w:color="A6A6A6"/>
+            </w:tcBorders>
+          </w:tcPr>
+          <w:p>
+            <w:pPr>
+              <w:spacing w:before="0" w:after="0" w:line="276" w:lineRule="auto"/>
+              <w:ind w:firstLine="0"/>
+              <w:jc w:val="left"/>
+            </w:pPr>
+            <w:r/>
+            <w:r>
+              <w:rPr>
+                <w:rFonts w:ascii="Times New Roman" w:hAnsi="Times New Roman" w:eastAsia="楷体"/>
+                <w:b w:val="0"/>
+                <w:color w:val="000000"/>
+                <w:sz w:val="18"/>
+              </w:rPr>
+              <w:t>临沂市</w:t>
+            </w:r>
+          </w:p>
+        </w:tc>
+        <w:tc>
+          <w:tcPr>
+            <w:tcW w:type="dxa" w:w="1344"/>
+            <w:vAlign w:val="center"/>
+            <w:tcBorders>
+              <w:top w:val="single" w:sz="4" w:color="A6A6A6"/>
+              <w:left w:val="single" w:sz="4" w:color="A6A6A6"/>
+              <w:bottom w:val="single" w:sz="4" w:color="A6A6A6"/>
+              <w:right w:val="single" w:sz="4" w:color="A6A6A6"/>
+            </w:tcBorders>
+          </w:tcPr>
+          <w:p>
+            <w:pPr>
+              <w:spacing w:before="0" w:after="0" w:line="276" w:lineRule="auto"/>
+              <w:ind w:firstLine="0"/>
+              <w:jc w:val="center"/>
+            </w:pPr>
+            <w:r/>
+            <w:r>
+              <w:rPr>
+                <w:rFonts w:ascii="Times New Roman" w:hAnsi="Times New Roman" w:eastAsia="楷体"/>
+                <w:b w:val="0"/>
+                <w:color w:val="000000"/>
+                <w:sz w:val="18"/>
+              </w:rPr>
+              <w:t>6,862.20</w:t>
             </w:r>
           </w:p>
         </w:tc>
@@ -859,7 +1269,7 @@
                 <w:color w:val="000000"/>
                 <w:sz w:val="18"/>
               </w:rPr>
-              <w:t>5.50%</w:t>
+              <w:t>5.40%</w:t>
             </w:r>
           </w:p>
         </w:tc>
@@ -888,7 +1298,7 @@
                 <w:color w:val="000000"/>
                 <w:sz w:val="18"/>
               </w:rPr>
-              <w:t>13:35:52</w:t>
+              <w:t xml:space="preserve"> </w:t>
             </w:r>
           </w:p>
         </w:tc>
@@ -917,7 +1327,7 @@
                 <w:color w:val="000000"/>
                 <w:sz w:val="18"/>
               </w:rPr>
-              <w:t>153.95</w:t>
+              <w:t>482.57</w:t>
             </w:r>
           </w:p>
         </w:tc>
@@ -977,7 +1387,7 @@
                 <w:color w:val="000000"/>
                 <w:sz w:val="18"/>
               </w:rPr>
-              <w:t>玉溪市</w:t>
+              <w:t>济宁市</w:t>
             </w:r>
           </w:p>
         </w:tc>
@@ -1006,7 +1416,7 @@
                 <w:color w:val="000000"/>
                 <w:sz w:val="18"/>
               </w:rPr>
-              <w:t>2,688.30</w:t>
+              <w:t>6,128.10</w:t>
             </w:r>
           </w:p>
         </w:tc>
@@ -1035,7 +1445,7 @@
                 <w:color w:val="000000"/>
                 <w:sz w:val="18"/>
               </w:rPr>
-              <w:t>11.89</w:t>
+              <w:t>7.54</w:t>
             </w:r>
           </w:p>
         </w:tc>
@@ -1064,7 +1474,7 @@
                 <w:color w:val="000000"/>
                 <w:sz w:val="18"/>
               </w:rPr>
-              <w:t>4.40%</w:t>
+              <w:t>5.80%</w:t>
             </w:r>
           </w:p>
         </w:tc>
@@ -1093,7 +1503,7 @@
                 <w:color w:val="000000"/>
                 <w:sz w:val="18"/>
               </w:rPr>
-              <w:t>9.66:41.36:48.98</w:t>
+              <w:t>10.6:36.2:53.2</w:t>
             </w:r>
           </w:p>
         </w:tc>
@@ -1122,7 +1532,7 @@
                 <w:color w:val="000000"/>
                 <w:sz w:val="18"/>
               </w:rPr>
-              <w:t>148.21</w:t>
+              <w:t>502.72</w:t>
             </w:r>
           </w:p>
         </w:tc>
@@ -1151,7 +1561,7 @@
                 <w:color w:val="000000"/>
                 <w:sz w:val="18"/>
               </w:rPr>
-              <w:t>225.50</w:t>
+              <w:t>812.93</w:t>
             </w:r>
           </w:p>
         </w:tc>
@@ -1182,7 +1592,7 @@
                 <w:color w:val="000000"/>
                 <w:sz w:val="18"/>
               </w:rPr>
-              <w:t>昭通市</w:t>
+              <w:t>淄博市</w:t>
             </w:r>
           </w:p>
         </w:tc>
@@ -1211,7 +1621,7 @@
                 <w:color w:val="000000"/>
                 <w:sz w:val="18"/>
               </w:rPr>
-              <w:t>2,103.40</w:t>
+              <w:t>5,088.89</w:t>
             </w:r>
           </w:p>
         </w:tc>
@@ -1240,7 +1650,7 @@
                 <w:color w:val="000000"/>
                 <w:sz w:val="18"/>
               </w:rPr>
-              <w:t>4.38</w:t>
+              <w:t>10.80</w:t>
             </w:r>
           </w:p>
         </w:tc>
@@ -1269,7 +1679,7 @@
                 <w:color w:val="000000"/>
                 <w:sz w:val="18"/>
               </w:rPr>
-              <w:t>4.60%</w:t>
+              <w:t>5.60%</w:t>
             </w:r>
           </w:p>
         </w:tc>
@@ -1298,7 +1708,7 @@
                 <w:color w:val="000000"/>
                 <w:sz w:val="18"/>
               </w:rPr>
-              <w:t>12.7:38.2:49.1</w:t>
+              <w:t>4:45.6:50.4</w:t>
             </w:r>
           </w:p>
         </w:tc>
@@ -1327,7 +1737,7 @@
                 <w:color w:val="000000"/>
                 <w:sz w:val="18"/>
               </w:rPr>
-              <w:t>120.19</w:t>
+              <w:t>419.73</w:t>
             </w:r>
           </w:p>
         </w:tc>
@@ -1356,7 +1766,7 @@
                 <w:color w:val="000000"/>
                 <w:sz w:val="18"/>
               </w:rPr>
-              <w:t>479.20</w:t>
+              <w:t>460.64</w:t>
             </w:r>
           </w:p>
         </w:tc>
@@ -1387,7 +1797,7 @@
                 <w:color w:val="000000"/>
                 <w:sz w:val="18"/>
               </w:rPr>
-              <w:t>大理白族自治州</w:t>
+              <w:t>菏泽市</w:t>
             </w:r>
           </w:p>
         </w:tc>
@@ -1416,7 +1826,7 @@
                 <w:color w:val="000000"/>
                 <w:sz w:val="18"/>
               </w:rPr>
-              <w:t>2,087.51</w:t>
+              <w:t>4,937.40</w:t>
             </w:r>
           </w:p>
         </w:tc>
@@ -1445,622 +1855,7 @@
                 <w:color w:val="000000"/>
                 <w:sz w:val="18"/>
               </w:rPr>
-              <w:t>6.27</w:t>
-            </w:r>
-          </w:p>
-        </w:tc>
-        <w:tc>
-          <w:tcPr>
-            <w:tcW w:type="dxa" w:w="1344"/>
-            <w:vAlign w:val="center"/>
-            <w:tcBorders>
-              <w:top w:val="single" w:sz="4" w:color="A6A6A6"/>
-              <w:left w:val="single" w:sz="4" w:color="A6A6A6"/>
-              <w:bottom w:val="single" w:sz="4" w:color="A6A6A6"/>
-              <w:right w:val="single" w:sz="4" w:color="A6A6A6"/>
-            </w:tcBorders>
-          </w:tcPr>
-          <w:p>
-            <w:pPr>
-              <w:spacing w:before="0" w:after="0" w:line="276" w:lineRule="auto"/>
-              <w:ind w:firstLine="0"/>
-              <w:jc w:val="center"/>
-            </w:pPr>
-            <w:r/>
-            <w:r>
-              <w:rPr>
-                <w:rFonts w:ascii="Times New Roman" w:hAnsi="Times New Roman" w:eastAsia="楷体"/>
-                <w:b w:val="0"/>
-                <w:color w:val="000000"/>
-                <w:sz w:val="18"/>
-              </w:rPr>
-              <w:t>4.10%</w:t>
-            </w:r>
-          </w:p>
-        </w:tc>
-        <w:tc>
-          <w:tcPr>
-            <w:tcW w:type="dxa" w:w="1344"/>
-            <w:vAlign w:val="center"/>
-            <w:tcBorders>
-              <w:top w:val="single" w:sz="4" w:color="A6A6A6"/>
-              <w:left w:val="single" w:sz="4" w:color="A6A6A6"/>
-              <w:bottom w:val="single" w:sz="4" w:color="A6A6A6"/>
-              <w:right w:val="single" w:sz="4" w:color="A6A6A6"/>
-            </w:tcBorders>
-          </w:tcPr>
-          <w:p>
-            <w:pPr>
-              <w:spacing w:before="0" w:after="0" w:line="276" w:lineRule="auto"/>
-              <w:ind w:firstLine="0"/>
-              <w:jc w:val="center"/>
-            </w:pPr>
-            <w:r/>
-            <w:r>
-              <w:rPr>
-                <w:rFonts w:ascii="Times New Roman" w:hAnsi="Times New Roman" w:eastAsia="楷体"/>
-                <w:b w:val="0"/>
-                <w:color w:val="000000"/>
-                <w:sz w:val="18"/>
-              </w:rPr>
-              <w:t>20.3:27.9:51.8</w:t>
-            </w:r>
-          </w:p>
-        </w:tc>
-        <w:tc>
-          <w:tcPr>
-            <w:tcW w:type="dxa" w:w="1344"/>
-            <w:vAlign w:val="center"/>
-            <w:tcBorders>
-              <w:top w:val="single" w:sz="4" w:color="A6A6A6"/>
-              <w:left w:val="single" w:sz="4" w:color="A6A6A6"/>
-              <w:bottom w:val="single" w:sz="4" w:color="A6A6A6"/>
-              <w:right w:val="single" w:sz="4" w:color="A6A6A6"/>
-            </w:tcBorders>
-          </w:tcPr>
-          <w:p>
-            <w:pPr>
-              <w:spacing w:before="0" w:after="0" w:line="276" w:lineRule="auto"/>
-              <w:ind w:firstLine="0"/>
-              <w:jc w:val="center"/>
-            </w:pPr>
-            <w:r/>
-            <w:r>
-              <w:rPr>
-                <w:rFonts w:ascii="Times New Roman" w:hAnsi="Times New Roman" w:eastAsia="楷体"/>
-                <w:b w:val="0"/>
-                <w:color w:val="000000"/>
-                <w:sz w:val="18"/>
-              </w:rPr>
-              <w:t>108.02</w:t>
-            </w:r>
-          </w:p>
-        </w:tc>
-        <w:tc>
-          <w:tcPr>
-            <w:tcW w:type="dxa" w:w="1344"/>
-            <w:vAlign w:val="center"/>
-            <w:tcBorders>
-              <w:top w:val="single" w:sz="4" w:color="A6A6A6"/>
-              <w:left w:val="single" w:sz="4" w:color="A6A6A6"/>
-              <w:bottom w:val="single" w:sz="4" w:color="A6A6A6"/>
-              <w:right w:val="single" w:sz="4" w:color="A6A6A6"/>
-            </w:tcBorders>
-          </w:tcPr>
-          <w:p>
-            <w:pPr>
-              <w:spacing w:before="0" w:after="0" w:line="276" w:lineRule="auto"/>
-              <w:ind w:firstLine="0"/>
-              <w:jc w:val="center"/>
-            </w:pPr>
-            <w:r/>
-            <w:r>
-              <w:rPr>
-                <w:rFonts w:ascii="Times New Roman" w:hAnsi="Times New Roman" w:eastAsia="楷体"/>
-                <w:b w:val="0"/>
-                <w:color w:val="000000"/>
-                <w:sz w:val="18"/>
-              </w:rPr>
-              <w:t>332.10</w:t>
-            </w:r>
-          </w:p>
-        </w:tc>
-      </w:tr>
-      <w:tr>
-        <w:tc>
-          <w:tcPr>
-            <w:tcW w:type="dxa" w:w="1344"/>
-            <w:vAlign w:val="center"/>
-            <w:tcBorders>
-              <w:top w:val="single" w:sz="4" w:color="A6A6A6"/>
-              <w:left w:val="single" w:sz="4" w:color="A6A6A6"/>
-              <w:bottom w:val="single" w:sz="4" w:color="A6A6A6"/>
-              <w:right w:val="single" w:sz="4" w:color="A6A6A6"/>
-            </w:tcBorders>
-          </w:tcPr>
-          <w:p>
-            <w:pPr>
-              <w:spacing w:before="0" w:after="0" w:line="276" w:lineRule="auto"/>
-              <w:ind w:firstLine="0"/>
-              <w:jc w:val="left"/>
-            </w:pPr>
-            <w:r/>
-            <w:r>
-              <w:rPr>
-                <w:rFonts w:ascii="Times New Roman" w:hAnsi="Times New Roman" w:eastAsia="楷体"/>
-                <w:b w:val="0"/>
-                <w:color w:val="000000"/>
-                <w:sz w:val="18"/>
-              </w:rPr>
-              <w:t>楚雄彝族自治州</w:t>
-            </w:r>
-          </w:p>
-        </w:tc>
-        <w:tc>
-          <w:tcPr>
-            <w:tcW w:type="dxa" w:w="1344"/>
-            <w:vAlign w:val="center"/>
-            <w:tcBorders>
-              <w:top w:val="single" w:sz="4" w:color="A6A6A6"/>
-              <w:left w:val="single" w:sz="4" w:color="A6A6A6"/>
-              <w:bottom w:val="single" w:sz="4" w:color="A6A6A6"/>
-              <w:right w:val="single" w:sz="4" w:color="A6A6A6"/>
-            </w:tcBorders>
-          </w:tcPr>
-          <w:p>
-            <w:pPr>
-              <w:spacing w:before="0" w:after="0" w:line="276" w:lineRule="auto"/>
-              <w:ind w:firstLine="0"/>
-              <w:jc w:val="center"/>
-            </w:pPr>
-            <w:r/>
-            <w:r>
-              <w:rPr>
-                <w:rFonts w:ascii="Times New Roman" w:hAnsi="Times New Roman" w:eastAsia="楷体"/>
-                <w:b w:val="0"/>
-                <w:color w:val="000000"/>
-                <w:sz w:val="18"/>
-              </w:rPr>
-              <w:t>2,040.17</w:t>
-            </w:r>
-          </w:p>
-        </w:tc>
-        <w:tc>
-          <w:tcPr>
-            <w:tcW w:type="dxa" w:w="1344"/>
-            <w:vAlign w:val="center"/>
-            <w:tcBorders>
-              <w:top w:val="single" w:sz="4" w:color="A6A6A6"/>
-              <w:left w:val="single" w:sz="4" w:color="A6A6A6"/>
-              <w:bottom w:val="single" w:sz="4" w:color="A6A6A6"/>
-              <w:right w:val="single" w:sz="4" w:color="A6A6A6"/>
-            </w:tcBorders>
-          </w:tcPr>
-          <w:p>
-            <w:pPr>
-              <w:spacing w:before="0" w:after="0" w:line="276" w:lineRule="auto"/>
-              <w:ind w:firstLine="0"/>
-              <w:jc w:val="center"/>
-            </w:pPr>
-            <w:r/>
-            <w:r>
-              <w:rPr>
-                <w:rFonts w:ascii="Times New Roman" w:hAnsi="Times New Roman" w:eastAsia="楷体"/>
-                <w:b w:val="0"/>
-                <w:color w:val="000000"/>
-                <w:sz w:val="18"/>
-              </w:rPr>
-              <w:t>8.77</w:t>
-            </w:r>
-          </w:p>
-        </w:tc>
-        <w:tc>
-          <w:tcPr>
-            <w:tcW w:type="dxa" w:w="1344"/>
-            <w:vAlign w:val="center"/>
-            <w:tcBorders>
-              <w:top w:val="single" w:sz="4" w:color="A6A6A6"/>
-              <w:left w:val="single" w:sz="4" w:color="A6A6A6"/>
-              <w:bottom w:val="single" w:sz="4" w:color="A6A6A6"/>
-              <w:right w:val="single" w:sz="4" w:color="A6A6A6"/>
-            </w:tcBorders>
-          </w:tcPr>
-          <w:p>
-            <w:pPr>
-              <w:spacing w:before="0" w:after="0" w:line="276" w:lineRule="auto"/>
-              <w:ind w:firstLine="0"/>
-              <w:jc w:val="center"/>
-            </w:pPr>
-            <w:r/>
-            <w:r>
-              <w:rPr>
-                <w:rFonts w:ascii="Times New Roman" w:hAnsi="Times New Roman" w:eastAsia="楷体"/>
-                <w:b w:val="0"/>
-                <w:color w:val="000000"/>
-                <w:sz w:val="18"/>
-              </w:rPr>
-              <w:t>2.00%</w:t>
-            </w:r>
-          </w:p>
-        </w:tc>
-        <w:tc>
-          <w:tcPr>
-            <w:tcW w:type="dxa" w:w="1344"/>
-            <w:vAlign w:val="center"/>
-            <w:tcBorders>
-              <w:top w:val="single" w:sz="4" w:color="A6A6A6"/>
-              <w:left w:val="single" w:sz="4" w:color="A6A6A6"/>
-              <w:bottom w:val="single" w:sz="4" w:color="A6A6A6"/>
-              <w:right w:val="single" w:sz="4" w:color="A6A6A6"/>
-            </w:tcBorders>
-          </w:tcPr>
-          <w:p>
-            <w:pPr>
-              <w:spacing w:before="0" w:after="0" w:line="276" w:lineRule="auto"/>
-              <w:ind w:firstLine="0"/>
-              <w:jc w:val="center"/>
-            </w:pPr>
-            <w:r/>
-            <w:r>
-              <w:rPr>
-                <w:rFonts w:ascii="Times New Roman" w:hAnsi="Times New Roman" w:eastAsia="楷体"/>
-                <w:b w:val="0"/>
-                <w:color w:val="000000"/>
-                <w:sz w:val="18"/>
-              </w:rPr>
-              <w:t>18.1:38.6:43.3</w:t>
-            </w:r>
-          </w:p>
-        </w:tc>
-        <w:tc>
-          <w:tcPr>
-            <w:tcW w:type="dxa" w:w="1344"/>
-            <w:vAlign w:val="center"/>
-            <w:tcBorders>
-              <w:top w:val="single" w:sz="4" w:color="A6A6A6"/>
-              <w:left w:val="single" w:sz="4" w:color="A6A6A6"/>
-              <w:bottom w:val="single" w:sz="4" w:color="A6A6A6"/>
-              <w:right w:val="single" w:sz="4" w:color="A6A6A6"/>
-            </w:tcBorders>
-          </w:tcPr>
-          <w:p>
-            <w:pPr>
-              <w:spacing w:before="0" w:after="0" w:line="276" w:lineRule="auto"/>
-              <w:ind w:firstLine="0"/>
-              <w:jc w:val="center"/>
-            </w:pPr>
-            <w:r/>
-            <w:r>
-              <w:rPr>
-                <w:rFonts w:ascii="Times New Roman" w:hAnsi="Times New Roman" w:eastAsia="楷体"/>
-                <w:b w:val="0"/>
-                <w:color w:val="000000"/>
-                <w:sz w:val="18"/>
-              </w:rPr>
-              <w:t>107.20</w:t>
-            </w:r>
-          </w:p>
-        </w:tc>
-        <w:tc>
-          <w:tcPr>
-            <w:tcW w:type="dxa" w:w="1344"/>
-            <w:vAlign w:val="center"/>
-            <w:tcBorders>
-              <w:top w:val="single" w:sz="4" w:color="A6A6A6"/>
-              <w:left w:val="single" w:sz="4" w:color="A6A6A6"/>
-              <w:bottom w:val="single" w:sz="4" w:color="A6A6A6"/>
-              <w:right w:val="single" w:sz="4" w:color="A6A6A6"/>
-            </w:tcBorders>
-          </w:tcPr>
-          <w:p>
-            <w:pPr>
-              <w:spacing w:before="0" w:after="0" w:line="276" w:lineRule="auto"/>
-              <w:ind w:firstLine="0"/>
-              <w:jc w:val="center"/>
-            </w:pPr>
-            <w:r/>
-            <w:r>
-              <w:rPr>
-                <w:rFonts w:ascii="Times New Roman" w:hAnsi="Times New Roman" w:eastAsia="楷体"/>
-                <w:b w:val="0"/>
-                <w:color w:val="000000"/>
-                <w:sz w:val="18"/>
-              </w:rPr>
-              <w:t>232.40</w:t>
-            </w:r>
-          </w:p>
-        </w:tc>
-      </w:tr>
-      <w:tr>
-        <w:tc>
-          <w:tcPr>
-            <w:tcW w:type="dxa" w:w="1344"/>
-            <w:vAlign w:val="center"/>
-            <w:tcBorders>
-              <w:top w:val="single" w:sz="4" w:color="A6A6A6"/>
-              <w:left w:val="single" w:sz="4" w:color="A6A6A6"/>
-              <w:bottom w:val="single" w:sz="4" w:color="A6A6A6"/>
-              <w:right w:val="single" w:sz="4" w:color="A6A6A6"/>
-            </w:tcBorders>
-          </w:tcPr>
-          <w:p>
-            <w:pPr>
-              <w:spacing w:before="0" w:after="0" w:line="276" w:lineRule="auto"/>
-              <w:ind w:firstLine="0"/>
-              <w:jc w:val="left"/>
-            </w:pPr>
-            <w:r/>
-            <w:r>
-              <w:rPr>
-                <w:rFonts w:ascii="Times New Roman" w:hAnsi="Times New Roman" w:eastAsia="楷体"/>
-                <w:b w:val="0"/>
-                <w:color w:val="000000"/>
-                <w:sz w:val="18"/>
-              </w:rPr>
-              <w:t>文山壮族苗族自治州</w:t>
-            </w:r>
-          </w:p>
-        </w:tc>
-        <w:tc>
-          <w:tcPr>
-            <w:tcW w:type="dxa" w:w="1344"/>
-            <w:vAlign w:val="center"/>
-            <w:tcBorders>
-              <w:top w:val="single" w:sz="4" w:color="A6A6A6"/>
-              <w:left w:val="single" w:sz="4" w:color="A6A6A6"/>
-              <w:bottom w:val="single" w:sz="4" w:color="A6A6A6"/>
-              <w:right w:val="single" w:sz="4" w:color="A6A6A6"/>
-            </w:tcBorders>
-          </w:tcPr>
-          <w:p>
-            <w:pPr>
-              <w:spacing w:before="0" w:after="0" w:line="276" w:lineRule="auto"/>
-              <w:ind w:firstLine="0"/>
-              <w:jc w:val="center"/>
-            </w:pPr>
-            <w:r/>
-            <w:r>
-              <w:rPr>
-                <w:rFonts w:ascii="Times New Roman" w:hAnsi="Times New Roman" w:eastAsia="楷体"/>
-                <w:b w:val="0"/>
-                <w:color w:val="000000"/>
-                <w:sz w:val="18"/>
-              </w:rPr>
-              <w:t>1,632.64</w:t>
-            </w:r>
-          </w:p>
-        </w:tc>
-        <w:tc>
-          <w:tcPr>
-            <w:tcW w:type="dxa" w:w="1344"/>
-            <w:vAlign w:val="center"/>
-            <w:tcBorders>
-              <w:top w:val="single" w:sz="4" w:color="A6A6A6"/>
-              <w:left w:val="single" w:sz="4" w:color="A6A6A6"/>
-              <w:bottom w:val="single" w:sz="4" w:color="A6A6A6"/>
-              <w:right w:val="single" w:sz="4" w:color="A6A6A6"/>
-            </w:tcBorders>
-          </w:tcPr>
-          <w:p>
-            <w:pPr>
-              <w:spacing w:before="0" w:after="0" w:line="276" w:lineRule="auto"/>
-              <w:ind w:firstLine="0"/>
-              <w:jc w:val="center"/>
-            </w:pPr>
-            <w:r/>
-            <w:r>
-              <w:rPr>
-                <w:rFonts w:ascii="Times New Roman" w:hAnsi="Times New Roman" w:eastAsia="楷体"/>
-                <w:b w:val="0"/>
-                <w:color w:val="000000"/>
-                <w:sz w:val="18"/>
-              </w:rPr>
-              <w:t>4.85</w:t>
-            </w:r>
-          </w:p>
-        </w:tc>
-        <w:tc>
-          <w:tcPr>
-            <w:tcW w:type="dxa" w:w="1344"/>
-            <w:vAlign w:val="center"/>
-            <w:tcBorders>
-              <w:top w:val="single" w:sz="4" w:color="A6A6A6"/>
-              <w:left w:val="single" w:sz="4" w:color="A6A6A6"/>
-              <w:bottom w:val="single" w:sz="4" w:color="A6A6A6"/>
-              <w:right w:val="single" w:sz="4" w:color="A6A6A6"/>
-            </w:tcBorders>
-          </w:tcPr>
-          <w:p>
-            <w:pPr>
-              <w:spacing w:before="0" w:after="0" w:line="276" w:lineRule="auto"/>
-              <w:ind w:firstLine="0"/>
-              <w:jc w:val="center"/>
-            </w:pPr>
-            <w:r/>
-            <w:r>
-              <w:rPr>
-                <w:rFonts w:ascii="Times New Roman" w:hAnsi="Times New Roman" w:eastAsia="楷体"/>
-                <w:b w:val="0"/>
-                <w:color w:val="000000"/>
-                <w:sz w:val="18"/>
-              </w:rPr>
-              <w:t>5.30%</w:t>
-            </w:r>
-          </w:p>
-        </w:tc>
-        <w:tc>
-          <w:tcPr>
-            <w:tcW w:type="dxa" w:w="1344"/>
-            <w:vAlign w:val="center"/>
-            <w:tcBorders>
-              <w:top w:val="single" w:sz="4" w:color="A6A6A6"/>
-              <w:left w:val="single" w:sz="4" w:color="A6A6A6"/>
-              <w:bottom w:val="single" w:sz="4" w:color="A6A6A6"/>
-              <w:right w:val="single" w:sz="4" w:color="A6A6A6"/>
-            </w:tcBorders>
-          </w:tcPr>
-          <w:p>
-            <w:pPr>
-              <w:spacing w:before="0" w:after="0" w:line="276" w:lineRule="auto"/>
-              <w:ind w:firstLine="0"/>
-              <w:jc w:val="center"/>
-            </w:pPr>
-            <w:r/>
-            <w:r>
-              <w:rPr>
-                <w:rFonts w:ascii="Times New Roman" w:hAnsi="Times New Roman" w:eastAsia="楷体"/>
-                <w:b w:val="0"/>
-                <w:color w:val="000000"/>
-                <w:sz w:val="18"/>
-              </w:rPr>
-              <w:t>16.7:36:47.3</w:t>
-            </w:r>
-          </w:p>
-        </w:tc>
-        <w:tc>
-          <w:tcPr>
-            <w:tcW w:type="dxa" w:w="1344"/>
-            <w:vAlign w:val="center"/>
-            <w:tcBorders>
-              <w:top w:val="single" w:sz="4" w:color="A6A6A6"/>
-              <w:left w:val="single" w:sz="4" w:color="A6A6A6"/>
-              <w:bottom w:val="single" w:sz="4" w:color="A6A6A6"/>
-              <w:right w:val="single" w:sz="4" w:color="A6A6A6"/>
-            </w:tcBorders>
-          </w:tcPr>
-          <w:p>
-            <w:pPr>
-              <w:spacing w:before="0" w:after="0" w:line="276" w:lineRule="auto"/>
-              <w:ind w:firstLine="0"/>
-              <w:jc w:val="center"/>
-            </w:pPr>
-            <w:r/>
-            <w:r>
-              <w:rPr>
-                <w:rFonts w:ascii="Times New Roman" w:hAnsi="Times New Roman" w:eastAsia="楷体"/>
-                <w:b w:val="0"/>
-                <w:color w:val="000000"/>
-                <w:sz w:val="18"/>
-              </w:rPr>
-              <w:t>74.12</w:t>
-            </w:r>
-          </w:p>
-        </w:tc>
-        <w:tc>
-          <w:tcPr>
-            <w:tcW w:type="dxa" w:w="1344"/>
-            <w:vAlign w:val="center"/>
-            <w:tcBorders>
-              <w:top w:val="single" w:sz="4" w:color="A6A6A6"/>
-              <w:left w:val="single" w:sz="4" w:color="A6A6A6"/>
-              <w:bottom w:val="single" w:sz="4" w:color="A6A6A6"/>
-              <w:right w:val="single" w:sz="4" w:color="A6A6A6"/>
-            </w:tcBorders>
-          </w:tcPr>
-          <w:p>
-            <w:pPr>
-              <w:spacing w:before="0" w:after="0" w:line="276" w:lineRule="auto"/>
-              <w:ind w:firstLine="0"/>
-              <w:jc w:val="center"/>
-            </w:pPr>
-            <w:r/>
-            <w:r>
-              <w:rPr>
-                <w:rFonts w:ascii="Times New Roman" w:hAnsi="Times New Roman" w:eastAsia="楷体"/>
-                <w:b w:val="0"/>
-                <w:color w:val="000000"/>
-                <w:sz w:val="18"/>
-              </w:rPr>
-              <w:t>335.40</w:t>
-            </w:r>
-          </w:p>
-        </w:tc>
-      </w:tr>
-      <w:tr>
-        <w:tc>
-          <w:tcPr>
-            <w:tcW w:type="dxa" w:w="1344"/>
-            <w:vAlign w:val="center"/>
-            <w:tcBorders>
-              <w:top w:val="single" w:sz="4" w:color="A6A6A6"/>
-              <w:left w:val="single" w:sz="4" w:color="A6A6A6"/>
-              <w:bottom w:val="single" w:sz="4" w:color="A6A6A6"/>
-              <w:right w:val="single" w:sz="4" w:color="A6A6A6"/>
-            </w:tcBorders>
-          </w:tcPr>
-          <w:p>
-            <w:pPr>
-              <w:spacing w:before="0" w:after="0" w:line="276" w:lineRule="auto"/>
-              <w:ind w:firstLine="0"/>
-              <w:jc w:val="left"/>
-            </w:pPr>
-            <w:r/>
-            <w:r>
-              <w:rPr>
-                <w:rFonts w:ascii="Times New Roman" w:hAnsi="Times New Roman" w:eastAsia="楷体"/>
-                <w:b w:val="0"/>
-                <w:color w:val="000000"/>
-                <w:sz w:val="18"/>
-              </w:rPr>
-              <w:t>保山市</w:t>
-            </w:r>
-          </w:p>
-        </w:tc>
-        <w:tc>
-          <w:tcPr>
-            <w:tcW w:type="dxa" w:w="1344"/>
-            <w:vAlign w:val="center"/>
-            <w:tcBorders>
-              <w:top w:val="single" w:sz="4" w:color="A6A6A6"/>
-              <w:left w:val="single" w:sz="4" w:color="A6A6A6"/>
-              <w:bottom w:val="single" w:sz="4" w:color="A6A6A6"/>
-              <w:right w:val="single" w:sz="4" w:color="A6A6A6"/>
-            </w:tcBorders>
-          </w:tcPr>
-          <w:p>
-            <w:pPr>
-              <w:spacing w:before="0" w:after="0" w:line="276" w:lineRule="auto"/>
-              <w:ind w:firstLine="0"/>
-              <w:jc w:val="center"/>
-            </w:pPr>
-            <w:r/>
-            <w:r>
-              <w:rPr>
-                <w:rFonts w:ascii="Times New Roman" w:hAnsi="Times New Roman" w:eastAsia="楷体"/>
-                <w:b w:val="0"/>
-                <w:color w:val="000000"/>
-                <w:sz w:val="18"/>
-              </w:rPr>
-              <w:t>1,347.01</w:t>
-            </w:r>
-          </w:p>
-        </w:tc>
-        <w:tc>
-          <w:tcPr>
-            <w:tcW w:type="dxa" w:w="1344"/>
-            <w:vAlign w:val="center"/>
-            <w:tcBorders>
-              <w:top w:val="single" w:sz="4" w:color="A6A6A6"/>
-              <w:left w:val="single" w:sz="4" w:color="A6A6A6"/>
-              <w:bottom w:val="single" w:sz="4" w:color="A6A6A6"/>
-              <w:right w:val="single" w:sz="4" w:color="A6A6A6"/>
-            </w:tcBorders>
-          </w:tcPr>
-          <w:p>
-            <w:pPr>
-              <w:spacing w:before="0" w:after="0" w:line="276" w:lineRule="auto"/>
-              <w:ind w:firstLine="0"/>
-              <w:jc w:val="center"/>
-            </w:pPr>
-            <w:r/>
-            <w:r>
-              <w:rPr>
-                <w:rFonts w:ascii="Times New Roman" w:hAnsi="Times New Roman" w:eastAsia="楷体"/>
-                <w:b w:val="0"/>
-                <w:color w:val="000000"/>
-                <w:sz w:val="18"/>
-              </w:rPr>
-              <w:t>5.67</w:t>
+              <w:t>—</w:t>
             </w:r>
           </w:p>
         </w:tc>
@@ -2118,7 +1913,7 @@
                 <w:color w:val="000000"/>
                 <w:sz w:val="18"/>
               </w:rPr>
-              <w:t>22.3:32.3:45.4</w:t>
+              <w:t xml:space="preserve"> </w:t>
             </w:r>
           </w:p>
         </w:tc>
@@ -2147,827 +1942,7 @@
                 <w:color w:val="000000"/>
                 <w:sz w:val="18"/>
               </w:rPr>
-              <w:t>65.42</w:t>
-            </w:r>
-          </w:p>
-        </w:tc>
-        <w:tc>
-          <w:tcPr>
-            <w:tcW w:type="dxa" w:w="1344"/>
-            <w:vAlign w:val="center"/>
-            <w:tcBorders>
-              <w:top w:val="single" w:sz="4" w:color="A6A6A6"/>
-              <w:left w:val="single" w:sz="4" w:color="A6A6A6"/>
-              <w:bottom w:val="single" w:sz="4" w:color="A6A6A6"/>
-              <w:right w:val="single" w:sz="4" w:color="A6A6A6"/>
-            </w:tcBorders>
-          </w:tcPr>
-          <w:p>
-            <w:pPr>
-              <w:spacing w:before="0" w:after="0" w:line="276" w:lineRule="auto"/>
-              <w:ind w:firstLine="0"/>
-              <w:jc w:val="center"/>
-            </w:pPr>
-            <w:r/>
-            <w:r>
-              <w:rPr>
-                <w:rFonts w:ascii="Times New Roman" w:hAnsi="Times New Roman" w:eastAsia="楷体"/>
-                <w:b w:val="0"/>
-                <w:color w:val="000000"/>
-                <w:sz w:val="18"/>
-              </w:rPr>
-              <w:t>237.40</w:t>
-            </w:r>
-          </w:p>
-        </w:tc>
-      </w:tr>
-      <w:tr>
-        <w:tc>
-          <w:tcPr>
-            <w:tcW w:type="dxa" w:w="1344"/>
-            <w:vAlign w:val="center"/>
-            <w:tcBorders>
-              <w:top w:val="single" w:sz="4" w:color="A6A6A6"/>
-              <w:left w:val="single" w:sz="4" w:color="A6A6A6"/>
-              <w:bottom w:val="single" w:sz="4" w:color="A6A6A6"/>
-              <w:right w:val="single" w:sz="4" w:color="A6A6A6"/>
-            </w:tcBorders>
-          </w:tcPr>
-          <w:p>
-            <w:pPr>
-              <w:spacing w:before="0" w:after="0" w:line="276" w:lineRule="auto"/>
-              <w:ind w:firstLine="0"/>
-              <w:jc w:val="left"/>
-            </w:pPr>
-            <w:r/>
-            <w:r>
-              <w:rPr>
-                <w:rFonts w:ascii="Times New Roman" w:hAnsi="Times New Roman" w:eastAsia="楷体"/>
-                <w:b w:val="0"/>
-                <w:color w:val="000000"/>
-                <w:sz w:val="18"/>
-              </w:rPr>
-              <w:t>普洱市</w:t>
-            </w:r>
-          </w:p>
-        </w:tc>
-        <w:tc>
-          <w:tcPr>
-            <w:tcW w:type="dxa" w:w="1344"/>
-            <w:vAlign w:val="center"/>
-            <w:tcBorders>
-              <w:top w:val="single" w:sz="4" w:color="A6A6A6"/>
-              <w:left w:val="single" w:sz="4" w:color="A6A6A6"/>
-              <w:bottom w:val="single" w:sz="4" w:color="A6A6A6"/>
-              <w:right w:val="single" w:sz="4" w:color="A6A6A6"/>
-            </w:tcBorders>
-          </w:tcPr>
-          <w:p>
-            <w:pPr>
-              <w:spacing w:before="0" w:after="0" w:line="276" w:lineRule="auto"/>
-              <w:ind w:firstLine="0"/>
-              <w:jc w:val="center"/>
-            </w:pPr>
-            <w:r/>
-            <w:r>
-              <w:rPr>
-                <w:rFonts w:ascii="Times New Roman" w:hAnsi="Times New Roman" w:eastAsia="楷体"/>
-                <w:b w:val="0"/>
-                <w:color w:val="000000"/>
-                <w:sz w:val="18"/>
-              </w:rPr>
-              <w:t>1,252.40</w:t>
-            </w:r>
-          </w:p>
-        </w:tc>
-        <w:tc>
-          <w:tcPr>
-            <w:tcW w:type="dxa" w:w="1344"/>
-            <w:vAlign w:val="center"/>
-            <w:tcBorders>
-              <w:top w:val="single" w:sz="4" w:color="A6A6A6"/>
-              <w:left w:val="single" w:sz="4" w:color="A6A6A6"/>
-              <w:bottom w:val="single" w:sz="4" w:color="A6A6A6"/>
-              <w:right w:val="single" w:sz="4" w:color="A6A6A6"/>
-            </w:tcBorders>
-          </w:tcPr>
-          <w:p>
-            <w:pPr>
-              <w:spacing w:before="0" w:after="0" w:line="276" w:lineRule="auto"/>
-              <w:ind w:firstLine="0"/>
-              <w:jc w:val="center"/>
-            </w:pPr>
-            <w:r/>
-            <w:r>
-              <w:rPr>
-                <w:rFonts w:ascii="Times New Roman" w:hAnsi="Times New Roman" w:eastAsia="楷体"/>
-                <w:b w:val="0"/>
-                <w:color w:val="000000"/>
-                <w:sz w:val="18"/>
-              </w:rPr>
-              <w:t>5.39</w:t>
-            </w:r>
-          </w:p>
-        </w:tc>
-        <w:tc>
-          <w:tcPr>
-            <w:tcW w:type="dxa" w:w="1344"/>
-            <w:vAlign w:val="center"/>
-            <w:tcBorders>
-              <w:top w:val="single" w:sz="4" w:color="A6A6A6"/>
-              <w:left w:val="single" w:sz="4" w:color="A6A6A6"/>
-              <w:bottom w:val="single" w:sz="4" w:color="A6A6A6"/>
-              <w:right w:val="single" w:sz="4" w:color="A6A6A6"/>
-            </w:tcBorders>
-          </w:tcPr>
-          <w:p>
-            <w:pPr>
-              <w:spacing w:before="0" w:after="0" w:line="276" w:lineRule="auto"/>
-              <w:ind w:firstLine="0"/>
-              <w:jc w:val="center"/>
-            </w:pPr>
-            <w:r/>
-            <w:r>
-              <w:rPr>
-                <w:rFonts w:ascii="Times New Roman" w:hAnsi="Times New Roman" w:eastAsia="楷体"/>
-                <w:b w:val="0"/>
-                <w:color w:val="000000"/>
-                <w:sz w:val="18"/>
-              </w:rPr>
-              <w:t>5.10%</w:t>
-            </w:r>
-          </w:p>
-        </w:tc>
-        <w:tc>
-          <w:tcPr>
-            <w:tcW w:type="dxa" w:w="1344"/>
-            <w:vAlign w:val="center"/>
-            <w:tcBorders>
-              <w:top w:val="single" w:sz="4" w:color="A6A6A6"/>
-              <w:left w:val="single" w:sz="4" w:color="A6A6A6"/>
-              <w:bottom w:val="single" w:sz="4" w:color="A6A6A6"/>
-              <w:right w:val="single" w:sz="4" w:color="A6A6A6"/>
-            </w:tcBorders>
-          </w:tcPr>
-          <w:p>
-            <w:pPr>
-              <w:spacing w:before="0" w:after="0" w:line="276" w:lineRule="auto"/>
-              <w:ind w:firstLine="0"/>
-              <w:jc w:val="center"/>
-            </w:pPr>
-            <w:r/>
-            <w:r>
-              <w:rPr>
-                <w:rFonts w:ascii="Times New Roman" w:hAnsi="Times New Roman" w:eastAsia="楷体"/>
-                <w:b w:val="0"/>
-                <w:color w:val="000000"/>
-                <w:sz w:val="18"/>
-              </w:rPr>
-              <w:t>23.2:23.2:53.6</w:t>
-            </w:r>
-          </w:p>
-        </w:tc>
-        <w:tc>
-          <w:tcPr>
-            <w:tcW w:type="dxa" w:w="1344"/>
-            <w:vAlign w:val="center"/>
-            <w:tcBorders>
-              <w:top w:val="single" w:sz="4" w:color="A6A6A6"/>
-              <w:left w:val="single" w:sz="4" w:color="A6A6A6"/>
-              <w:bottom w:val="single" w:sz="4" w:color="A6A6A6"/>
-              <w:right w:val="single" w:sz="4" w:color="A6A6A6"/>
-            </w:tcBorders>
-          </w:tcPr>
-          <w:p>
-            <w:pPr>
-              <w:spacing w:before="0" w:after="0" w:line="276" w:lineRule="auto"/>
-              <w:ind w:firstLine="0"/>
-              <w:jc w:val="center"/>
-            </w:pPr>
-            <w:r/>
-            <w:r>
-              <w:rPr>
-                <w:rFonts w:ascii="Times New Roman" w:hAnsi="Times New Roman" w:eastAsia="楷体"/>
-                <w:b w:val="0"/>
-                <w:color w:val="000000"/>
-                <w:sz w:val="18"/>
-              </w:rPr>
-              <w:t>62.57</w:t>
-            </w:r>
-          </w:p>
-        </w:tc>
-        <w:tc>
-          <w:tcPr>
-            <w:tcW w:type="dxa" w:w="1344"/>
-            <w:vAlign w:val="center"/>
-            <w:tcBorders>
-              <w:top w:val="single" w:sz="4" w:color="A6A6A6"/>
-              <w:left w:val="single" w:sz="4" w:color="A6A6A6"/>
-              <w:bottom w:val="single" w:sz="4" w:color="A6A6A6"/>
-              <w:right w:val="single" w:sz="4" w:color="A6A6A6"/>
-            </w:tcBorders>
-          </w:tcPr>
-          <w:p>
-            <w:pPr>
-              <w:spacing w:before="0" w:after="0" w:line="276" w:lineRule="auto"/>
-              <w:ind w:firstLine="0"/>
-              <w:jc w:val="center"/>
-            </w:pPr>
-            <w:r/>
-            <w:r>
-              <w:rPr>
-                <w:rFonts w:ascii="Times New Roman" w:hAnsi="Times New Roman" w:eastAsia="楷体"/>
-                <w:b w:val="0"/>
-                <w:color w:val="000000"/>
-                <w:sz w:val="18"/>
-              </w:rPr>
-              <w:t>230.70</w:t>
-            </w:r>
-          </w:p>
-        </w:tc>
-      </w:tr>
-      <w:tr>
-        <w:tc>
-          <w:tcPr>
-            <w:tcW w:type="dxa" w:w="1344"/>
-            <w:vAlign w:val="center"/>
-            <w:tcBorders>
-              <w:top w:val="single" w:sz="4" w:color="A6A6A6"/>
-              <w:left w:val="single" w:sz="4" w:color="A6A6A6"/>
-              <w:bottom w:val="single" w:sz="4" w:color="A6A6A6"/>
-              <w:right w:val="single" w:sz="4" w:color="A6A6A6"/>
-            </w:tcBorders>
-          </w:tcPr>
-          <w:p>
-            <w:pPr>
-              <w:spacing w:before="0" w:after="0" w:line="276" w:lineRule="auto"/>
-              <w:ind w:firstLine="0"/>
-              <w:jc w:val="left"/>
-            </w:pPr>
-            <w:r/>
-            <w:r>
-              <w:rPr>
-                <w:rFonts w:ascii="Times New Roman" w:hAnsi="Times New Roman" w:eastAsia="楷体"/>
-                <w:b w:val="0"/>
-                <w:color w:val="000000"/>
-                <w:sz w:val="18"/>
-              </w:rPr>
-              <w:t>临沧市</w:t>
-            </w:r>
-          </w:p>
-        </w:tc>
-        <w:tc>
-          <w:tcPr>
-            <w:tcW w:type="dxa" w:w="1344"/>
-            <w:vAlign w:val="center"/>
-            <w:tcBorders>
-              <w:top w:val="single" w:sz="4" w:color="A6A6A6"/>
-              <w:left w:val="single" w:sz="4" w:color="A6A6A6"/>
-              <w:bottom w:val="single" w:sz="4" w:color="A6A6A6"/>
-              <w:right w:val="single" w:sz="4" w:color="A6A6A6"/>
-            </w:tcBorders>
-          </w:tcPr>
-          <w:p>
-            <w:pPr>
-              <w:spacing w:before="0" w:after="0" w:line="276" w:lineRule="auto"/>
-              <w:ind w:firstLine="0"/>
-              <w:jc w:val="center"/>
-            </w:pPr>
-            <w:r/>
-            <w:r>
-              <w:rPr>
-                <w:rFonts w:ascii="Times New Roman" w:hAnsi="Times New Roman" w:eastAsia="楷体"/>
-                <w:b w:val="0"/>
-                <w:color w:val="000000"/>
-                <w:sz w:val="18"/>
-              </w:rPr>
-              <w:t>1,127.75</w:t>
-            </w:r>
-          </w:p>
-        </w:tc>
-        <w:tc>
-          <w:tcPr>
-            <w:tcW w:type="dxa" w:w="1344"/>
-            <w:vAlign w:val="center"/>
-            <w:tcBorders>
-              <w:top w:val="single" w:sz="4" w:color="A6A6A6"/>
-              <w:left w:val="single" w:sz="4" w:color="A6A6A6"/>
-              <w:bottom w:val="single" w:sz="4" w:color="A6A6A6"/>
-              <w:right w:val="single" w:sz="4" w:color="A6A6A6"/>
-            </w:tcBorders>
-          </w:tcPr>
-          <w:p>
-            <w:pPr>
-              <w:spacing w:before="0" w:after="0" w:line="276" w:lineRule="auto"/>
-              <w:ind w:firstLine="0"/>
-              <w:jc w:val="center"/>
-            </w:pPr>
-            <w:r/>
-            <w:r>
-              <w:rPr>
-                <w:rFonts w:ascii="Times New Roman" w:hAnsi="Times New Roman" w:eastAsia="楷体"/>
-                <w:b w:val="0"/>
-                <w:color w:val="000000"/>
-                <w:sz w:val="18"/>
-              </w:rPr>
-              <w:t>5.17</w:t>
-            </w:r>
-          </w:p>
-        </w:tc>
-        <w:tc>
-          <w:tcPr>
-            <w:tcW w:type="dxa" w:w="1344"/>
-            <w:vAlign w:val="center"/>
-            <w:tcBorders>
-              <w:top w:val="single" w:sz="4" w:color="A6A6A6"/>
-              <w:left w:val="single" w:sz="4" w:color="A6A6A6"/>
-              <w:bottom w:val="single" w:sz="4" w:color="A6A6A6"/>
-              <w:right w:val="single" w:sz="4" w:color="A6A6A6"/>
-            </w:tcBorders>
-          </w:tcPr>
-          <w:p>
-            <w:pPr>
-              <w:spacing w:before="0" w:after="0" w:line="276" w:lineRule="auto"/>
-              <w:ind w:firstLine="0"/>
-              <w:jc w:val="center"/>
-            </w:pPr>
-            <w:r/>
-            <w:r>
-              <w:rPr>
-                <w:rFonts w:ascii="Times New Roman" w:hAnsi="Times New Roman" w:eastAsia="楷体"/>
-                <w:b w:val="0"/>
-                <w:color w:val="000000"/>
-                <w:sz w:val="18"/>
-              </w:rPr>
-              <w:t>0.20%</w:t>
-            </w:r>
-          </w:p>
-        </w:tc>
-        <w:tc>
-          <w:tcPr>
-            <w:tcW w:type="dxa" w:w="1344"/>
-            <w:vAlign w:val="center"/>
-            <w:tcBorders>
-              <w:top w:val="single" w:sz="4" w:color="A6A6A6"/>
-              <w:left w:val="single" w:sz="4" w:color="A6A6A6"/>
-              <w:bottom w:val="single" w:sz="4" w:color="A6A6A6"/>
-              <w:right w:val="single" w:sz="4" w:color="A6A6A6"/>
-            </w:tcBorders>
-          </w:tcPr>
-          <w:p>
-            <w:pPr>
-              <w:spacing w:before="0" w:after="0" w:line="276" w:lineRule="auto"/>
-              <w:ind w:firstLine="0"/>
-              <w:jc w:val="center"/>
-            </w:pPr>
-            <w:r/>
-            <w:r>
-              <w:rPr>
-                <w:rFonts w:ascii="Times New Roman" w:hAnsi="Times New Roman" w:eastAsia="楷体"/>
-                <w:b w:val="0"/>
-                <w:color w:val="000000"/>
-                <w:sz w:val="18"/>
-              </w:rPr>
-              <w:t>30.7:20.6:48.7</w:t>
-            </w:r>
-          </w:p>
-        </w:tc>
-        <w:tc>
-          <w:tcPr>
-            <w:tcW w:type="dxa" w:w="1344"/>
-            <w:vAlign w:val="center"/>
-            <w:tcBorders>
-              <w:top w:val="single" w:sz="4" w:color="A6A6A6"/>
-              <w:left w:val="single" w:sz="4" w:color="A6A6A6"/>
-              <w:bottom w:val="single" w:sz="4" w:color="A6A6A6"/>
-              <w:right w:val="single" w:sz="4" w:color="A6A6A6"/>
-            </w:tcBorders>
-          </w:tcPr>
-          <w:p>
-            <w:pPr>
-              <w:spacing w:before="0" w:after="0" w:line="276" w:lineRule="auto"/>
-              <w:ind w:firstLine="0"/>
-              <w:jc w:val="center"/>
-            </w:pPr>
-            <w:r/>
-            <w:r>
-              <w:rPr>
-                <w:rFonts w:ascii="Times New Roman" w:hAnsi="Times New Roman" w:eastAsia="楷体"/>
-                <w:b w:val="0"/>
-                <w:color w:val="000000"/>
-                <w:sz w:val="18"/>
-              </w:rPr>
-              <w:t>51.54</w:t>
-            </w:r>
-          </w:p>
-        </w:tc>
-        <w:tc>
-          <w:tcPr>
-            <w:tcW w:type="dxa" w:w="1344"/>
-            <w:vAlign w:val="center"/>
-            <w:tcBorders>
-              <w:top w:val="single" w:sz="4" w:color="A6A6A6"/>
-              <w:left w:val="single" w:sz="4" w:color="A6A6A6"/>
-              <w:bottom w:val="single" w:sz="4" w:color="A6A6A6"/>
-              <w:right w:val="single" w:sz="4" w:color="A6A6A6"/>
-            </w:tcBorders>
-          </w:tcPr>
-          <w:p>
-            <w:pPr>
-              <w:spacing w:before="0" w:after="0" w:line="276" w:lineRule="auto"/>
-              <w:ind w:firstLine="0"/>
-              <w:jc w:val="center"/>
-            </w:pPr>
-            <w:r/>
-            <w:r>
-              <w:rPr>
-                <w:rFonts w:ascii="Times New Roman" w:hAnsi="Times New Roman" w:eastAsia="楷体"/>
-                <w:b w:val="0"/>
-                <w:color w:val="000000"/>
-                <w:sz w:val="18"/>
-              </w:rPr>
-              <w:t>217.10</w:t>
-            </w:r>
-          </w:p>
-        </w:tc>
-      </w:tr>
-      <w:tr>
-        <w:tc>
-          <w:tcPr>
-            <w:tcW w:type="dxa" w:w="1344"/>
-            <w:vAlign w:val="center"/>
-            <w:tcBorders>
-              <w:top w:val="single" w:sz="4" w:color="A6A6A6"/>
-              <w:left w:val="single" w:sz="4" w:color="A6A6A6"/>
-              <w:bottom w:val="single" w:sz="4" w:color="A6A6A6"/>
-              <w:right w:val="single" w:sz="4" w:color="A6A6A6"/>
-            </w:tcBorders>
-          </w:tcPr>
-          <w:p>
-            <w:pPr>
-              <w:spacing w:before="0" w:after="0" w:line="276" w:lineRule="auto"/>
-              <w:ind w:firstLine="0"/>
-              <w:jc w:val="left"/>
-            </w:pPr>
-            <w:r/>
-            <w:r>
-              <w:rPr>
-                <w:rFonts w:ascii="Times New Roman" w:hAnsi="Times New Roman" w:eastAsia="楷体"/>
-                <w:b w:val="0"/>
-                <w:color w:val="000000"/>
-                <w:sz w:val="18"/>
-              </w:rPr>
-              <w:t>西双版纳傣族自治州</w:t>
-            </w:r>
-          </w:p>
-        </w:tc>
-        <w:tc>
-          <w:tcPr>
-            <w:tcW w:type="dxa" w:w="1344"/>
-            <w:vAlign w:val="center"/>
-            <w:tcBorders>
-              <w:top w:val="single" w:sz="4" w:color="A6A6A6"/>
-              <w:left w:val="single" w:sz="4" w:color="A6A6A6"/>
-              <w:bottom w:val="single" w:sz="4" w:color="A6A6A6"/>
-              <w:right w:val="single" w:sz="4" w:color="A6A6A6"/>
-            </w:tcBorders>
-          </w:tcPr>
-          <w:p>
-            <w:pPr>
-              <w:spacing w:before="0" w:after="0" w:line="276" w:lineRule="auto"/>
-              <w:ind w:firstLine="0"/>
-              <w:jc w:val="center"/>
-            </w:pPr>
-            <w:r/>
-            <w:r>
-              <w:rPr>
-                <w:rFonts w:ascii="Times New Roman" w:hAnsi="Times New Roman" w:eastAsia="楷体"/>
-                <w:b w:val="0"/>
-                <w:color w:val="000000"/>
-                <w:sz w:val="18"/>
-              </w:rPr>
-              <w:t>940.83</w:t>
-            </w:r>
-          </w:p>
-        </w:tc>
-        <w:tc>
-          <w:tcPr>
-            <w:tcW w:type="dxa" w:w="1344"/>
-            <w:vAlign w:val="center"/>
-            <w:tcBorders>
-              <w:top w:val="single" w:sz="4" w:color="A6A6A6"/>
-              <w:left w:val="single" w:sz="4" w:color="A6A6A6"/>
-              <w:bottom w:val="single" w:sz="4" w:color="A6A6A6"/>
-              <w:right w:val="single" w:sz="4" w:color="A6A6A6"/>
-            </w:tcBorders>
-          </w:tcPr>
-          <w:p>
-            <w:pPr>
-              <w:spacing w:before="0" w:after="0" w:line="276" w:lineRule="auto"/>
-              <w:ind w:firstLine="0"/>
-              <w:jc w:val="center"/>
-            </w:pPr>
-            <w:r/>
-            <w:r>
-              <w:rPr>
-                <w:rFonts w:ascii="Times New Roman" w:hAnsi="Times New Roman" w:eastAsia="楷体"/>
-                <w:b w:val="0"/>
-                <w:color w:val="000000"/>
-                <w:sz w:val="18"/>
-              </w:rPr>
-              <w:t>6.98</w:t>
-            </w:r>
-          </w:p>
-        </w:tc>
-        <w:tc>
-          <w:tcPr>
-            <w:tcW w:type="dxa" w:w="1344"/>
-            <w:vAlign w:val="center"/>
-            <w:tcBorders>
-              <w:top w:val="single" w:sz="4" w:color="A6A6A6"/>
-              <w:left w:val="single" w:sz="4" w:color="A6A6A6"/>
-              <w:bottom w:val="single" w:sz="4" w:color="A6A6A6"/>
-              <w:right w:val="single" w:sz="4" w:color="A6A6A6"/>
-            </w:tcBorders>
-          </w:tcPr>
-          <w:p>
-            <w:pPr>
-              <w:spacing w:before="0" w:after="0" w:line="276" w:lineRule="auto"/>
-              <w:ind w:firstLine="0"/>
-              <w:jc w:val="center"/>
-            </w:pPr>
-            <w:r/>
-            <w:r>
-              <w:rPr>
-                <w:rFonts w:ascii="Times New Roman" w:hAnsi="Times New Roman" w:eastAsia="楷体"/>
-                <w:b w:val="0"/>
-                <w:color w:val="000000"/>
-                <w:sz w:val="18"/>
-              </w:rPr>
-              <w:t>4.40%</w:t>
-            </w:r>
-          </w:p>
-        </w:tc>
-        <w:tc>
-          <w:tcPr>
-            <w:tcW w:type="dxa" w:w="1344"/>
-            <w:vAlign w:val="center"/>
-            <w:tcBorders>
-              <w:top w:val="single" w:sz="4" w:color="A6A6A6"/>
-              <w:left w:val="single" w:sz="4" w:color="A6A6A6"/>
-              <w:bottom w:val="single" w:sz="4" w:color="A6A6A6"/>
-              <w:right w:val="single" w:sz="4" w:color="A6A6A6"/>
-            </w:tcBorders>
-          </w:tcPr>
-          <w:p>
-            <w:pPr>
-              <w:spacing w:before="0" w:after="0" w:line="276" w:lineRule="auto"/>
-              <w:ind w:firstLine="0"/>
-              <w:jc w:val="center"/>
-            </w:pPr>
-            <w:r/>
-            <w:r>
-              <w:rPr>
-                <w:rFonts w:ascii="Times New Roman" w:hAnsi="Times New Roman" w:eastAsia="楷体"/>
-                <w:b w:val="0"/>
-                <w:color w:val="000000"/>
-                <w:sz w:val="18"/>
-              </w:rPr>
-              <w:t>21.1:23:55.9</w:t>
-            </w:r>
-          </w:p>
-        </w:tc>
-        <w:tc>
-          <w:tcPr>
-            <w:tcW w:type="dxa" w:w="1344"/>
-            <w:vAlign w:val="center"/>
-            <w:tcBorders>
-              <w:top w:val="single" w:sz="4" w:color="A6A6A6"/>
-              <w:left w:val="single" w:sz="4" w:color="A6A6A6"/>
-              <w:bottom w:val="single" w:sz="4" w:color="A6A6A6"/>
-              <w:right w:val="single" w:sz="4" w:color="A6A6A6"/>
-            </w:tcBorders>
-          </w:tcPr>
-          <w:p>
-            <w:pPr>
-              <w:spacing w:before="0" w:after="0" w:line="276" w:lineRule="auto"/>
-              <w:ind w:firstLine="0"/>
-              <w:jc w:val="center"/>
-            </w:pPr>
-            <w:r/>
-            <w:r>
-              <w:rPr>
-                <w:rFonts w:ascii="Times New Roman" w:hAnsi="Times New Roman" w:eastAsia="楷体"/>
-                <w:b w:val="0"/>
-                <w:color w:val="000000"/>
-                <w:sz w:val="18"/>
-              </w:rPr>
-              <w:t>39.92</w:t>
-            </w:r>
-          </w:p>
-        </w:tc>
-        <w:tc>
-          <w:tcPr>
-            <w:tcW w:type="dxa" w:w="1344"/>
-            <w:vAlign w:val="center"/>
-            <w:tcBorders>
-              <w:top w:val="single" w:sz="4" w:color="A6A6A6"/>
-              <w:left w:val="single" w:sz="4" w:color="A6A6A6"/>
-              <w:bottom w:val="single" w:sz="4" w:color="A6A6A6"/>
-              <w:right w:val="single" w:sz="4" w:color="A6A6A6"/>
-            </w:tcBorders>
-          </w:tcPr>
-          <w:p>
-            <w:pPr>
-              <w:spacing w:before="0" w:after="0" w:line="276" w:lineRule="auto"/>
-              <w:ind w:firstLine="0"/>
-              <w:jc w:val="center"/>
-            </w:pPr>
-            <w:r/>
-            <w:r>
-              <w:rPr>
-                <w:rFonts w:ascii="Times New Roman" w:hAnsi="Times New Roman" w:eastAsia="楷体"/>
-                <w:b w:val="0"/>
-                <w:color w:val="000000"/>
-                <w:sz w:val="18"/>
-              </w:rPr>
-              <w:t>135.90</w:t>
-            </w:r>
-          </w:p>
-        </w:tc>
-      </w:tr>
-      <w:tr>
-        <w:tc>
-          <w:tcPr>
-            <w:tcW w:type="dxa" w:w="1344"/>
-            <w:vAlign w:val="center"/>
-            <w:tcBorders>
-              <w:top w:val="single" w:sz="4" w:color="A6A6A6"/>
-              <w:left w:val="single" w:sz="4" w:color="A6A6A6"/>
-              <w:bottom w:val="single" w:sz="4" w:color="A6A6A6"/>
-              <w:right w:val="single" w:sz="4" w:color="A6A6A6"/>
-            </w:tcBorders>
-          </w:tcPr>
-          <w:p>
-            <w:pPr>
-              <w:spacing w:before="0" w:after="0" w:line="276" w:lineRule="auto"/>
-              <w:ind w:firstLine="0"/>
-              <w:jc w:val="left"/>
-            </w:pPr>
-            <w:r/>
-            <w:r>
-              <w:rPr>
-                <w:rFonts w:ascii="Times New Roman" w:hAnsi="Times New Roman" w:eastAsia="楷体"/>
-                <w:b w:val="0"/>
-                <w:color w:val="000000"/>
-                <w:sz w:val="18"/>
-              </w:rPr>
-              <w:t>丽江市</w:t>
-            </w:r>
-          </w:p>
-        </w:tc>
-        <w:tc>
-          <w:tcPr>
-            <w:tcW w:type="dxa" w:w="1344"/>
-            <w:vAlign w:val="center"/>
-            <w:tcBorders>
-              <w:top w:val="single" w:sz="4" w:color="A6A6A6"/>
-              <w:left w:val="single" w:sz="4" w:color="A6A6A6"/>
-              <w:bottom w:val="single" w:sz="4" w:color="A6A6A6"/>
-              <w:right w:val="single" w:sz="4" w:color="A6A6A6"/>
-            </w:tcBorders>
-          </w:tcPr>
-          <w:p>
-            <w:pPr>
-              <w:spacing w:before="0" w:after="0" w:line="276" w:lineRule="auto"/>
-              <w:ind w:firstLine="0"/>
-              <w:jc w:val="center"/>
-            </w:pPr>
-            <w:r/>
-            <w:r>
-              <w:rPr>
-                <w:rFonts w:ascii="Times New Roman" w:hAnsi="Times New Roman" w:eastAsia="楷体"/>
-                <w:b w:val="0"/>
-                <w:color w:val="000000"/>
-                <w:sz w:val="18"/>
-              </w:rPr>
-              <w:t>744.27</w:t>
-            </w:r>
-          </w:p>
-        </w:tc>
-        <w:tc>
-          <w:tcPr>
-            <w:tcW w:type="dxa" w:w="1344"/>
-            <w:vAlign w:val="center"/>
-            <w:tcBorders>
-              <w:top w:val="single" w:sz="4" w:color="A6A6A6"/>
-              <w:left w:val="single" w:sz="4" w:color="A6A6A6"/>
-              <w:bottom w:val="single" w:sz="4" w:color="A6A6A6"/>
-              <w:right w:val="single" w:sz="4" w:color="A6A6A6"/>
-            </w:tcBorders>
-          </w:tcPr>
-          <w:p>
-            <w:pPr>
-              <w:spacing w:before="0" w:after="0" w:line="276" w:lineRule="auto"/>
-              <w:ind w:firstLine="0"/>
-              <w:jc w:val="center"/>
-            </w:pPr>
-            <w:r/>
-            <w:r>
-              <w:rPr>
-                <w:rFonts w:ascii="Times New Roman" w:hAnsi="Times New Roman" w:eastAsia="楷体"/>
-                <w:b w:val="0"/>
-                <w:color w:val="000000"/>
-                <w:sz w:val="18"/>
-              </w:rPr>
-              <w:t>—</w:t>
-            </w:r>
-          </w:p>
-        </w:tc>
-        <w:tc>
-          <w:tcPr>
-            <w:tcW w:type="dxa" w:w="1344"/>
-            <w:vAlign w:val="center"/>
-            <w:tcBorders>
-              <w:top w:val="single" w:sz="4" w:color="A6A6A6"/>
-              <w:left w:val="single" w:sz="4" w:color="A6A6A6"/>
-              <w:bottom w:val="single" w:sz="4" w:color="A6A6A6"/>
-              <w:right w:val="single" w:sz="4" w:color="A6A6A6"/>
-            </w:tcBorders>
-          </w:tcPr>
-          <w:p>
-            <w:pPr>
-              <w:spacing w:before="0" w:after="0" w:line="276" w:lineRule="auto"/>
-              <w:ind w:firstLine="0"/>
-              <w:jc w:val="center"/>
-            </w:pPr>
-            <w:r/>
-            <w:r>
-              <w:rPr>
-                <w:rFonts w:ascii="Times New Roman" w:hAnsi="Times New Roman" w:eastAsia="楷体"/>
-                <w:b w:val="0"/>
-                <w:color w:val="000000"/>
-                <w:sz w:val="18"/>
-              </w:rPr>
-              <w:t>4.50%</w:t>
-            </w:r>
-          </w:p>
-        </w:tc>
-        <w:tc>
-          <w:tcPr>
-            <w:tcW w:type="dxa" w:w="1344"/>
-            <w:vAlign w:val="center"/>
-            <w:tcBorders>
-              <w:top w:val="single" w:sz="4" w:color="A6A6A6"/>
-              <w:left w:val="single" w:sz="4" w:color="A6A6A6"/>
-              <w:bottom w:val="single" w:sz="4" w:color="A6A6A6"/>
-              <w:right w:val="single" w:sz="4" w:color="A6A6A6"/>
-            </w:tcBorders>
-          </w:tcPr>
-          <w:p>
-            <w:pPr>
-              <w:spacing w:before="0" w:after="0" w:line="276" w:lineRule="auto"/>
-              <w:ind w:firstLine="0"/>
-              <w:jc w:val="center"/>
-            </w:pPr>
-            <w:r/>
-            <w:r>
-              <w:rPr>
-                <w:rFonts w:ascii="Times New Roman" w:hAnsi="Times New Roman" w:eastAsia="楷体"/>
-                <w:b w:val="0"/>
-                <w:color w:val="000000"/>
-                <w:sz w:val="18"/>
-              </w:rPr>
-              <w:t>11.9:33.9:54.2</w:t>
-            </w:r>
-          </w:p>
-        </w:tc>
-        <w:tc>
-          <w:tcPr>
-            <w:tcW w:type="dxa" w:w="1344"/>
-            <w:vAlign w:val="center"/>
-            <w:tcBorders>
-              <w:top w:val="single" w:sz="4" w:color="A6A6A6"/>
-              <w:left w:val="single" w:sz="4" w:color="A6A6A6"/>
-              <w:bottom w:val="single" w:sz="4" w:color="A6A6A6"/>
-              <w:right w:val="single" w:sz="4" w:color="A6A6A6"/>
-            </w:tcBorders>
-          </w:tcPr>
-          <w:p>
-            <w:pPr>
-              <w:spacing w:before="0" w:after="0" w:line="276" w:lineRule="auto"/>
-              <w:ind w:firstLine="0"/>
-              <w:jc w:val="center"/>
-            </w:pPr>
-            <w:r/>
-            <w:r>
-              <w:rPr>
-                <w:rFonts w:ascii="Times New Roman" w:hAnsi="Times New Roman" w:eastAsia="楷体"/>
-                <w:b w:val="0"/>
-                <w:color w:val="000000"/>
-                <w:sz w:val="18"/>
-              </w:rPr>
-              <w:t>56.78</w:t>
+              <w:t>333.37</w:t>
             </w:r>
           </w:p>
         </w:tc>
@@ -3027,7 +2002,7 @@
                 <w:color w:val="000000"/>
                 <w:sz w:val="18"/>
               </w:rPr>
-              <w:t>德宏傣族景颇族自治州</w:t>
+              <w:t>东营市</w:t>
             </w:r>
           </w:p>
         </w:tc>
@@ -3056,7 +2031,7 @@
                 <w:color w:val="000000"/>
                 <w:sz w:val="18"/>
               </w:rPr>
-              <w:t>648.07</w:t>
+              <w:t>4,502.73</w:t>
             </w:r>
           </w:p>
         </w:tc>
@@ -3085,7 +2060,7 @@
                 <w:color w:val="000000"/>
                 <w:sz w:val="18"/>
               </w:rPr>
-              <w:t>—</w:t>
+              <w:t>20.00</w:t>
             </w:r>
           </w:p>
         </w:tc>
@@ -3114,7 +2089,1237 @@
                 <w:color w:val="000000"/>
                 <w:sz w:val="18"/>
               </w:rPr>
-              <w:t>4.00%</w:t>
+              <w:t>5.50%</w:t>
+            </w:r>
+          </w:p>
+        </w:tc>
+        <w:tc>
+          <w:tcPr>
+            <w:tcW w:type="dxa" w:w="1344"/>
+            <w:vAlign w:val="center"/>
+            <w:tcBorders>
+              <w:top w:val="single" w:sz="4" w:color="A6A6A6"/>
+              <w:left w:val="single" w:sz="4" w:color="A6A6A6"/>
+              <w:bottom w:val="single" w:sz="4" w:color="A6A6A6"/>
+              <w:right w:val="single" w:sz="4" w:color="A6A6A6"/>
+            </w:tcBorders>
+          </w:tcPr>
+          <w:p>
+            <w:pPr>
+              <w:spacing w:before="0" w:after="0" w:line="276" w:lineRule="auto"/>
+              <w:ind w:firstLine="0"/>
+              <w:jc w:val="center"/>
+            </w:pPr>
+            <w:r/>
+            <w:r>
+              <w:rPr>
+                <w:rFonts w:ascii="Times New Roman" w:hAnsi="Times New Roman" w:eastAsia="楷体"/>
+                <w:b w:val="0"/>
+                <w:color w:val="000000"/>
+                <w:sz w:val="18"/>
+              </w:rPr>
+              <w:t>4.4:59:36.6</w:t>
+            </w:r>
+          </w:p>
+        </w:tc>
+        <w:tc>
+          <w:tcPr>
+            <w:tcW w:type="dxa" w:w="1344"/>
+            <w:vAlign w:val="center"/>
+            <w:tcBorders>
+              <w:top w:val="single" w:sz="4" w:color="A6A6A6"/>
+              <w:left w:val="single" w:sz="4" w:color="A6A6A6"/>
+              <w:bottom w:val="single" w:sz="4" w:color="A6A6A6"/>
+              <w:right w:val="single" w:sz="4" w:color="A6A6A6"/>
+            </w:tcBorders>
+          </w:tcPr>
+          <w:p>
+            <w:pPr>
+              <w:spacing w:before="0" w:after="0" w:line="276" w:lineRule="auto"/>
+              <w:ind w:firstLine="0"/>
+              <w:jc w:val="center"/>
+            </w:pPr>
+            <w:r/>
+            <w:r>
+              <w:rPr>
+                <w:rFonts w:ascii="Times New Roman" w:hAnsi="Times New Roman" w:eastAsia="楷体"/>
+                <w:b w:val="0"/>
+                <w:color w:val="000000"/>
+                <w:sz w:val="18"/>
+              </w:rPr>
+              <w:t>313.30</w:t>
+            </w:r>
+          </w:p>
+        </w:tc>
+        <w:tc>
+          <w:tcPr>
+            <w:tcW w:type="dxa" w:w="1344"/>
+            <w:vAlign w:val="center"/>
+            <w:tcBorders>
+              <w:top w:val="single" w:sz="4" w:color="A6A6A6"/>
+              <w:left w:val="single" w:sz="4" w:color="A6A6A6"/>
+              <w:bottom w:val="single" w:sz="4" w:color="A6A6A6"/>
+              <w:right w:val="single" w:sz="4" w:color="A6A6A6"/>
+            </w:tcBorders>
+          </w:tcPr>
+          <w:p>
+            <w:pPr>
+              <w:spacing w:before="0" w:after="0" w:line="276" w:lineRule="auto"/>
+              <w:ind w:firstLine="0"/>
+              <w:jc w:val="center"/>
+            </w:pPr>
+            <w:r/>
+            <w:r>
+              <w:rPr>
+                <w:rFonts w:ascii="Times New Roman" w:hAnsi="Times New Roman" w:eastAsia="楷体"/>
+                <w:b w:val="0"/>
+                <w:color w:val="000000"/>
+                <w:sz w:val="18"/>
+              </w:rPr>
+              <w:t>221.08</w:t>
+            </w:r>
+          </w:p>
+        </w:tc>
+      </w:tr>
+      <w:tr>
+        <w:tc>
+          <w:tcPr>
+            <w:tcW w:type="dxa" w:w="1344"/>
+            <w:vAlign w:val="center"/>
+            <w:tcBorders>
+              <w:top w:val="single" w:sz="4" w:color="A6A6A6"/>
+              <w:left w:val="single" w:sz="4" w:color="A6A6A6"/>
+              <w:bottom w:val="single" w:sz="4" w:color="A6A6A6"/>
+              <w:right w:val="single" w:sz="4" w:color="A6A6A6"/>
+            </w:tcBorders>
+          </w:tcPr>
+          <w:p>
+            <w:pPr>
+              <w:spacing w:before="0" w:after="0" w:line="276" w:lineRule="auto"/>
+              <w:ind w:firstLine="0"/>
+              <w:jc w:val="left"/>
+            </w:pPr>
+            <w:r/>
+            <w:r>
+              <w:rPr>
+                <w:rFonts w:ascii="Times New Roman" w:hAnsi="Times New Roman" w:eastAsia="楷体"/>
+                <w:b w:val="0"/>
+                <w:color w:val="000000"/>
+                <w:sz w:val="18"/>
+              </w:rPr>
+              <w:t>德州市</w:t>
+            </w:r>
+          </w:p>
+        </w:tc>
+        <w:tc>
+          <w:tcPr>
+            <w:tcW w:type="dxa" w:w="1344"/>
+            <w:vAlign w:val="center"/>
+            <w:tcBorders>
+              <w:top w:val="single" w:sz="4" w:color="A6A6A6"/>
+              <w:left w:val="single" w:sz="4" w:color="A6A6A6"/>
+              <w:bottom w:val="single" w:sz="4" w:color="A6A6A6"/>
+              <w:right w:val="single" w:sz="4" w:color="A6A6A6"/>
+            </w:tcBorders>
+          </w:tcPr>
+          <w:p>
+            <w:pPr>
+              <w:spacing w:before="0" w:after="0" w:line="276" w:lineRule="auto"/>
+              <w:ind w:firstLine="0"/>
+              <w:jc w:val="center"/>
+            </w:pPr>
+            <w:r/>
+            <w:r>
+              <w:rPr>
+                <w:rFonts w:ascii="Times New Roman" w:hAnsi="Times New Roman" w:eastAsia="楷体"/>
+                <w:b w:val="0"/>
+                <w:color w:val="000000"/>
+                <w:sz w:val="18"/>
+              </w:rPr>
+              <w:t>4,214.61</w:t>
+            </w:r>
+          </w:p>
+        </w:tc>
+        <w:tc>
+          <w:tcPr>
+            <w:tcW w:type="dxa" w:w="1344"/>
+            <w:vAlign w:val="center"/>
+            <w:tcBorders>
+              <w:top w:val="single" w:sz="4" w:color="A6A6A6"/>
+              <w:left w:val="single" w:sz="4" w:color="A6A6A6"/>
+              <w:bottom w:val="single" w:sz="4" w:color="A6A6A6"/>
+              <w:right w:val="single" w:sz="4" w:color="A6A6A6"/>
+            </w:tcBorders>
+          </w:tcPr>
+          <w:p>
+            <w:pPr>
+              <w:spacing w:before="0" w:after="0" w:line="276" w:lineRule="auto"/>
+              <w:ind w:firstLine="0"/>
+              <w:jc w:val="center"/>
+            </w:pPr>
+            <w:r/>
+            <w:r>
+              <w:rPr>
+                <w:rFonts w:ascii="Times New Roman" w:hAnsi="Times New Roman" w:eastAsia="楷体"/>
+                <w:b w:val="0"/>
+                <w:color w:val="000000"/>
+                <w:sz w:val="18"/>
+              </w:rPr>
+              <w:t>7.77</w:t>
+            </w:r>
+          </w:p>
+        </w:tc>
+        <w:tc>
+          <w:tcPr>
+            <w:tcW w:type="dxa" w:w="1344"/>
+            <w:vAlign w:val="center"/>
+            <w:tcBorders>
+              <w:top w:val="single" w:sz="4" w:color="A6A6A6"/>
+              <w:left w:val="single" w:sz="4" w:color="A6A6A6"/>
+              <w:bottom w:val="single" w:sz="4" w:color="A6A6A6"/>
+              <w:right w:val="single" w:sz="4" w:color="A6A6A6"/>
+            </w:tcBorders>
+          </w:tcPr>
+          <w:p>
+            <w:pPr>
+              <w:spacing w:before="0" w:after="0" w:line="276" w:lineRule="auto"/>
+              <w:ind w:firstLine="0"/>
+              <w:jc w:val="center"/>
+            </w:pPr>
+            <w:r/>
+            <w:r>
+              <w:rPr>
+                <w:rFonts w:ascii="Times New Roman" w:hAnsi="Times New Roman" w:eastAsia="楷体"/>
+                <w:b w:val="0"/>
+                <w:color w:val="000000"/>
+                <w:sz w:val="18"/>
+              </w:rPr>
+              <w:t>5.30%</w:t>
+            </w:r>
+          </w:p>
+        </w:tc>
+        <w:tc>
+          <w:tcPr>
+            <w:tcW w:type="dxa" w:w="1344"/>
+            <w:vAlign w:val="center"/>
+            <w:tcBorders>
+              <w:top w:val="single" w:sz="4" w:color="A6A6A6"/>
+              <w:left w:val="single" w:sz="4" w:color="A6A6A6"/>
+              <w:bottom w:val="single" w:sz="4" w:color="A6A6A6"/>
+              <w:right w:val="single" w:sz="4" w:color="A6A6A6"/>
+            </w:tcBorders>
+          </w:tcPr>
+          <w:p>
+            <w:pPr>
+              <w:spacing w:before="0" w:after="0" w:line="276" w:lineRule="auto"/>
+              <w:ind w:firstLine="0"/>
+              <w:jc w:val="center"/>
+            </w:pPr>
+            <w:r/>
+            <w:r>
+              <w:rPr>
+                <w:rFonts w:ascii="Times New Roman" w:hAnsi="Times New Roman" w:eastAsia="楷体"/>
+                <w:b w:val="0"/>
+                <w:color w:val="000000"/>
+                <w:sz w:val="18"/>
+              </w:rPr>
+              <w:t>9.4:42.5:48.1</w:t>
+            </w:r>
+          </w:p>
+        </w:tc>
+        <w:tc>
+          <w:tcPr>
+            <w:tcW w:type="dxa" w:w="1344"/>
+            <w:vAlign w:val="center"/>
+            <w:tcBorders>
+              <w:top w:val="single" w:sz="4" w:color="A6A6A6"/>
+              <w:left w:val="single" w:sz="4" w:color="A6A6A6"/>
+              <w:bottom w:val="single" w:sz="4" w:color="A6A6A6"/>
+              <w:right w:val="single" w:sz="4" w:color="A6A6A6"/>
+            </w:tcBorders>
+          </w:tcPr>
+          <w:p>
+            <w:pPr>
+              <w:spacing w:before="0" w:after="0" w:line="276" w:lineRule="auto"/>
+              <w:ind w:firstLine="0"/>
+              <w:jc w:val="center"/>
+            </w:pPr>
+            <w:r/>
+            <w:r>
+              <w:rPr>
+                <w:rFonts w:ascii="Times New Roman" w:hAnsi="Times New Roman" w:eastAsia="楷体"/>
+                <w:b w:val="0"/>
+                <w:color w:val="000000"/>
+                <w:sz w:val="18"/>
+              </w:rPr>
+              <w:t>271.24</w:t>
+            </w:r>
+          </w:p>
+        </w:tc>
+        <w:tc>
+          <w:tcPr>
+            <w:tcW w:type="dxa" w:w="1344"/>
+            <w:vAlign w:val="center"/>
+            <w:tcBorders>
+              <w:top w:val="single" w:sz="4" w:color="A6A6A6"/>
+              <w:left w:val="single" w:sz="4" w:color="A6A6A6"/>
+              <w:bottom w:val="single" w:sz="4" w:color="A6A6A6"/>
+              <w:right w:val="single" w:sz="4" w:color="A6A6A6"/>
+            </w:tcBorders>
+          </w:tcPr>
+          <w:p>
+            <w:pPr>
+              <w:spacing w:before="0" w:after="0" w:line="276" w:lineRule="auto"/>
+              <w:ind w:firstLine="0"/>
+              <w:jc w:val="center"/>
+            </w:pPr>
+            <w:r/>
+            <w:r>
+              <w:rPr>
+                <w:rFonts w:ascii="Times New Roman" w:hAnsi="Times New Roman" w:eastAsia="楷体"/>
+                <w:b w:val="0"/>
+                <w:color w:val="000000"/>
+                <w:sz w:val="18"/>
+              </w:rPr>
+              <w:t>542.66</w:t>
+            </w:r>
+          </w:p>
+        </w:tc>
+      </w:tr>
+      <w:tr>
+        <w:tc>
+          <w:tcPr>
+            <w:tcW w:type="dxa" w:w="1344"/>
+            <w:vAlign w:val="center"/>
+            <w:tcBorders>
+              <w:top w:val="single" w:sz="4" w:color="A6A6A6"/>
+              <w:left w:val="single" w:sz="4" w:color="A6A6A6"/>
+              <w:bottom w:val="single" w:sz="4" w:color="A6A6A6"/>
+              <w:right w:val="single" w:sz="4" w:color="A6A6A6"/>
+            </w:tcBorders>
+          </w:tcPr>
+          <w:p>
+            <w:pPr>
+              <w:spacing w:before="0" w:after="0" w:line="276" w:lineRule="auto"/>
+              <w:ind w:firstLine="0"/>
+              <w:jc w:val="left"/>
+            </w:pPr>
+            <w:r/>
+            <w:r>
+              <w:rPr>
+                <w:rFonts w:ascii="Times New Roman" w:hAnsi="Times New Roman" w:eastAsia="楷体"/>
+                <w:b w:val="0"/>
+                <w:color w:val="000000"/>
+                <w:sz w:val="18"/>
+              </w:rPr>
+              <w:t>威海市</w:t>
+            </w:r>
+          </w:p>
+        </w:tc>
+        <w:tc>
+          <w:tcPr>
+            <w:tcW w:type="dxa" w:w="1344"/>
+            <w:vAlign w:val="center"/>
+            <w:tcBorders>
+              <w:top w:val="single" w:sz="4" w:color="A6A6A6"/>
+              <w:left w:val="single" w:sz="4" w:color="A6A6A6"/>
+              <w:bottom w:val="single" w:sz="4" w:color="A6A6A6"/>
+              <w:right w:val="single" w:sz="4" w:color="A6A6A6"/>
+            </w:tcBorders>
+          </w:tcPr>
+          <w:p>
+            <w:pPr>
+              <w:spacing w:before="0" w:after="0" w:line="276" w:lineRule="auto"/>
+              <w:ind w:firstLine="0"/>
+              <w:jc w:val="center"/>
+            </w:pPr>
+            <w:r/>
+            <w:r>
+              <w:rPr>
+                <w:rFonts w:ascii="Times New Roman" w:hAnsi="Times New Roman" w:eastAsia="楷体"/>
+                <w:b w:val="0"/>
+                <w:color w:val="000000"/>
+                <w:sz w:val="18"/>
+              </w:rPr>
+              <w:t>3,896.09</w:t>
+            </w:r>
+          </w:p>
+        </w:tc>
+        <w:tc>
+          <w:tcPr>
+            <w:tcW w:type="dxa" w:w="1344"/>
+            <w:vAlign w:val="center"/>
+            <w:tcBorders>
+              <w:top w:val="single" w:sz="4" w:color="A6A6A6"/>
+              <w:left w:val="single" w:sz="4" w:color="A6A6A6"/>
+              <w:bottom w:val="single" w:sz="4" w:color="A6A6A6"/>
+              <w:right w:val="single" w:sz="4" w:color="A6A6A6"/>
+            </w:tcBorders>
+          </w:tcPr>
+          <w:p>
+            <w:pPr>
+              <w:spacing w:before="0" w:after="0" w:line="276" w:lineRule="auto"/>
+              <w:ind w:firstLine="0"/>
+              <w:jc w:val="center"/>
+            </w:pPr>
+            <w:r/>
+            <w:r>
+              <w:rPr>
+                <w:rFonts w:ascii="Times New Roman" w:hAnsi="Times New Roman" w:eastAsia="楷体"/>
+                <w:b w:val="0"/>
+                <w:color w:val="000000"/>
+                <w:sz w:val="18"/>
+              </w:rPr>
+              <w:t>13.38</w:t>
+            </w:r>
+          </w:p>
+        </w:tc>
+        <w:tc>
+          <w:tcPr>
+            <w:tcW w:type="dxa" w:w="1344"/>
+            <w:vAlign w:val="center"/>
+            <w:tcBorders>
+              <w:top w:val="single" w:sz="4" w:color="A6A6A6"/>
+              <w:left w:val="single" w:sz="4" w:color="A6A6A6"/>
+              <w:bottom w:val="single" w:sz="4" w:color="A6A6A6"/>
+              <w:right w:val="single" w:sz="4" w:color="A6A6A6"/>
+            </w:tcBorders>
+          </w:tcPr>
+          <w:p>
+            <w:pPr>
+              <w:spacing w:before="0" w:after="0" w:line="276" w:lineRule="auto"/>
+              <w:ind w:firstLine="0"/>
+              <w:jc w:val="center"/>
+            </w:pPr>
+            <w:r/>
+            <w:r>
+              <w:rPr>
+                <w:rFonts w:ascii="Times New Roman" w:hAnsi="Times New Roman" w:eastAsia="楷体"/>
+                <w:b w:val="0"/>
+                <w:color w:val="000000"/>
+                <w:sz w:val="18"/>
+              </w:rPr>
+              <w:t>5.80%</w:t>
+            </w:r>
+          </w:p>
+        </w:tc>
+        <w:tc>
+          <w:tcPr>
+            <w:tcW w:type="dxa" w:w="1344"/>
+            <w:vAlign w:val="center"/>
+            <w:tcBorders>
+              <w:top w:val="single" w:sz="4" w:color="A6A6A6"/>
+              <w:left w:val="single" w:sz="4" w:color="A6A6A6"/>
+              <w:bottom w:val="single" w:sz="4" w:color="A6A6A6"/>
+              <w:right w:val="single" w:sz="4" w:color="A6A6A6"/>
+            </w:tcBorders>
+          </w:tcPr>
+          <w:p>
+            <w:pPr>
+              <w:spacing w:before="0" w:after="0" w:line="276" w:lineRule="auto"/>
+              <w:ind w:firstLine="0"/>
+              <w:jc w:val="center"/>
+            </w:pPr>
+            <w:r/>
+            <w:r>
+              <w:rPr>
+                <w:rFonts w:ascii="Times New Roman" w:hAnsi="Times New Roman" w:eastAsia="楷体"/>
+                <w:b w:val="0"/>
+                <w:color w:val="000000"/>
+                <w:sz w:val="18"/>
+              </w:rPr>
+              <w:t>9.1:36.1:54.8</w:t>
+            </w:r>
+          </w:p>
+        </w:tc>
+        <w:tc>
+          <w:tcPr>
+            <w:tcW w:type="dxa" w:w="1344"/>
+            <w:vAlign w:val="center"/>
+            <w:tcBorders>
+              <w:top w:val="single" w:sz="4" w:color="A6A6A6"/>
+              <w:left w:val="single" w:sz="4" w:color="A6A6A6"/>
+              <w:bottom w:val="single" w:sz="4" w:color="A6A6A6"/>
+              <w:right w:val="single" w:sz="4" w:color="A6A6A6"/>
+            </w:tcBorders>
+          </w:tcPr>
+          <w:p>
+            <w:pPr>
+              <w:spacing w:before="0" w:after="0" w:line="276" w:lineRule="auto"/>
+              <w:ind w:firstLine="0"/>
+              <w:jc w:val="center"/>
+            </w:pPr>
+            <w:r/>
+            <w:r>
+              <w:rPr>
+                <w:rFonts w:ascii="Times New Roman" w:hAnsi="Times New Roman" w:eastAsia="楷体"/>
+                <w:b w:val="0"/>
+                <w:color w:val="000000"/>
+                <w:sz w:val="18"/>
+              </w:rPr>
+              <w:t>257.91</w:t>
+            </w:r>
+          </w:p>
+        </w:tc>
+        <w:tc>
+          <w:tcPr>
+            <w:tcW w:type="dxa" w:w="1344"/>
+            <w:vAlign w:val="center"/>
+            <w:tcBorders>
+              <w:top w:val="single" w:sz="4" w:color="A6A6A6"/>
+              <w:left w:val="single" w:sz="4" w:color="A6A6A6"/>
+              <w:bottom w:val="single" w:sz="4" w:color="A6A6A6"/>
+              <w:right w:val="single" w:sz="4" w:color="A6A6A6"/>
+            </w:tcBorders>
+          </w:tcPr>
+          <w:p>
+            <w:pPr>
+              <w:spacing w:before="0" w:after="0" w:line="276" w:lineRule="auto"/>
+              <w:ind w:firstLine="0"/>
+              <w:jc w:val="center"/>
+            </w:pPr>
+            <w:r/>
+            <w:r>
+              <w:rPr>
+                <w:rFonts w:ascii="Times New Roman" w:hAnsi="Times New Roman" w:eastAsia="楷体"/>
+                <w:b w:val="0"/>
+                <w:color w:val="000000"/>
+                <w:sz w:val="18"/>
+              </w:rPr>
+              <w:t>291.16</w:t>
+            </w:r>
+          </w:p>
+        </w:tc>
+      </w:tr>
+      <w:tr>
+        <w:tc>
+          <w:tcPr>
+            <w:tcW w:type="dxa" w:w="1344"/>
+            <w:vAlign w:val="center"/>
+            <w:tcBorders>
+              <w:top w:val="single" w:sz="4" w:color="A6A6A6"/>
+              <w:left w:val="single" w:sz="4" w:color="A6A6A6"/>
+              <w:bottom w:val="single" w:sz="4" w:color="A6A6A6"/>
+              <w:right w:val="single" w:sz="4" w:color="A6A6A6"/>
+            </w:tcBorders>
+          </w:tcPr>
+          <w:p>
+            <w:pPr>
+              <w:spacing w:before="0" w:after="0" w:line="276" w:lineRule="auto"/>
+              <w:ind w:firstLine="0"/>
+              <w:jc w:val="left"/>
+            </w:pPr>
+            <w:r/>
+            <w:r>
+              <w:rPr>
+                <w:rFonts w:ascii="Times New Roman" w:hAnsi="Times New Roman" w:eastAsia="楷体"/>
+                <w:b w:val="0"/>
+                <w:color w:val="000000"/>
+                <w:sz w:val="18"/>
+              </w:rPr>
+              <w:t>泰安市</w:t>
+            </w:r>
+          </w:p>
+        </w:tc>
+        <w:tc>
+          <w:tcPr>
+            <w:tcW w:type="dxa" w:w="1344"/>
+            <w:vAlign w:val="center"/>
+            <w:tcBorders>
+              <w:top w:val="single" w:sz="4" w:color="A6A6A6"/>
+              <w:left w:val="single" w:sz="4" w:color="A6A6A6"/>
+              <w:bottom w:val="single" w:sz="4" w:color="A6A6A6"/>
+              <w:right w:val="single" w:sz="4" w:color="A6A6A6"/>
+            </w:tcBorders>
+          </w:tcPr>
+          <w:p>
+            <w:pPr>
+              <w:spacing w:before="0" w:after="0" w:line="276" w:lineRule="auto"/>
+              <w:ind w:firstLine="0"/>
+              <w:jc w:val="center"/>
+            </w:pPr>
+            <w:r/>
+            <w:r>
+              <w:rPr>
+                <w:rFonts w:ascii="Times New Roman" w:hAnsi="Times New Roman" w:eastAsia="楷体"/>
+                <w:b w:val="0"/>
+                <w:color w:val="000000"/>
+                <w:sz w:val="18"/>
+              </w:rPr>
+              <w:t>3,803.50</w:t>
+            </w:r>
+          </w:p>
+        </w:tc>
+        <w:tc>
+          <w:tcPr>
+            <w:tcW w:type="dxa" w:w="1344"/>
+            <w:vAlign w:val="center"/>
+            <w:tcBorders>
+              <w:top w:val="single" w:sz="4" w:color="A6A6A6"/>
+              <w:left w:val="single" w:sz="4" w:color="A6A6A6"/>
+              <w:bottom w:val="single" w:sz="4" w:color="A6A6A6"/>
+              <w:right w:val="single" w:sz="4" w:color="A6A6A6"/>
+            </w:tcBorders>
+          </w:tcPr>
+          <w:p>
+            <w:pPr>
+              <w:spacing w:before="0" w:after="0" w:line="276" w:lineRule="auto"/>
+              <w:ind w:firstLine="0"/>
+              <w:jc w:val="center"/>
+            </w:pPr>
+            <w:r/>
+            <w:r>
+              <w:rPr>
+                <w:rFonts w:ascii="Times New Roman" w:hAnsi="Times New Roman" w:eastAsia="楷体"/>
+                <w:b w:val="0"/>
+                <w:color w:val="000000"/>
+                <w:sz w:val="18"/>
+              </w:rPr>
+              <w:t>7.27</w:t>
+            </w:r>
+          </w:p>
+        </w:tc>
+        <w:tc>
+          <w:tcPr>
+            <w:tcW w:type="dxa" w:w="1344"/>
+            <w:vAlign w:val="center"/>
+            <w:tcBorders>
+              <w:top w:val="single" w:sz="4" w:color="A6A6A6"/>
+              <w:left w:val="single" w:sz="4" w:color="A6A6A6"/>
+              <w:bottom w:val="single" w:sz="4" w:color="A6A6A6"/>
+              <w:right w:val="single" w:sz="4" w:color="A6A6A6"/>
+            </w:tcBorders>
+          </w:tcPr>
+          <w:p>
+            <w:pPr>
+              <w:spacing w:before="0" w:after="0" w:line="276" w:lineRule="auto"/>
+              <w:ind w:firstLine="0"/>
+              <w:jc w:val="center"/>
+            </w:pPr>
+            <w:r/>
+            <w:r>
+              <w:rPr>
+                <w:rFonts w:ascii="Times New Roman" w:hAnsi="Times New Roman" w:eastAsia="楷体"/>
+                <w:b w:val="0"/>
+                <w:color w:val="000000"/>
+                <w:sz w:val="18"/>
+              </w:rPr>
+              <w:t>5.90%</w:t>
+            </w:r>
+          </w:p>
+        </w:tc>
+        <w:tc>
+          <w:tcPr>
+            <w:tcW w:type="dxa" w:w="1344"/>
+            <w:vAlign w:val="center"/>
+            <w:tcBorders>
+              <w:top w:val="single" w:sz="4" w:color="A6A6A6"/>
+              <w:left w:val="single" w:sz="4" w:color="A6A6A6"/>
+              <w:bottom w:val="single" w:sz="4" w:color="A6A6A6"/>
+              <w:right w:val="single" w:sz="4" w:color="A6A6A6"/>
+            </w:tcBorders>
+          </w:tcPr>
+          <w:p>
+            <w:pPr>
+              <w:spacing w:before="0" w:after="0" w:line="276" w:lineRule="auto"/>
+              <w:ind w:firstLine="0"/>
+              <w:jc w:val="center"/>
+            </w:pPr>
+            <w:r/>
+            <w:r>
+              <w:rPr>
+                <w:rFonts w:ascii="Times New Roman" w:hAnsi="Times New Roman" w:eastAsia="楷体"/>
+                <w:b w:val="0"/>
+                <w:color w:val="000000"/>
+                <w:sz w:val="18"/>
+              </w:rPr>
+              <w:t>9.8:40.4:49.8</w:t>
+            </w:r>
+          </w:p>
+        </w:tc>
+        <w:tc>
+          <w:tcPr>
+            <w:tcW w:type="dxa" w:w="1344"/>
+            <w:vAlign w:val="center"/>
+            <w:tcBorders>
+              <w:top w:val="single" w:sz="4" w:color="A6A6A6"/>
+              <w:left w:val="single" w:sz="4" w:color="A6A6A6"/>
+              <w:bottom w:val="single" w:sz="4" w:color="A6A6A6"/>
+              <w:right w:val="single" w:sz="4" w:color="A6A6A6"/>
+            </w:tcBorders>
+          </w:tcPr>
+          <w:p>
+            <w:pPr>
+              <w:spacing w:before="0" w:after="0" w:line="276" w:lineRule="auto"/>
+              <w:ind w:firstLine="0"/>
+              <w:jc w:val="center"/>
+            </w:pPr>
+            <w:r/>
+            <w:r>
+              <w:rPr>
+                <w:rFonts w:ascii="Times New Roman" w:hAnsi="Times New Roman" w:eastAsia="楷体"/>
+                <w:b w:val="0"/>
+                <w:color w:val="000000"/>
+                <w:sz w:val="18"/>
+              </w:rPr>
+              <w:t>261.96</w:t>
+            </w:r>
+          </w:p>
+        </w:tc>
+        <w:tc>
+          <w:tcPr>
+            <w:tcW w:type="dxa" w:w="1344"/>
+            <w:vAlign w:val="center"/>
+            <w:tcBorders>
+              <w:top w:val="single" w:sz="4" w:color="A6A6A6"/>
+              <w:left w:val="single" w:sz="4" w:color="A6A6A6"/>
+              <w:bottom w:val="single" w:sz="4" w:color="A6A6A6"/>
+              <w:right w:val="single" w:sz="4" w:color="A6A6A6"/>
+            </w:tcBorders>
+          </w:tcPr>
+          <w:p>
+            <w:pPr>
+              <w:spacing w:before="0" w:after="0" w:line="276" w:lineRule="auto"/>
+              <w:ind w:firstLine="0"/>
+              <w:jc w:val="center"/>
+            </w:pPr>
+            <w:r/>
+            <w:r>
+              <w:rPr>
+                <w:rFonts w:ascii="Times New Roman" w:hAnsi="Times New Roman" w:eastAsia="楷体"/>
+                <w:b w:val="0"/>
+                <w:color w:val="000000"/>
+                <w:sz w:val="18"/>
+              </w:rPr>
+              <w:t>523.18</w:t>
+            </w:r>
+          </w:p>
+        </w:tc>
+      </w:tr>
+      <w:tr>
+        <w:tc>
+          <w:tcPr>
+            <w:tcW w:type="dxa" w:w="1344"/>
+            <w:vAlign w:val="center"/>
+            <w:tcBorders>
+              <w:top w:val="single" w:sz="4" w:color="A6A6A6"/>
+              <w:left w:val="single" w:sz="4" w:color="A6A6A6"/>
+              <w:bottom w:val="single" w:sz="4" w:color="A6A6A6"/>
+              <w:right w:val="single" w:sz="4" w:color="A6A6A6"/>
+            </w:tcBorders>
+          </w:tcPr>
+          <w:p>
+            <w:pPr>
+              <w:spacing w:before="0" w:after="0" w:line="276" w:lineRule="auto"/>
+              <w:ind w:firstLine="0"/>
+              <w:jc w:val="left"/>
+            </w:pPr>
+            <w:r/>
+            <w:r>
+              <w:rPr>
+                <w:rFonts w:ascii="Times New Roman" w:hAnsi="Times New Roman" w:eastAsia="楷体"/>
+                <w:b w:val="0"/>
+                <w:color w:val="000000"/>
+                <w:sz w:val="18"/>
+              </w:rPr>
+              <w:t>滨州市</w:t>
+            </w:r>
+          </w:p>
+        </w:tc>
+        <w:tc>
+          <w:tcPr>
+            <w:tcW w:type="dxa" w:w="1344"/>
+            <w:vAlign w:val="center"/>
+            <w:tcBorders>
+              <w:top w:val="single" w:sz="4" w:color="A6A6A6"/>
+              <w:left w:val="single" w:sz="4" w:color="A6A6A6"/>
+              <w:bottom w:val="single" w:sz="4" w:color="A6A6A6"/>
+              <w:right w:val="single" w:sz="4" w:color="A6A6A6"/>
+            </w:tcBorders>
+          </w:tcPr>
+          <w:p>
+            <w:pPr>
+              <w:spacing w:before="0" w:after="0" w:line="276" w:lineRule="auto"/>
+              <w:ind w:firstLine="0"/>
+              <w:jc w:val="center"/>
+            </w:pPr>
+            <w:r/>
+            <w:r>
+              <w:rPr>
+                <w:rFonts w:ascii="Times New Roman" w:hAnsi="Times New Roman" w:eastAsia="楷体"/>
+                <w:b w:val="0"/>
+                <w:color w:val="000000"/>
+                <w:sz w:val="18"/>
+              </w:rPr>
+              <w:t>3,558.17</w:t>
+            </w:r>
+          </w:p>
+        </w:tc>
+        <w:tc>
+          <w:tcPr>
+            <w:tcW w:type="dxa" w:w="1344"/>
+            <w:vAlign w:val="center"/>
+            <w:tcBorders>
+              <w:top w:val="single" w:sz="4" w:color="A6A6A6"/>
+              <w:left w:val="single" w:sz="4" w:color="A6A6A6"/>
+              <w:bottom w:val="single" w:sz="4" w:color="A6A6A6"/>
+              <w:right w:val="single" w:sz="4" w:color="A6A6A6"/>
+            </w:tcBorders>
+          </w:tcPr>
+          <w:p>
+            <w:pPr>
+              <w:spacing w:before="0" w:after="0" w:line="276" w:lineRule="auto"/>
+              <w:ind w:firstLine="0"/>
+              <w:jc w:val="center"/>
+            </w:pPr>
+            <w:r/>
+            <w:r>
+              <w:rPr>
+                <w:rFonts w:ascii="Times New Roman" w:hAnsi="Times New Roman" w:eastAsia="楷体"/>
+                <w:b w:val="0"/>
+                <w:color w:val="000000"/>
+                <w:sz w:val="18"/>
+              </w:rPr>
+              <w:t>9.20</w:t>
+            </w:r>
+          </w:p>
+        </w:tc>
+        <w:tc>
+          <w:tcPr>
+            <w:tcW w:type="dxa" w:w="1344"/>
+            <w:vAlign w:val="center"/>
+            <w:tcBorders>
+              <w:top w:val="single" w:sz="4" w:color="A6A6A6"/>
+              <w:left w:val="single" w:sz="4" w:color="A6A6A6"/>
+              <w:bottom w:val="single" w:sz="4" w:color="A6A6A6"/>
+              <w:right w:val="single" w:sz="4" w:color="A6A6A6"/>
+            </w:tcBorders>
+          </w:tcPr>
+          <w:p>
+            <w:pPr>
+              <w:spacing w:before="0" w:after="0" w:line="276" w:lineRule="auto"/>
+              <w:ind w:firstLine="0"/>
+              <w:jc w:val="center"/>
+            </w:pPr>
+            <w:r/>
+            <w:r>
+              <w:rPr>
+                <w:rFonts w:ascii="Times New Roman" w:hAnsi="Times New Roman" w:eastAsia="楷体"/>
+                <w:b w:val="0"/>
+                <w:color w:val="000000"/>
+                <w:sz w:val="18"/>
+              </w:rPr>
+              <w:t>5.30%</w:t>
+            </w:r>
+          </w:p>
+        </w:tc>
+        <w:tc>
+          <w:tcPr>
+            <w:tcW w:type="dxa" w:w="1344"/>
+            <w:vAlign w:val="center"/>
+            <w:tcBorders>
+              <w:top w:val="single" w:sz="4" w:color="A6A6A6"/>
+              <w:left w:val="single" w:sz="4" w:color="A6A6A6"/>
+              <w:bottom w:val="single" w:sz="4" w:color="A6A6A6"/>
+              <w:right w:val="single" w:sz="4" w:color="A6A6A6"/>
+            </w:tcBorders>
+          </w:tcPr>
+          <w:p>
+            <w:pPr>
+              <w:spacing w:before="0" w:after="0" w:line="276" w:lineRule="auto"/>
+              <w:ind w:firstLine="0"/>
+              <w:jc w:val="center"/>
+            </w:pPr>
+            <w:r/>
+            <w:r>
+              <w:rPr>
+                <w:rFonts w:ascii="Times New Roman" w:hAnsi="Times New Roman" w:eastAsia="楷体"/>
+                <w:b w:val="0"/>
+                <w:color w:val="000000"/>
+                <w:sz w:val="18"/>
+              </w:rPr>
+              <w:t>9:44.9:46.1</w:t>
+            </w:r>
+          </w:p>
+        </w:tc>
+        <w:tc>
+          <w:tcPr>
+            <w:tcW w:type="dxa" w:w="1344"/>
+            <w:vAlign w:val="center"/>
+            <w:tcBorders>
+              <w:top w:val="single" w:sz="4" w:color="A6A6A6"/>
+              <w:left w:val="single" w:sz="4" w:color="A6A6A6"/>
+              <w:bottom w:val="single" w:sz="4" w:color="A6A6A6"/>
+              <w:right w:val="single" w:sz="4" w:color="A6A6A6"/>
+            </w:tcBorders>
+          </w:tcPr>
+          <w:p>
+            <w:pPr>
+              <w:spacing w:before="0" w:after="0" w:line="276" w:lineRule="auto"/>
+              <w:ind w:firstLine="0"/>
+              <w:jc w:val="center"/>
+            </w:pPr>
+            <w:r/>
+            <w:r>
+              <w:rPr>
+                <w:rFonts w:ascii="Times New Roman" w:hAnsi="Times New Roman" w:eastAsia="楷体"/>
+                <w:b w:val="0"/>
+                <w:color w:val="000000"/>
+                <w:sz w:val="18"/>
+              </w:rPr>
+              <w:t>318.26</w:t>
+            </w:r>
+          </w:p>
+        </w:tc>
+        <w:tc>
+          <w:tcPr>
+            <w:tcW w:type="dxa" w:w="1344"/>
+            <w:vAlign w:val="center"/>
+            <w:tcBorders>
+              <w:top w:val="single" w:sz="4" w:color="A6A6A6"/>
+              <w:left w:val="single" w:sz="4" w:color="A6A6A6"/>
+              <w:bottom w:val="single" w:sz="4" w:color="A6A6A6"/>
+              <w:right w:val="single" w:sz="4" w:color="A6A6A6"/>
+            </w:tcBorders>
+          </w:tcPr>
+          <w:p>
+            <w:pPr>
+              <w:spacing w:before="0" w:after="0" w:line="276" w:lineRule="auto"/>
+              <w:ind w:firstLine="0"/>
+              <w:jc w:val="center"/>
+            </w:pPr>
+            <w:r/>
+            <w:r>
+              <w:rPr>
+                <w:rFonts w:ascii="Times New Roman" w:hAnsi="Times New Roman" w:eastAsia="楷体"/>
+                <w:b w:val="0"/>
+                <w:color w:val="000000"/>
+                <w:sz w:val="18"/>
+              </w:rPr>
+              <w:t>384.77</w:t>
+            </w:r>
+          </w:p>
+        </w:tc>
+      </w:tr>
+      <w:tr>
+        <w:tc>
+          <w:tcPr>
+            <w:tcW w:type="dxa" w:w="1344"/>
+            <w:vAlign w:val="center"/>
+            <w:tcBorders>
+              <w:top w:val="single" w:sz="4" w:color="A6A6A6"/>
+              <w:left w:val="single" w:sz="4" w:color="A6A6A6"/>
+              <w:bottom w:val="single" w:sz="4" w:color="A6A6A6"/>
+              <w:right w:val="single" w:sz="4" w:color="A6A6A6"/>
+            </w:tcBorders>
+          </w:tcPr>
+          <w:p>
+            <w:pPr>
+              <w:spacing w:before="0" w:after="0" w:line="276" w:lineRule="auto"/>
+              <w:ind w:firstLine="0"/>
+              <w:jc w:val="left"/>
+            </w:pPr>
+            <w:r/>
+            <w:r>
+              <w:rPr>
+                <w:rFonts w:ascii="Times New Roman" w:hAnsi="Times New Roman" w:eastAsia="楷体"/>
+                <w:b w:val="0"/>
+                <w:color w:val="000000"/>
+                <w:sz w:val="18"/>
+              </w:rPr>
+              <w:t>聊城市</w:t>
+            </w:r>
+          </w:p>
+        </w:tc>
+        <w:tc>
+          <w:tcPr>
+            <w:tcW w:type="dxa" w:w="1344"/>
+            <w:vAlign w:val="center"/>
+            <w:tcBorders>
+              <w:top w:val="single" w:sz="4" w:color="A6A6A6"/>
+              <w:left w:val="single" w:sz="4" w:color="A6A6A6"/>
+              <w:bottom w:val="single" w:sz="4" w:color="A6A6A6"/>
+              <w:right w:val="single" w:sz="4" w:color="A6A6A6"/>
+            </w:tcBorders>
+          </w:tcPr>
+          <w:p>
+            <w:pPr>
+              <w:spacing w:before="0" w:after="0" w:line="276" w:lineRule="auto"/>
+              <w:ind w:firstLine="0"/>
+              <w:jc w:val="center"/>
+            </w:pPr>
+            <w:r/>
+            <w:r>
+              <w:rPr>
+                <w:rFonts w:ascii="Times New Roman" w:hAnsi="Times New Roman" w:eastAsia="楷体"/>
+                <w:b w:val="0"/>
+                <w:color w:val="000000"/>
+                <w:sz w:val="18"/>
+              </w:rPr>
+              <w:t>3,304.15</w:t>
+            </w:r>
+          </w:p>
+        </w:tc>
+        <w:tc>
+          <w:tcPr>
+            <w:tcW w:type="dxa" w:w="1344"/>
+            <w:vAlign w:val="center"/>
+            <w:tcBorders>
+              <w:top w:val="single" w:sz="4" w:color="A6A6A6"/>
+              <w:left w:val="single" w:sz="4" w:color="A6A6A6"/>
+              <w:bottom w:val="single" w:sz="4" w:color="A6A6A6"/>
+              <w:right w:val="single" w:sz="4" w:color="A6A6A6"/>
+            </w:tcBorders>
+          </w:tcPr>
+          <w:p>
+            <w:pPr>
+              <w:spacing w:before="0" w:after="0" w:line="276" w:lineRule="auto"/>
+              <w:ind w:firstLine="0"/>
+              <w:jc w:val="center"/>
+            </w:pPr>
+            <w:r/>
+            <w:r>
+              <w:rPr>
+                <w:rFonts w:ascii="Times New Roman" w:hAnsi="Times New Roman" w:eastAsia="楷体"/>
+                <w:b w:val="0"/>
+                <w:color w:val="000000"/>
+                <w:sz w:val="18"/>
+              </w:rPr>
+              <w:t>5.74</w:t>
+            </w:r>
+          </w:p>
+        </w:tc>
+        <w:tc>
+          <w:tcPr>
+            <w:tcW w:type="dxa" w:w="1344"/>
+            <w:vAlign w:val="center"/>
+            <w:tcBorders>
+              <w:top w:val="single" w:sz="4" w:color="A6A6A6"/>
+              <w:left w:val="single" w:sz="4" w:color="A6A6A6"/>
+              <w:bottom w:val="single" w:sz="4" w:color="A6A6A6"/>
+              <w:right w:val="single" w:sz="4" w:color="A6A6A6"/>
+            </w:tcBorders>
+          </w:tcPr>
+          <w:p>
+            <w:pPr>
+              <w:spacing w:before="0" w:after="0" w:line="276" w:lineRule="auto"/>
+              <w:ind w:firstLine="0"/>
+              <w:jc w:val="center"/>
+            </w:pPr>
+            <w:r/>
+            <w:r>
+              <w:rPr>
+                <w:rFonts w:ascii="Times New Roman" w:hAnsi="Times New Roman" w:eastAsia="楷体"/>
+                <w:b w:val="0"/>
+                <w:color w:val="000000"/>
+                <w:sz w:val="18"/>
+              </w:rPr>
+              <w:t>5.60%</w:t>
+            </w:r>
+          </w:p>
+        </w:tc>
+        <w:tc>
+          <w:tcPr>
+            <w:tcW w:type="dxa" w:w="1344"/>
+            <w:vAlign w:val="center"/>
+            <w:tcBorders>
+              <w:top w:val="single" w:sz="4" w:color="A6A6A6"/>
+              <w:left w:val="single" w:sz="4" w:color="A6A6A6"/>
+              <w:bottom w:val="single" w:sz="4" w:color="A6A6A6"/>
+              <w:right w:val="single" w:sz="4" w:color="A6A6A6"/>
+            </w:tcBorders>
+          </w:tcPr>
+          <w:p>
+            <w:pPr>
+              <w:spacing w:before="0" w:after="0" w:line="276" w:lineRule="auto"/>
+              <w:ind w:firstLine="0"/>
+              <w:jc w:val="center"/>
+            </w:pPr>
+            <w:r/>
+            <w:r>
+              <w:rPr>
+                <w:rFonts w:ascii="Times New Roman" w:hAnsi="Times New Roman" w:eastAsia="楷体"/>
+                <w:b w:val="0"/>
+                <w:color w:val="000000"/>
+                <w:sz w:val="18"/>
+              </w:rPr>
+              <w:t>13.3:40.6:46.1</w:t>
+            </w:r>
+          </w:p>
+        </w:tc>
+        <w:tc>
+          <w:tcPr>
+            <w:tcW w:type="dxa" w:w="1344"/>
+            <w:vAlign w:val="center"/>
+            <w:tcBorders>
+              <w:top w:val="single" w:sz="4" w:color="A6A6A6"/>
+              <w:left w:val="single" w:sz="4" w:color="A6A6A6"/>
+              <w:bottom w:val="single" w:sz="4" w:color="A6A6A6"/>
+              <w:right w:val="single" w:sz="4" w:color="A6A6A6"/>
+            </w:tcBorders>
+          </w:tcPr>
+          <w:p>
+            <w:pPr>
+              <w:spacing w:before="0" w:after="0" w:line="276" w:lineRule="auto"/>
+              <w:ind w:firstLine="0"/>
+              <w:jc w:val="center"/>
+            </w:pPr>
+            <w:r/>
+            <w:r>
+              <w:rPr>
+                <w:rFonts w:ascii="Times New Roman" w:hAnsi="Times New Roman" w:eastAsia="楷体"/>
+                <w:b w:val="0"/>
+                <w:color w:val="000000"/>
+                <w:sz w:val="18"/>
+              </w:rPr>
+              <w:t>264.80</w:t>
+            </w:r>
+          </w:p>
+        </w:tc>
+        <w:tc>
+          <w:tcPr>
+            <w:tcW w:type="dxa" w:w="1344"/>
+            <w:vAlign w:val="center"/>
+            <w:tcBorders>
+              <w:top w:val="single" w:sz="4" w:color="A6A6A6"/>
+              <w:left w:val="single" w:sz="4" w:color="A6A6A6"/>
+              <w:bottom w:val="single" w:sz="4" w:color="A6A6A6"/>
+              <w:right w:val="single" w:sz="4" w:color="A6A6A6"/>
+            </w:tcBorders>
+          </w:tcPr>
+          <w:p>
+            <w:pPr>
+              <w:spacing w:before="0" w:after="0" w:line="276" w:lineRule="auto"/>
+              <w:ind w:firstLine="0"/>
+              <w:jc w:val="center"/>
+            </w:pPr>
+            <w:r/>
+            <w:r>
+              <w:rPr>
+                <w:rFonts w:ascii="Times New Roman" w:hAnsi="Times New Roman" w:eastAsia="楷体"/>
+                <w:b w:val="0"/>
+                <w:color w:val="000000"/>
+                <w:sz w:val="18"/>
+              </w:rPr>
+              <w:t>575.86</w:t>
+            </w:r>
+          </w:p>
+        </w:tc>
+      </w:tr>
+      <w:tr>
+        <w:tc>
+          <w:tcPr>
+            <w:tcW w:type="dxa" w:w="1344"/>
+            <w:vAlign w:val="center"/>
+            <w:tcBorders>
+              <w:top w:val="single" w:sz="4" w:color="A6A6A6"/>
+              <w:left w:val="single" w:sz="4" w:color="A6A6A6"/>
+              <w:bottom w:val="single" w:sz="4" w:color="A6A6A6"/>
+              <w:right w:val="single" w:sz="4" w:color="A6A6A6"/>
+            </w:tcBorders>
+          </w:tcPr>
+          <w:p>
+            <w:pPr>
+              <w:spacing w:before="0" w:after="0" w:line="276" w:lineRule="auto"/>
+              <w:ind w:firstLine="0"/>
+              <w:jc w:val="left"/>
+            </w:pPr>
+            <w:r/>
+            <w:r>
+              <w:rPr>
+                <w:rFonts w:ascii="Times New Roman" w:hAnsi="Times New Roman" w:eastAsia="楷体"/>
+                <w:b w:val="0"/>
+                <w:color w:val="000000"/>
+                <w:sz w:val="18"/>
+              </w:rPr>
+              <w:t>日照市</w:t>
+            </w:r>
+          </w:p>
+        </w:tc>
+        <w:tc>
+          <w:tcPr>
+            <w:tcW w:type="dxa" w:w="1344"/>
+            <w:vAlign w:val="center"/>
+            <w:tcBorders>
+              <w:top w:val="single" w:sz="4" w:color="A6A6A6"/>
+              <w:left w:val="single" w:sz="4" w:color="A6A6A6"/>
+              <w:bottom w:val="single" w:sz="4" w:color="A6A6A6"/>
+              <w:right w:val="single" w:sz="4" w:color="A6A6A6"/>
+            </w:tcBorders>
+          </w:tcPr>
+          <w:p>
+            <w:pPr>
+              <w:spacing w:before="0" w:after="0" w:line="276" w:lineRule="auto"/>
+              <w:ind w:firstLine="0"/>
+              <w:jc w:val="center"/>
+            </w:pPr>
+            <w:r/>
+            <w:r>
+              <w:rPr>
+                <w:rFonts w:ascii="Times New Roman" w:hAnsi="Times New Roman" w:eastAsia="楷体"/>
+                <w:b w:val="0"/>
+                <w:color w:val="000000"/>
+                <w:sz w:val="18"/>
+              </w:rPr>
+              <w:t>2,689.96</w:t>
+            </w:r>
+          </w:p>
+        </w:tc>
+        <w:tc>
+          <w:tcPr>
+            <w:tcW w:type="dxa" w:w="1344"/>
+            <w:vAlign w:val="center"/>
+            <w:tcBorders>
+              <w:top w:val="single" w:sz="4" w:color="A6A6A6"/>
+              <w:left w:val="single" w:sz="4" w:color="A6A6A6"/>
+              <w:bottom w:val="single" w:sz="4" w:color="A6A6A6"/>
+              <w:right w:val="single" w:sz="4" w:color="A6A6A6"/>
+            </w:tcBorders>
+          </w:tcPr>
+          <w:p>
+            <w:pPr>
+              <w:spacing w:before="0" w:after="0" w:line="276" w:lineRule="auto"/>
+              <w:ind w:firstLine="0"/>
+              <w:jc w:val="center"/>
+            </w:pPr>
+            <w:r/>
+            <w:r>
+              <w:rPr>
+                <w:rFonts w:ascii="Times New Roman" w:hAnsi="Times New Roman" w:eastAsia="楷体"/>
+                <w:b w:val="0"/>
+                <w:color w:val="000000"/>
+                <w:sz w:val="18"/>
+              </w:rPr>
+              <w:t>9.24</w:t>
+            </w:r>
+          </w:p>
+        </w:tc>
+        <w:tc>
+          <w:tcPr>
+            <w:tcW w:type="dxa" w:w="1344"/>
+            <w:vAlign w:val="center"/>
+            <w:tcBorders>
+              <w:top w:val="single" w:sz="4" w:color="A6A6A6"/>
+              <w:left w:val="single" w:sz="4" w:color="A6A6A6"/>
+              <w:bottom w:val="single" w:sz="4" w:color="A6A6A6"/>
+              <w:right w:val="single" w:sz="4" w:color="A6A6A6"/>
+            </w:tcBorders>
+          </w:tcPr>
+          <w:p>
+            <w:pPr>
+              <w:spacing w:before="0" w:after="0" w:line="276" w:lineRule="auto"/>
+              <w:ind w:firstLine="0"/>
+              <w:jc w:val="center"/>
+            </w:pPr>
+            <w:r/>
+            <w:r>
+              <w:rPr>
+                <w:rFonts w:ascii="Times New Roman" w:hAnsi="Times New Roman" w:eastAsia="楷体"/>
+                <w:b w:val="0"/>
+                <w:color w:val="000000"/>
+                <w:sz w:val="18"/>
+              </w:rPr>
+              <w:t>6.00%</w:t>
             </w:r>
           </w:p>
         </w:tc>
@@ -3172,7 +3377,7 @@
                 <w:color w:val="000000"/>
                 <w:sz w:val="18"/>
               </w:rPr>
-              <w:t>35.59</w:t>
+              <w:t>210.26</w:t>
             </w:r>
           </w:p>
         </w:tc>
@@ -3201,7 +3406,7 @@
                 <w:color w:val="000000"/>
                 <w:sz w:val="18"/>
               </w:rPr>
-              <w:t>—</w:t>
+              <w:t>291.05</w:t>
             </w:r>
           </w:p>
         </w:tc>
@@ -3232,7 +3437,7 @@
                 <w:color w:val="000000"/>
                 <w:sz w:val="18"/>
               </w:rPr>
-              <w:t>迪庆藏族自治州</w:t>
+              <w:t>枣庄市</w:t>
             </w:r>
           </w:p>
         </w:tc>
@@ -3261,7 +3466,7 @@
                 <w:color w:val="000000"/>
                 <w:sz w:val="18"/>
               </w:rPr>
-              <w:t>316.65</w:t>
+              <w:t>2,502.52</w:t>
             </w:r>
           </w:p>
         </w:tc>
@@ -3290,7 +3495,7 @@
                 <w:color w:val="000000"/>
                 <w:sz w:val="18"/>
               </w:rPr>
-              <w:t>—</w:t>
+              <w:t>6.58</w:t>
             </w:r>
           </w:p>
         </w:tc>
@@ -3319,7 +3524,7 @@
                 <w:color w:val="000000"/>
                 <w:sz w:val="18"/>
               </w:rPr>
-              <w:t>3.00%</w:t>
+              <w:t>5.70%</w:t>
             </w:r>
           </w:p>
         </w:tc>
@@ -3348,7 +3553,7 @@
                 <w:color w:val="000000"/>
                 <w:sz w:val="18"/>
               </w:rPr>
-              <w:t xml:space="preserve"> </w:t>
+              <w:t>8.4:37.6:54</w:t>
             </w:r>
           </w:p>
         </w:tc>
@@ -3377,7 +3582,7 @@
                 <w:color w:val="000000"/>
                 <w:sz w:val="18"/>
               </w:rPr>
-              <w:t>18.49</w:t>
+              <w:t>200.20</w:t>
             </w:r>
           </w:p>
         </w:tc>
@@ -3406,212 +3611,7 @@
                 <w:color w:val="000000"/>
                 <w:sz w:val="18"/>
               </w:rPr>
-              <w:t>—</w:t>
-            </w:r>
-          </w:p>
-        </w:tc>
-      </w:tr>
-      <w:tr>
-        <w:tc>
-          <w:tcPr>
-            <w:tcW w:type="dxa" w:w="1344"/>
-            <w:vAlign w:val="center"/>
-            <w:tcBorders>
-              <w:top w:val="single" w:sz="4" w:color="A6A6A6"/>
-              <w:left w:val="single" w:sz="4" w:color="A6A6A6"/>
-              <w:bottom w:val="single" w:sz="4" w:color="A6A6A6"/>
-              <w:right w:val="single" w:sz="4" w:color="A6A6A6"/>
-            </w:tcBorders>
-          </w:tcPr>
-          <w:p>
-            <w:pPr>
-              <w:spacing w:before="0" w:after="0" w:line="276" w:lineRule="auto"/>
-              <w:ind w:firstLine="0"/>
-              <w:jc w:val="left"/>
-            </w:pPr>
-            <w:r/>
-            <w:r>
-              <w:rPr>
-                <w:rFonts w:ascii="Times New Roman" w:hAnsi="Times New Roman" w:eastAsia="楷体"/>
-                <w:b w:val="0"/>
-                <w:color w:val="000000"/>
-                <w:sz w:val="18"/>
-              </w:rPr>
-              <w:t>怒江傈僳族自治州</w:t>
-            </w:r>
-          </w:p>
-        </w:tc>
-        <w:tc>
-          <w:tcPr>
-            <w:tcW w:type="dxa" w:w="1344"/>
-            <w:vAlign w:val="center"/>
-            <w:tcBorders>
-              <w:top w:val="single" w:sz="4" w:color="A6A6A6"/>
-              <w:left w:val="single" w:sz="4" w:color="A6A6A6"/>
-              <w:bottom w:val="single" w:sz="4" w:color="A6A6A6"/>
-              <w:right w:val="single" w:sz="4" w:color="A6A6A6"/>
-            </w:tcBorders>
-          </w:tcPr>
-          <w:p>
-            <w:pPr>
-              <w:spacing w:before="0" w:after="0" w:line="276" w:lineRule="auto"/>
-              <w:ind w:firstLine="0"/>
-              <w:jc w:val="center"/>
-            </w:pPr>
-            <w:r/>
-            <w:r>
-              <w:rPr>
-                <w:rFonts w:ascii="Times New Roman" w:hAnsi="Times New Roman" w:eastAsia="楷体"/>
-                <w:b w:val="0"/>
-                <w:color w:val="000000"/>
-                <w:sz w:val="18"/>
-              </w:rPr>
-              <w:t>288.98</w:t>
-            </w:r>
-          </w:p>
-        </w:tc>
-        <w:tc>
-          <w:tcPr>
-            <w:tcW w:type="dxa" w:w="1344"/>
-            <w:vAlign w:val="center"/>
-            <w:tcBorders>
-              <w:top w:val="single" w:sz="4" w:color="A6A6A6"/>
-              <w:left w:val="single" w:sz="4" w:color="A6A6A6"/>
-              <w:bottom w:val="single" w:sz="4" w:color="A6A6A6"/>
-              <w:right w:val="single" w:sz="4" w:color="A6A6A6"/>
-            </w:tcBorders>
-          </w:tcPr>
-          <w:p>
-            <w:pPr>
-              <w:spacing w:before="0" w:after="0" w:line="276" w:lineRule="auto"/>
-              <w:ind w:firstLine="0"/>
-              <w:jc w:val="center"/>
-            </w:pPr>
-            <w:r/>
-            <w:r>
-              <w:rPr>
-                <w:rFonts w:ascii="Times New Roman" w:hAnsi="Times New Roman" w:eastAsia="楷体"/>
-                <w:b w:val="0"/>
-                <w:color w:val="000000"/>
-                <w:sz w:val="18"/>
-              </w:rPr>
-              <w:t>5.30</w:t>
-            </w:r>
-          </w:p>
-        </w:tc>
-        <w:tc>
-          <w:tcPr>
-            <w:tcW w:type="dxa" w:w="1344"/>
-            <w:vAlign w:val="center"/>
-            <w:tcBorders>
-              <w:top w:val="single" w:sz="4" w:color="A6A6A6"/>
-              <w:left w:val="single" w:sz="4" w:color="A6A6A6"/>
-              <w:bottom w:val="single" w:sz="4" w:color="A6A6A6"/>
-              <w:right w:val="single" w:sz="4" w:color="A6A6A6"/>
-            </w:tcBorders>
-          </w:tcPr>
-          <w:p>
-            <w:pPr>
-              <w:spacing w:before="0" w:after="0" w:line="276" w:lineRule="auto"/>
-              <w:ind w:firstLine="0"/>
-              <w:jc w:val="center"/>
-            </w:pPr>
-            <w:r/>
-            <w:r>
-              <w:rPr>
-                <w:rFonts w:ascii="Times New Roman" w:hAnsi="Times New Roman" w:eastAsia="楷体"/>
-                <w:b w:val="0"/>
-                <w:color w:val="000000"/>
-                <w:sz w:val="18"/>
-              </w:rPr>
-              <w:t>3.30%</w:t>
-            </w:r>
-          </w:p>
-        </w:tc>
-        <w:tc>
-          <w:tcPr>
-            <w:tcW w:type="dxa" w:w="1344"/>
-            <w:vAlign w:val="center"/>
-            <w:tcBorders>
-              <w:top w:val="single" w:sz="4" w:color="A6A6A6"/>
-              <w:left w:val="single" w:sz="4" w:color="A6A6A6"/>
-              <w:bottom w:val="single" w:sz="4" w:color="A6A6A6"/>
-              <w:right w:val="single" w:sz="4" w:color="A6A6A6"/>
-            </w:tcBorders>
-          </w:tcPr>
-          <w:p>
-            <w:pPr>
-              <w:spacing w:before="0" w:after="0" w:line="276" w:lineRule="auto"/>
-              <w:ind w:firstLine="0"/>
-              <w:jc w:val="center"/>
-            </w:pPr>
-            <w:r/>
-            <w:r>
-              <w:rPr>
-                <w:rFonts w:ascii="Times New Roman" w:hAnsi="Times New Roman" w:eastAsia="楷体"/>
-                <w:b w:val="0"/>
-                <w:color w:val="000000"/>
-                <w:sz w:val="18"/>
-              </w:rPr>
-              <w:t xml:space="preserve"> </w:t>
-            </w:r>
-          </w:p>
-        </w:tc>
-        <w:tc>
-          <w:tcPr>
-            <w:tcW w:type="dxa" w:w="1344"/>
-            <w:vAlign w:val="center"/>
-            <w:tcBorders>
-              <w:top w:val="single" w:sz="4" w:color="A6A6A6"/>
-              <w:left w:val="single" w:sz="4" w:color="A6A6A6"/>
-              <w:bottom w:val="single" w:sz="4" w:color="A6A6A6"/>
-              <w:right w:val="single" w:sz="4" w:color="A6A6A6"/>
-            </w:tcBorders>
-          </w:tcPr>
-          <w:p>
-            <w:pPr>
-              <w:spacing w:before="0" w:after="0" w:line="276" w:lineRule="auto"/>
-              <w:ind w:firstLine="0"/>
-              <w:jc w:val="center"/>
-            </w:pPr>
-            <w:r/>
-            <w:r>
-              <w:rPr>
-                <w:rFonts w:ascii="Times New Roman" w:hAnsi="Times New Roman" w:eastAsia="楷体"/>
-                <w:b w:val="0"/>
-                <w:color w:val="000000"/>
-                <w:sz w:val="18"/>
-              </w:rPr>
-              <w:t>14.34</w:t>
-            </w:r>
-          </w:p>
-        </w:tc>
-        <w:tc>
-          <w:tcPr>
-            <w:tcW w:type="dxa" w:w="1344"/>
-            <w:vAlign w:val="center"/>
-            <w:tcBorders>
-              <w:top w:val="single" w:sz="4" w:color="A6A6A6"/>
-              <w:left w:val="single" w:sz="4" w:color="A6A6A6"/>
-              <w:bottom w:val="single" w:sz="4" w:color="A6A6A6"/>
-              <w:right w:val="single" w:sz="4" w:color="A6A6A6"/>
-            </w:tcBorders>
-          </w:tcPr>
-          <w:p>
-            <w:pPr>
-              <w:spacing w:before="0" w:after="0" w:line="276" w:lineRule="auto"/>
-              <w:ind w:firstLine="0"/>
-              <w:jc w:val="center"/>
-            </w:pPr>
-            <w:r/>
-            <w:r>
-              <w:rPr>
-                <w:rFonts w:ascii="Times New Roman" w:hAnsi="Times New Roman" w:eastAsia="楷体"/>
-                <w:b w:val="0"/>
-                <w:color w:val="000000"/>
-                <w:sz w:val="18"/>
-              </w:rPr>
-              <w:t>—</w:t>
+              <w:t>380.04</w:t>
             </w:r>
           </w:p>
         </w:tc>
@@ -3644,7 +3644,7 @@
           <w:color w:val="000000"/>
           <w:sz w:val="21"/>
         </w:rPr>
-        <w:t>省内对比看，怒江傈僳族自治州2025年GDP总量288.98亿元、列全省第16位，一般公共预算收入14.34亿元、列全省第16位。整体来看，怒江傈僳族自治州经济基本面在云南省内具有一定代表性，但需关注固定资产投资走势及新旧动能转换的接续性。</w:t>
+        <w:t>省内对比看，济南市2025年GDP总量14,210.00亿元、列全省第二位；一般公共预算收入1,093.35亿元、列全省第二位。整体来看，济南市在山东省内的经济与财政地位较为重要，但放到同类城市横向看，产业结构升级与新旧动能转换仍是中长期需要关注的核心课题。</w:t>
       </w:r>
     </w:p>
     <w:p>
@@ -3659,7 +3659,7 @@
           <w:color w:val="000000"/>
           <w:sz w:val="21"/>
         </w:rPr>
-        <w:t>■ 怒江傈僳族自治州财政体量在云南省处于中游，税收占比69.73%、税收质量较好，但政府性基金收入总体平稳；2025年末宽口径债务率126.72%、处于可控水平，整体处于可控水平。</w:t>
+        <w:t>■ 济南市财政体量在山东省位居前列，税收占比处于70%以上的较高水平、显著高于全国地级市平均、财政质量较好；但受房地产市场调整影响，政府性基金收入近年总体保持平稳；2025年末宽口径债务率601.14%、处于偏高水平，已显著高于公认的 300% 偏高临界线，后续偿债压力值得关注。</w:t>
       </w:r>
     </w:p>
     <w:p>
@@ -3674,7 +3674,7 @@
           <w:color w:val="000000"/>
           <w:sz w:val="21"/>
         </w:rPr>
-        <w:t>财政收入方面，2023、2024、2025年怒江傈僳族自治州一般公共预算收入分别为25.62亿元、13.87亿元、14.34亿元，其中税收收入9.36亿元、9.99亿元、10.00亿元，税收占比维持在36.53%、72.00%、69.73%；一般公共预算支出147.70亿元、129.18亿元、127.37亿元，财政自给率17.34%、10.74%、11.26%。</w:t>
+        <w:t>财政收入方面，2023、2024、2025年济南市一般公共预算收入分别为1,060.82亿元、1,083.05亿元、1,093.35亿元，在山东省内位居前列；其中税收收入分别为797.93亿元、784.18亿元、812.82亿元，税收占比维持在75.22%、72.40%、74.34%，处于70%以上的较高水平、显著高于全国地级市平均、财政质量较好。一般公共预算支出分别为1,365.29亿元、1,397.15亿元、1,407.49亿元，财政自给率77.70%、77.52%、77.68%，财政自给率处于中等水平。</w:t>
       </w:r>
     </w:p>
     <w:p>
@@ -3689,7 +3689,7 @@
           <w:color w:val="000000"/>
           <w:sz w:val="21"/>
         </w:rPr>
-        <w:t>政府性基金收入方面，2023、2024、2025年分别为4.96亿元、3.66亿元、4.82亿元，政府性基金收入总体平稳，反映地方综合财力对房地产周期的敞口。</w:t>
+        <w:t>政府性基金收入方面，2023、2024、2025年济南市政府性基金收入分别为520.76亿元、592.00亿元、567.26亿元，近年总体保持平稳。</w:t>
       </w:r>
     </w:p>
     <w:p>
@@ -3705,7 +3705,7 @@
           <w:color w:val="000000"/>
           <w:sz w:val="21"/>
         </w:rPr>
-        <w:t>图表：2023-2025年怒江傈僳族自治州财政收入情况(单位:亿元、%)</w:t>
+        <w:t>图表：2023-2025年济南市财政收入情况(单位:亿元、%)</w:t>
       </w:r>
     </w:p>
     <w:tbl>
@@ -3990,7 +3990,7 @@
                 <w:color w:val="000000"/>
                 <w:sz w:val="18"/>
               </w:rPr>
-              <w:t>25.62</w:t>
+              <w:t>1,060.82</w:t>
             </w:r>
           </w:p>
         </w:tc>
@@ -4019,7 +4019,7 @@
                 <w:color w:val="000000"/>
                 <w:sz w:val="18"/>
               </w:rPr>
-              <w:t>10.46%</w:t>
+              <w:t>6.00%</w:t>
             </w:r>
           </w:p>
         </w:tc>
@@ -4048,7 +4048,7 @@
                 <w:color w:val="000000"/>
                 <w:sz w:val="18"/>
               </w:rPr>
-              <w:t>13.87</w:t>
+              <w:t>1,083.05</w:t>
             </w:r>
           </w:p>
         </w:tc>
@@ -4077,7 +4077,7 @@
                 <w:color w:val="000000"/>
                 <w:sz w:val="18"/>
               </w:rPr>
-              <w:t>-45.86%</w:t>
+              <w:t>2.10%</w:t>
             </w:r>
           </w:p>
         </w:tc>
@@ -4106,7 +4106,7 @@
                 <w:color w:val="000000"/>
                 <w:sz w:val="18"/>
               </w:rPr>
-              <w:t>14.34</w:t>
+              <w:t>1,093.35</w:t>
             </w:r>
           </w:p>
         </w:tc>
@@ -4135,7 +4135,7 @@
                 <w:color w:val="000000"/>
                 <w:sz w:val="18"/>
               </w:rPr>
-              <w:t>3.39%</w:t>
+              <w:t>0.95%</w:t>
             </w:r>
           </w:p>
         </w:tc>
@@ -4195,7 +4195,7 @@
                 <w:color w:val="000000"/>
                 <w:sz w:val="18"/>
               </w:rPr>
-              <w:t>9.36</w:t>
+              <w:t>797.93</w:t>
             </w:r>
           </w:p>
         </w:tc>
@@ -4253,7 +4253,7 @@
                 <w:color w:val="000000"/>
                 <w:sz w:val="18"/>
               </w:rPr>
-              <w:t>9.99</w:t>
+              <w:t>784.18</w:t>
             </w:r>
           </w:p>
         </w:tc>
@@ -4282,7 +4282,7 @@
                 <w:color w:val="000000"/>
                 <w:sz w:val="18"/>
               </w:rPr>
-              <w:t>6.73%</w:t>
+              <w:t>-1.72%</w:t>
             </w:r>
           </w:p>
         </w:tc>
@@ -4311,7 +4311,7 @@
                 <w:color w:val="000000"/>
                 <w:sz w:val="18"/>
               </w:rPr>
-              <w:t>10.00</w:t>
+              <w:t>812.82</w:t>
             </w:r>
           </w:p>
         </w:tc>
@@ -4340,7 +4340,7 @@
                 <w:color w:val="000000"/>
                 <w:sz w:val="18"/>
               </w:rPr>
-              <w:t>0.10%</w:t>
+              <w:t>3.65%</w:t>
             </w:r>
           </w:p>
         </w:tc>
@@ -4400,7 +4400,7 @@
                 <w:color w:val="000000"/>
                 <w:sz w:val="18"/>
               </w:rPr>
-              <w:t>36.53%</w:t>
+              <w:t>75.22%</w:t>
             </w:r>
           </w:p>
         </w:tc>
@@ -4458,7 +4458,7 @@
                 <w:color w:val="000000"/>
                 <w:sz w:val="18"/>
               </w:rPr>
-              <w:t>72.00%</w:t>
+              <w:t>72.40%</w:t>
             </w:r>
           </w:p>
         </w:tc>
@@ -4516,7 +4516,7 @@
                 <w:color w:val="000000"/>
                 <w:sz w:val="18"/>
               </w:rPr>
-              <w:t>69.73%</w:t>
+              <w:t>74.34%</w:t>
             </w:r>
           </w:p>
         </w:tc>
@@ -4605,7 +4605,7 @@
                 <w:color w:val="000000"/>
                 <w:sz w:val="18"/>
               </w:rPr>
-              <w:t>147.70</w:t>
+              <w:t>1,365.29</w:t>
             </w:r>
           </w:p>
         </w:tc>
@@ -4663,7 +4663,7 @@
                 <w:color w:val="000000"/>
                 <w:sz w:val="18"/>
               </w:rPr>
-              <w:t>129.18</w:t>
+              <w:t>1,397.15</w:t>
             </w:r>
           </w:p>
         </w:tc>
@@ -4692,7 +4692,7 @@
                 <w:color w:val="000000"/>
                 <w:sz w:val="18"/>
               </w:rPr>
-              <w:t>-12.54%</w:t>
+              <w:t>2.33%</w:t>
             </w:r>
           </w:p>
         </w:tc>
@@ -4721,7 +4721,7 @@
                 <w:color w:val="000000"/>
                 <w:sz w:val="18"/>
               </w:rPr>
-              <w:t>127.37</w:t>
+              <w:t>1,407.49</w:t>
             </w:r>
           </w:p>
         </w:tc>
@@ -4750,7 +4750,7 @@
                 <w:color w:val="000000"/>
                 <w:sz w:val="18"/>
               </w:rPr>
-              <w:t>-1.40%</w:t>
+              <w:t>0.74%</w:t>
             </w:r>
           </w:p>
         </w:tc>
@@ -4810,7 +4810,7 @@
                 <w:color w:val="000000"/>
                 <w:sz w:val="18"/>
               </w:rPr>
-              <w:t>17.34%</w:t>
+              <w:t>77.70%</w:t>
             </w:r>
           </w:p>
         </w:tc>
@@ -4868,7 +4868,7 @@
                 <w:color w:val="000000"/>
                 <w:sz w:val="18"/>
               </w:rPr>
-              <w:t>10.74%</w:t>
+              <w:t>77.52%</w:t>
             </w:r>
           </w:p>
         </w:tc>
@@ -4926,7 +4926,7 @@
                 <w:color w:val="000000"/>
                 <w:sz w:val="18"/>
               </w:rPr>
-              <w:t>11.26%</w:t>
+              <w:t>77.68%</w:t>
             </w:r>
           </w:p>
         </w:tc>
@@ -5015,7 +5015,7 @@
                 <w:color w:val="000000"/>
                 <w:sz w:val="18"/>
               </w:rPr>
-              <w:t>4.96</w:t>
+              <w:t>520.76</w:t>
             </w:r>
           </w:p>
         </w:tc>
@@ -5073,7 +5073,7 @@
                 <w:color w:val="000000"/>
                 <w:sz w:val="18"/>
               </w:rPr>
-              <w:t>3.66</w:t>
+              <w:t>592.00</w:t>
             </w:r>
           </w:p>
         </w:tc>
@@ -5102,7 +5102,7 @@
                 <w:color w:val="000000"/>
                 <w:sz w:val="18"/>
               </w:rPr>
-              <w:t>-26.21%</w:t>
+              <w:t>13.68%</w:t>
             </w:r>
           </w:p>
         </w:tc>
@@ -5131,7 +5131,7 @@
                 <w:color w:val="000000"/>
                 <w:sz w:val="18"/>
               </w:rPr>
-              <w:t>4.82</w:t>
+              <w:t>567.26</w:t>
             </w:r>
           </w:p>
         </w:tc>
@@ -5160,7 +5160,7 @@
                 <w:color w:val="000000"/>
                 <w:sz w:val="18"/>
               </w:rPr>
-              <w:t>31.69%</w:t>
+              <w:t>-4.18%</w:t>
             </w:r>
           </w:p>
         </w:tc>
@@ -5178,7 +5178,7 @@
           <w:color w:val="000000"/>
           <w:sz w:val="19"/>
         </w:rPr>
-        <w:t>资料来源:怒江傈僳族自治州财政决算、企业预警通,风控信评部整理</w:t>
+        <w:t>资料来源:济南市财政决算、企业预警通,风控信评部整理</w:t>
       </w:r>
     </w:p>
     <w:p>
@@ -5193,7 +5193,1291 @@
           <w:color w:val="000000"/>
           <w:sz w:val="21"/>
         </w:rPr>
-        <w:t>土地市场方面，【待补充:怒江傈僳族自治州土地出让与房地产销售数据（土地市场数据库未覆盖该市）】。</w:t>
+        <w:t>土地市场方面，2021、2022、2023、2024、2025年济南市经营性用地成交价分别为928.91亿元、406.07亿元、349.47亿元、419.67亿元、266.73亿元，2025年较2021年下降71.29%；同期平均溢价率为3.32%、1.51%、2.51%、1.45%、4.35%，整体处于低位、反映市场化主体拿地意愿与未来房价预期偏弱；成交楼面均价为2,132元/㎡。2026年1-4月，济南市经营性用地累计成交55宗、规划建面280.73万㎡、成交价23.98亿元，延续低位运行。</w:t>
+      </w:r>
+    </w:p>
+    <w:p>
+      <w:pPr>
+        <w:spacing w:before="80" w:after="40" w:line="360" w:lineRule="auto"/>
+        <w:ind w:firstLine="0"/>
+        <w:jc w:val="center"/>
+      </w:pPr>
+      <w:r>
+        <w:rPr>
+          <w:rFonts w:ascii="Times New Roman" w:hAnsi="Times New Roman" w:eastAsia="楷体"/>
+          <w:b/>
+          <w:color w:val="000000"/>
+          <w:sz w:val="21"/>
+        </w:rPr>
+        <w:t>图表:2021-2025年济南市土地出让情况</w:t>
+      </w:r>
+    </w:p>
+    <w:tbl>
+      <w:tblPr>
+        <w:tblW w:type="auto" w:w="0"/>
+        <w:tblLayout w:type="autofit"/>
+        <w:tblLook w:firstColumn="1" w:firstRow="1" w:lastColumn="0" w:lastRow="0" w:noHBand="0" w:noVBand="1" w:val="04A0"/>
+      </w:tblPr>
+      <w:tblGrid>
+        <w:gridCol w:w="1568"/>
+        <w:gridCol w:w="1568"/>
+        <w:gridCol w:w="1568"/>
+        <w:gridCol w:w="1568"/>
+        <w:gridCol w:w="1568"/>
+        <w:gridCol w:w="1568"/>
+      </w:tblGrid>
+      <w:tr>
+        <w:tc>
+          <w:tcPr>
+            <w:tcW w:type="dxa" w:w="1568"/>
+            <w:vAlign w:val="center"/>
+            <w:shd w:val="clear" w:color="auto" w:fill="F1A983"/>
+            <w:tcBorders>
+              <w:top w:val="single" w:sz="4" w:color="A6A6A6"/>
+              <w:left w:val="single" w:sz="4" w:color="A6A6A6"/>
+              <w:bottom w:val="single" w:sz="4" w:color="A6A6A6"/>
+              <w:right w:val="single" w:sz="4" w:color="A6A6A6"/>
+            </w:tcBorders>
+          </w:tcPr>
+          <w:p>
+            <w:pPr>
+              <w:spacing w:before="0" w:after="0" w:line="276" w:lineRule="auto"/>
+              <w:ind w:firstLine="0"/>
+              <w:jc w:val="center"/>
+            </w:pPr>
+            <w:r/>
+            <w:r>
+              <w:rPr>
+                <w:rFonts w:ascii="Times New Roman" w:hAnsi="Times New Roman" w:eastAsia="楷体"/>
+                <w:b/>
+                <w:color w:val="000000"/>
+                <w:sz w:val="18"/>
+              </w:rPr>
+              <w:t>年度</w:t>
+            </w:r>
+          </w:p>
+        </w:tc>
+        <w:tc>
+          <w:tcPr>
+            <w:tcW w:type="dxa" w:w="1568"/>
+            <w:vAlign w:val="center"/>
+            <w:shd w:val="clear" w:color="auto" w:fill="F1A983"/>
+            <w:tcBorders>
+              <w:top w:val="single" w:sz="4" w:color="A6A6A6"/>
+              <w:left w:val="single" w:sz="4" w:color="A6A6A6"/>
+              <w:bottom w:val="single" w:sz="4" w:color="A6A6A6"/>
+              <w:right w:val="single" w:sz="4" w:color="A6A6A6"/>
+            </w:tcBorders>
+          </w:tcPr>
+          <w:p>
+            <w:pPr>
+              <w:spacing w:before="0" w:after="0" w:line="276" w:lineRule="auto"/>
+              <w:ind w:firstLine="0"/>
+              <w:jc w:val="center"/>
+            </w:pPr>
+            <w:r/>
+            <w:r>
+              <w:rPr>
+                <w:rFonts w:ascii="Times New Roman" w:hAnsi="Times New Roman" w:eastAsia="楷体"/>
+                <w:b/>
+                <w:color w:val="000000"/>
+                <w:sz w:val="18"/>
+              </w:rPr>
+              <w:t>土地宗数</w:t>
+            </w:r>
+          </w:p>
+        </w:tc>
+        <w:tc>
+          <w:tcPr>
+            <w:tcW w:type="dxa" w:w="1568"/>
+            <w:vAlign w:val="center"/>
+            <w:shd w:val="clear" w:color="auto" w:fill="F1A983"/>
+            <w:tcBorders>
+              <w:top w:val="single" w:sz="4" w:color="A6A6A6"/>
+              <w:left w:val="single" w:sz="4" w:color="A6A6A6"/>
+              <w:bottom w:val="single" w:sz="4" w:color="A6A6A6"/>
+              <w:right w:val="single" w:sz="4" w:color="A6A6A6"/>
+            </w:tcBorders>
+          </w:tcPr>
+          <w:p>
+            <w:pPr>
+              <w:spacing w:before="0" w:after="0" w:line="276" w:lineRule="auto"/>
+              <w:ind w:firstLine="0"/>
+              <w:jc w:val="center"/>
+            </w:pPr>
+            <w:r/>
+            <w:r>
+              <w:rPr>
+                <w:rFonts w:ascii="Times New Roman" w:hAnsi="Times New Roman" w:eastAsia="楷体"/>
+                <w:b/>
+                <w:color w:val="000000"/>
+                <w:sz w:val="18"/>
+              </w:rPr>
+              <w:t>规划建面(万㎡)</w:t>
+            </w:r>
+          </w:p>
+        </w:tc>
+        <w:tc>
+          <w:tcPr>
+            <w:tcW w:type="dxa" w:w="1568"/>
+            <w:vAlign w:val="center"/>
+            <w:shd w:val="clear" w:color="auto" w:fill="F1A983"/>
+            <w:tcBorders>
+              <w:top w:val="single" w:sz="4" w:color="A6A6A6"/>
+              <w:left w:val="single" w:sz="4" w:color="A6A6A6"/>
+              <w:bottom w:val="single" w:sz="4" w:color="A6A6A6"/>
+              <w:right w:val="single" w:sz="4" w:color="A6A6A6"/>
+            </w:tcBorders>
+          </w:tcPr>
+          <w:p>
+            <w:pPr>
+              <w:spacing w:before="0" w:after="0" w:line="276" w:lineRule="auto"/>
+              <w:ind w:firstLine="0"/>
+              <w:jc w:val="center"/>
+            </w:pPr>
+            <w:r/>
+            <w:r>
+              <w:rPr>
+                <w:rFonts w:ascii="Times New Roman" w:hAnsi="Times New Roman" w:eastAsia="楷体"/>
+                <w:b/>
+                <w:color w:val="000000"/>
+                <w:sz w:val="18"/>
+              </w:rPr>
+              <w:t>成交楼面均价(元/㎡)</w:t>
+            </w:r>
+          </w:p>
+        </w:tc>
+        <w:tc>
+          <w:tcPr>
+            <w:tcW w:type="dxa" w:w="1568"/>
+            <w:vAlign w:val="center"/>
+            <w:shd w:val="clear" w:color="auto" w:fill="F1A983"/>
+            <w:tcBorders>
+              <w:top w:val="single" w:sz="4" w:color="A6A6A6"/>
+              <w:left w:val="single" w:sz="4" w:color="A6A6A6"/>
+              <w:bottom w:val="single" w:sz="4" w:color="A6A6A6"/>
+              <w:right w:val="single" w:sz="4" w:color="A6A6A6"/>
+            </w:tcBorders>
+          </w:tcPr>
+          <w:p>
+            <w:pPr>
+              <w:spacing w:before="0" w:after="0" w:line="276" w:lineRule="auto"/>
+              <w:ind w:firstLine="0"/>
+              <w:jc w:val="center"/>
+            </w:pPr>
+            <w:r/>
+            <w:r>
+              <w:rPr>
+                <w:rFonts w:ascii="Times New Roman" w:hAnsi="Times New Roman" w:eastAsia="楷体"/>
+                <w:b/>
+                <w:color w:val="000000"/>
+                <w:sz w:val="18"/>
+              </w:rPr>
+              <w:t>平均溢价率</w:t>
+            </w:r>
+          </w:p>
+        </w:tc>
+        <w:tc>
+          <w:tcPr>
+            <w:tcW w:type="dxa" w:w="1568"/>
+            <w:vAlign w:val="center"/>
+            <w:shd w:val="clear" w:color="auto" w:fill="F1A983"/>
+            <w:tcBorders>
+              <w:top w:val="single" w:sz="4" w:color="A6A6A6"/>
+              <w:left w:val="single" w:sz="4" w:color="A6A6A6"/>
+              <w:bottom w:val="single" w:sz="4" w:color="A6A6A6"/>
+              <w:right w:val="single" w:sz="4" w:color="A6A6A6"/>
+            </w:tcBorders>
+          </w:tcPr>
+          <w:p>
+            <w:pPr>
+              <w:spacing w:before="0" w:after="0" w:line="276" w:lineRule="auto"/>
+              <w:ind w:firstLine="0"/>
+              <w:jc w:val="center"/>
+            </w:pPr>
+            <w:r/>
+            <w:r>
+              <w:rPr>
+                <w:rFonts w:ascii="Times New Roman" w:hAnsi="Times New Roman" w:eastAsia="楷体"/>
+                <w:b/>
+                <w:color w:val="000000"/>
+                <w:sz w:val="18"/>
+              </w:rPr>
+              <w:t>成交价(亿元)</w:t>
+            </w:r>
+          </w:p>
+        </w:tc>
+      </w:tr>
+      <w:tr>
+        <w:tc>
+          <w:tcPr>
+            <w:tcW w:type="dxa" w:w="1568"/>
+            <w:vAlign w:val="center"/>
+            <w:tcBorders>
+              <w:top w:val="single" w:sz="4" w:color="A6A6A6"/>
+              <w:left w:val="single" w:sz="4" w:color="A6A6A6"/>
+              <w:bottom w:val="single" w:sz="4" w:color="A6A6A6"/>
+              <w:right w:val="single" w:sz="4" w:color="A6A6A6"/>
+            </w:tcBorders>
+          </w:tcPr>
+          <w:p>
+            <w:pPr>
+              <w:spacing w:before="0" w:after="0" w:line="276" w:lineRule="auto"/>
+              <w:ind w:firstLine="0"/>
+              <w:jc w:val="left"/>
+            </w:pPr>
+            <w:r/>
+            <w:r>
+              <w:rPr>
+                <w:rFonts w:ascii="Times New Roman" w:hAnsi="Times New Roman" w:eastAsia="楷体"/>
+                <w:b w:val="0"/>
+                <w:color w:val="000000"/>
+                <w:sz w:val="18"/>
+              </w:rPr>
+              <w:t>2021</w:t>
+            </w:r>
+          </w:p>
+        </w:tc>
+        <w:tc>
+          <w:tcPr>
+            <w:tcW w:type="dxa" w:w="1568"/>
+            <w:vAlign w:val="center"/>
+            <w:tcBorders>
+              <w:top w:val="single" w:sz="4" w:color="A6A6A6"/>
+              <w:left w:val="single" w:sz="4" w:color="A6A6A6"/>
+              <w:bottom w:val="single" w:sz="4" w:color="A6A6A6"/>
+              <w:right w:val="single" w:sz="4" w:color="A6A6A6"/>
+            </w:tcBorders>
+          </w:tcPr>
+          <w:p>
+            <w:pPr>
+              <w:spacing w:before="0" w:after="0" w:line="276" w:lineRule="auto"/>
+              <w:ind w:firstLine="0"/>
+              <w:jc w:val="center"/>
+            </w:pPr>
+            <w:r/>
+            <w:r>
+              <w:rPr>
+                <w:rFonts w:ascii="Times New Roman" w:hAnsi="Times New Roman" w:eastAsia="楷体"/>
+                <w:b w:val="0"/>
+                <w:color w:val="000000"/>
+                <w:sz w:val="18"/>
+              </w:rPr>
+              <w:t>747</w:t>
+            </w:r>
+          </w:p>
+        </w:tc>
+        <w:tc>
+          <w:tcPr>
+            <w:tcW w:type="dxa" w:w="1568"/>
+            <w:vAlign w:val="center"/>
+            <w:tcBorders>
+              <w:top w:val="single" w:sz="4" w:color="A6A6A6"/>
+              <w:left w:val="single" w:sz="4" w:color="A6A6A6"/>
+              <w:bottom w:val="single" w:sz="4" w:color="A6A6A6"/>
+              <w:right w:val="single" w:sz="4" w:color="A6A6A6"/>
+            </w:tcBorders>
+          </w:tcPr>
+          <w:p>
+            <w:pPr>
+              <w:spacing w:before="0" w:after="0" w:line="276" w:lineRule="auto"/>
+              <w:ind w:firstLine="0"/>
+              <w:jc w:val="center"/>
+            </w:pPr>
+            <w:r/>
+            <w:r>
+              <w:rPr>
+                <w:rFonts w:ascii="Times New Roman" w:hAnsi="Times New Roman" w:eastAsia="楷体"/>
+                <w:b w:val="0"/>
+                <w:color w:val="000000"/>
+                <w:sz w:val="18"/>
+              </w:rPr>
+              <w:t>5,166.15</w:t>
+            </w:r>
+          </w:p>
+        </w:tc>
+        <w:tc>
+          <w:tcPr>
+            <w:tcW w:type="dxa" w:w="1568"/>
+            <w:vAlign w:val="center"/>
+            <w:tcBorders>
+              <w:top w:val="single" w:sz="4" w:color="A6A6A6"/>
+              <w:left w:val="single" w:sz="4" w:color="A6A6A6"/>
+              <w:bottom w:val="single" w:sz="4" w:color="A6A6A6"/>
+              <w:right w:val="single" w:sz="4" w:color="A6A6A6"/>
+            </w:tcBorders>
+          </w:tcPr>
+          <w:p>
+            <w:pPr>
+              <w:spacing w:before="0" w:after="0" w:line="276" w:lineRule="auto"/>
+              <w:ind w:firstLine="0"/>
+              <w:jc w:val="center"/>
+            </w:pPr>
+            <w:r/>
+            <w:r>
+              <w:rPr>
+                <w:rFonts w:ascii="Times New Roman" w:hAnsi="Times New Roman" w:eastAsia="楷体"/>
+                <w:b w:val="0"/>
+                <w:color w:val="000000"/>
+                <w:sz w:val="18"/>
+              </w:rPr>
+              <w:t>1,798</w:t>
+            </w:r>
+          </w:p>
+        </w:tc>
+        <w:tc>
+          <w:tcPr>
+            <w:tcW w:type="dxa" w:w="1568"/>
+            <w:vAlign w:val="center"/>
+            <w:tcBorders>
+              <w:top w:val="single" w:sz="4" w:color="A6A6A6"/>
+              <w:left w:val="single" w:sz="4" w:color="A6A6A6"/>
+              <w:bottom w:val="single" w:sz="4" w:color="A6A6A6"/>
+              <w:right w:val="single" w:sz="4" w:color="A6A6A6"/>
+            </w:tcBorders>
+          </w:tcPr>
+          <w:p>
+            <w:pPr>
+              <w:spacing w:before="0" w:after="0" w:line="276" w:lineRule="auto"/>
+              <w:ind w:firstLine="0"/>
+              <w:jc w:val="center"/>
+            </w:pPr>
+            <w:r/>
+            <w:r>
+              <w:rPr>
+                <w:rFonts w:ascii="Times New Roman" w:hAnsi="Times New Roman" w:eastAsia="楷体"/>
+                <w:b w:val="0"/>
+                <w:color w:val="000000"/>
+                <w:sz w:val="18"/>
+              </w:rPr>
+              <w:t>3.32%</w:t>
+            </w:r>
+          </w:p>
+        </w:tc>
+        <w:tc>
+          <w:tcPr>
+            <w:tcW w:type="dxa" w:w="1568"/>
+            <w:vAlign w:val="center"/>
+            <w:tcBorders>
+              <w:top w:val="single" w:sz="4" w:color="A6A6A6"/>
+              <w:left w:val="single" w:sz="4" w:color="A6A6A6"/>
+              <w:bottom w:val="single" w:sz="4" w:color="A6A6A6"/>
+              <w:right w:val="single" w:sz="4" w:color="A6A6A6"/>
+            </w:tcBorders>
+          </w:tcPr>
+          <w:p>
+            <w:pPr>
+              <w:spacing w:before="0" w:after="0" w:line="276" w:lineRule="auto"/>
+              <w:ind w:firstLine="0"/>
+              <w:jc w:val="center"/>
+            </w:pPr>
+            <w:r/>
+            <w:r>
+              <w:rPr>
+                <w:rFonts w:ascii="Times New Roman" w:hAnsi="Times New Roman" w:eastAsia="楷体"/>
+                <w:b w:val="0"/>
+                <w:color w:val="000000"/>
+                <w:sz w:val="18"/>
+              </w:rPr>
+              <w:t>928.91</w:t>
+            </w:r>
+          </w:p>
+        </w:tc>
+      </w:tr>
+      <w:tr>
+        <w:tc>
+          <w:tcPr>
+            <w:tcW w:type="dxa" w:w="1568"/>
+            <w:vAlign w:val="center"/>
+            <w:tcBorders>
+              <w:top w:val="single" w:sz="4" w:color="A6A6A6"/>
+              <w:left w:val="single" w:sz="4" w:color="A6A6A6"/>
+              <w:bottom w:val="single" w:sz="4" w:color="A6A6A6"/>
+              <w:right w:val="single" w:sz="4" w:color="A6A6A6"/>
+            </w:tcBorders>
+          </w:tcPr>
+          <w:p>
+            <w:pPr>
+              <w:spacing w:before="0" w:after="0" w:line="276" w:lineRule="auto"/>
+              <w:ind w:firstLine="0"/>
+              <w:jc w:val="left"/>
+            </w:pPr>
+            <w:r/>
+            <w:r>
+              <w:rPr>
+                <w:rFonts w:ascii="Times New Roman" w:hAnsi="Times New Roman" w:eastAsia="楷体"/>
+                <w:b w:val="0"/>
+                <w:color w:val="000000"/>
+                <w:sz w:val="18"/>
+              </w:rPr>
+              <w:t>2022</w:t>
+            </w:r>
+          </w:p>
+        </w:tc>
+        <w:tc>
+          <w:tcPr>
+            <w:tcW w:type="dxa" w:w="1568"/>
+            <w:vAlign w:val="center"/>
+            <w:tcBorders>
+              <w:top w:val="single" w:sz="4" w:color="A6A6A6"/>
+              <w:left w:val="single" w:sz="4" w:color="A6A6A6"/>
+              <w:bottom w:val="single" w:sz="4" w:color="A6A6A6"/>
+              <w:right w:val="single" w:sz="4" w:color="A6A6A6"/>
+            </w:tcBorders>
+          </w:tcPr>
+          <w:p>
+            <w:pPr>
+              <w:spacing w:before="0" w:after="0" w:line="276" w:lineRule="auto"/>
+              <w:ind w:firstLine="0"/>
+              <w:jc w:val="center"/>
+            </w:pPr>
+            <w:r/>
+            <w:r>
+              <w:rPr>
+                <w:rFonts w:ascii="Times New Roman" w:hAnsi="Times New Roman" w:eastAsia="楷体"/>
+                <w:b w:val="0"/>
+                <w:color w:val="000000"/>
+                <w:sz w:val="18"/>
+              </w:rPr>
+              <w:t>310</w:t>
+            </w:r>
+          </w:p>
+        </w:tc>
+        <w:tc>
+          <w:tcPr>
+            <w:tcW w:type="dxa" w:w="1568"/>
+            <w:vAlign w:val="center"/>
+            <w:tcBorders>
+              <w:top w:val="single" w:sz="4" w:color="A6A6A6"/>
+              <w:left w:val="single" w:sz="4" w:color="A6A6A6"/>
+              <w:bottom w:val="single" w:sz="4" w:color="A6A6A6"/>
+              <w:right w:val="single" w:sz="4" w:color="A6A6A6"/>
+            </w:tcBorders>
+          </w:tcPr>
+          <w:p>
+            <w:pPr>
+              <w:spacing w:before="0" w:after="0" w:line="276" w:lineRule="auto"/>
+              <w:ind w:firstLine="0"/>
+              <w:jc w:val="center"/>
+            </w:pPr>
+            <w:r/>
+            <w:r>
+              <w:rPr>
+                <w:rFonts w:ascii="Times New Roman" w:hAnsi="Times New Roman" w:eastAsia="楷体"/>
+                <w:b w:val="0"/>
+                <w:color w:val="000000"/>
+                <w:sz w:val="18"/>
+              </w:rPr>
+              <w:t>1,969.03</w:t>
+            </w:r>
+          </w:p>
+        </w:tc>
+        <w:tc>
+          <w:tcPr>
+            <w:tcW w:type="dxa" w:w="1568"/>
+            <w:vAlign w:val="center"/>
+            <w:tcBorders>
+              <w:top w:val="single" w:sz="4" w:color="A6A6A6"/>
+              <w:left w:val="single" w:sz="4" w:color="A6A6A6"/>
+              <w:bottom w:val="single" w:sz="4" w:color="A6A6A6"/>
+              <w:right w:val="single" w:sz="4" w:color="A6A6A6"/>
+            </w:tcBorders>
+          </w:tcPr>
+          <w:p>
+            <w:pPr>
+              <w:spacing w:before="0" w:after="0" w:line="276" w:lineRule="auto"/>
+              <w:ind w:firstLine="0"/>
+              <w:jc w:val="center"/>
+            </w:pPr>
+            <w:r/>
+            <w:r>
+              <w:rPr>
+                <w:rFonts w:ascii="Times New Roman" w:hAnsi="Times New Roman" w:eastAsia="楷体"/>
+                <w:b w:val="0"/>
+                <w:color w:val="000000"/>
+                <w:sz w:val="18"/>
+              </w:rPr>
+              <w:t>2,045</w:t>
+            </w:r>
+          </w:p>
+        </w:tc>
+        <w:tc>
+          <w:tcPr>
+            <w:tcW w:type="dxa" w:w="1568"/>
+            <w:vAlign w:val="center"/>
+            <w:tcBorders>
+              <w:top w:val="single" w:sz="4" w:color="A6A6A6"/>
+              <w:left w:val="single" w:sz="4" w:color="A6A6A6"/>
+              <w:bottom w:val="single" w:sz="4" w:color="A6A6A6"/>
+              <w:right w:val="single" w:sz="4" w:color="A6A6A6"/>
+            </w:tcBorders>
+          </w:tcPr>
+          <w:p>
+            <w:pPr>
+              <w:spacing w:before="0" w:after="0" w:line="276" w:lineRule="auto"/>
+              <w:ind w:firstLine="0"/>
+              <w:jc w:val="center"/>
+            </w:pPr>
+            <w:r/>
+            <w:r>
+              <w:rPr>
+                <w:rFonts w:ascii="Times New Roman" w:hAnsi="Times New Roman" w:eastAsia="楷体"/>
+                <w:b w:val="0"/>
+                <w:color w:val="000000"/>
+                <w:sz w:val="18"/>
+              </w:rPr>
+              <w:t>1.51%</w:t>
+            </w:r>
+          </w:p>
+        </w:tc>
+        <w:tc>
+          <w:tcPr>
+            <w:tcW w:type="dxa" w:w="1568"/>
+            <w:vAlign w:val="center"/>
+            <w:tcBorders>
+              <w:top w:val="single" w:sz="4" w:color="A6A6A6"/>
+              <w:left w:val="single" w:sz="4" w:color="A6A6A6"/>
+              <w:bottom w:val="single" w:sz="4" w:color="A6A6A6"/>
+              <w:right w:val="single" w:sz="4" w:color="A6A6A6"/>
+            </w:tcBorders>
+          </w:tcPr>
+          <w:p>
+            <w:pPr>
+              <w:spacing w:before="0" w:after="0" w:line="276" w:lineRule="auto"/>
+              <w:ind w:firstLine="0"/>
+              <w:jc w:val="center"/>
+            </w:pPr>
+            <w:r/>
+            <w:r>
+              <w:rPr>
+                <w:rFonts w:ascii="Times New Roman" w:hAnsi="Times New Roman" w:eastAsia="楷体"/>
+                <w:b w:val="0"/>
+                <w:color w:val="000000"/>
+                <w:sz w:val="18"/>
+              </w:rPr>
+              <w:t>406.07</w:t>
+            </w:r>
+          </w:p>
+        </w:tc>
+      </w:tr>
+      <w:tr>
+        <w:tc>
+          <w:tcPr>
+            <w:tcW w:type="dxa" w:w="1568"/>
+            <w:vAlign w:val="center"/>
+            <w:tcBorders>
+              <w:top w:val="single" w:sz="4" w:color="A6A6A6"/>
+              <w:left w:val="single" w:sz="4" w:color="A6A6A6"/>
+              <w:bottom w:val="single" w:sz="4" w:color="A6A6A6"/>
+              <w:right w:val="single" w:sz="4" w:color="A6A6A6"/>
+            </w:tcBorders>
+          </w:tcPr>
+          <w:p>
+            <w:pPr>
+              <w:spacing w:before="0" w:after="0" w:line="276" w:lineRule="auto"/>
+              <w:ind w:firstLine="0"/>
+              <w:jc w:val="left"/>
+            </w:pPr>
+            <w:r/>
+            <w:r>
+              <w:rPr>
+                <w:rFonts w:ascii="Times New Roman" w:hAnsi="Times New Roman" w:eastAsia="楷体"/>
+                <w:b w:val="0"/>
+                <w:color w:val="000000"/>
+                <w:sz w:val="18"/>
+              </w:rPr>
+              <w:t>2023</w:t>
+            </w:r>
+          </w:p>
+        </w:tc>
+        <w:tc>
+          <w:tcPr>
+            <w:tcW w:type="dxa" w:w="1568"/>
+            <w:vAlign w:val="center"/>
+            <w:tcBorders>
+              <w:top w:val="single" w:sz="4" w:color="A6A6A6"/>
+              <w:left w:val="single" w:sz="4" w:color="A6A6A6"/>
+              <w:bottom w:val="single" w:sz="4" w:color="A6A6A6"/>
+              <w:right w:val="single" w:sz="4" w:color="A6A6A6"/>
+            </w:tcBorders>
+          </w:tcPr>
+          <w:p>
+            <w:pPr>
+              <w:spacing w:before="0" w:after="0" w:line="276" w:lineRule="auto"/>
+              <w:ind w:firstLine="0"/>
+              <w:jc w:val="center"/>
+            </w:pPr>
+            <w:r/>
+            <w:r>
+              <w:rPr>
+                <w:rFonts w:ascii="Times New Roman" w:hAnsi="Times New Roman" w:eastAsia="楷体"/>
+                <w:b w:val="0"/>
+                <w:color w:val="000000"/>
+                <w:sz w:val="18"/>
+              </w:rPr>
+              <w:t>304</w:t>
+            </w:r>
+          </w:p>
+        </w:tc>
+        <w:tc>
+          <w:tcPr>
+            <w:tcW w:type="dxa" w:w="1568"/>
+            <w:vAlign w:val="center"/>
+            <w:tcBorders>
+              <w:top w:val="single" w:sz="4" w:color="A6A6A6"/>
+              <w:left w:val="single" w:sz="4" w:color="A6A6A6"/>
+              <w:bottom w:val="single" w:sz="4" w:color="A6A6A6"/>
+              <w:right w:val="single" w:sz="4" w:color="A6A6A6"/>
+            </w:tcBorders>
+          </w:tcPr>
+          <w:p>
+            <w:pPr>
+              <w:spacing w:before="0" w:after="0" w:line="276" w:lineRule="auto"/>
+              <w:ind w:firstLine="0"/>
+              <w:jc w:val="center"/>
+            </w:pPr>
+            <w:r/>
+            <w:r>
+              <w:rPr>
+                <w:rFonts w:ascii="Times New Roman" w:hAnsi="Times New Roman" w:eastAsia="楷体"/>
+                <w:b w:val="0"/>
+                <w:color w:val="000000"/>
+                <w:sz w:val="18"/>
+              </w:rPr>
+              <w:t>2,346.03</w:t>
+            </w:r>
+          </w:p>
+        </w:tc>
+        <w:tc>
+          <w:tcPr>
+            <w:tcW w:type="dxa" w:w="1568"/>
+            <w:vAlign w:val="center"/>
+            <w:tcBorders>
+              <w:top w:val="single" w:sz="4" w:color="A6A6A6"/>
+              <w:left w:val="single" w:sz="4" w:color="A6A6A6"/>
+              <w:bottom w:val="single" w:sz="4" w:color="A6A6A6"/>
+              <w:right w:val="single" w:sz="4" w:color="A6A6A6"/>
+            </w:tcBorders>
+          </w:tcPr>
+          <w:p>
+            <w:pPr>
+              <w:spacing w:before="0" w:after="0" w:line="276" w:lineRule="auto"/>
+              <w:ind w:firstLine="0"/>
+              <w:jc w:val="center"/>
+            </w:pPr>
+            <w:r/>
+            <w:r>
+              <w:rPr>
+                <w:rFonts w:ascii="Times New Roman" w:hAnsi="Times New Roman" w:eastAsia="楷体"/>
+                <w:b w:val="0"/>
+                <w:color w:val="000000"/>
+                <w:sz w:val="18"/>
+              </w:rPr>
+              <w:t>1,488</w:t>
+            </w:r>
+          </w:p>
+        </w:tc>
+        <w:tc>
+          <w:tcPr>
+            <w:tcW w:type="dxa" w:w="1568"/>
+            <w:vAlign w:val="center"/>
+            <w:tcBorders>
+              <w:top w:val="single" w:sz="4" w:color="A6A6A6"/>
+              <w:left w:val="single" w:sz="4" w:color="A6A6A6"/>
+              <w:bottom w:val="single" w:sz="4" w:color="A6A6A6"/>
+              <w:right w:val="single" w:sz="4" w:color="A6A6A6"/>
+            </w:tcBorders>
+          </w:tcPr>
+          <w:p>
+            <w:pPr>
+              <w:spacing w:before="0" w:after="0" w:line="276" w:lineRule="auto"/>
+              <w:ind w:firstLine="0"/>
+              <w:jc w:val="center"/>
+            </w:pPr>
+            <w:r/>
+            <w:r>
+              <w:rPr>
+                <w:rFonts w:ascii="Times New Roman" w:hAnsi="Times New Roman" w:eastAsia="楷体"/>
+                <w:b w:val="0"/>
+                <w:color w:val="000000"/>
+                <w:sz w:val="18"/>
+              </w:rPr>
+              <w:t>2.51%</w:t>
+            </w:r>
+          </w:p>
+        </w:tc>
+        <w:tc>
+          <w:tcPr>
+            <w:tcW w:type="dxa" w:w="1568"/>
+            <w:vAlign w:val="center"/>
+            <w:tcBorders>
+              <w:top w:val="single" w:sz="4" w:color="A6A6A6"/>
+              <w:left w:val="single" w:sz="4" w:color="A6A6A6"/>
+              <w:bottom w:val="single" w:sz="4" w:color="A6A6A6"/>
+              <w:right w:val="single" w:sz="4" w:color="A6A6A6"/>
+            </w:tcBorders>
+          </w:tcPr>
+          <w:p>
+            <w:pPr>
+              <w:spacing w:before="0" w:after="0" w:line="276" w:lineRule="auto"/>
+              <w:ind w:firstLine="0"/>
+              <w:jc w:val="center"/>
+            </w:pPr>
+            <w:r/>
+            <w:r>
+              <w:rPr>
+                <w:rFonts w:ascii="Times New Roman" w:hAnsi="Times New Roman" w:eastAsia="楷体"/>
+                <w:b w:val="0"/>
+                <w:color w:val="000000"/>
+                <w:sz w:val="18"/>
+              </w:rPr>
+              <w:t>349.47</w:t>
+            </w:r>
+          </w:p>
+        </w:tc>
+      </w:tr>
+      <w:tr>
+        <w:tc>
+          <w:tcPr>
+            <w:tcW w:type="dxa" w:w="1568"/>
+            <w:vAlign w:val="center"/>
+            <w:tcBorders>
+              <w:top w:val="single" w:sz="4" w:color="A6A6A6"/>
+              <w:left w:val="single" w:sz="4" w:color="A6A6A6"/>
+              <w:bottom w:val="single" w:sz="4" w:color="A6A6A6"/>
+              <w:right w:val="single" w:sz="4" w:color="A6A6A6"/>
+            </w:tcBorders>
+          </w:tcPr>
+          <w:p>
+            <w:pPr>
+              <w:spacing w:before="0" w:after="0" w:line="276" w:lineRule="auto"/>
+              <w:ind w:firstLine="0"/>
+              <w:jc w:val="left"/>
+            </w:pPr>
+            <w:r/>
+            <w:r>
+              <w:rPr>
+                <w:rFonts w:ascii="Times New Roman" w:hAnsi="Times New Roman" w:eastAsia="楷体"/>
+                <w:b w:val="0"/>
+                <w:color w:val="000000"/>
+                <w:sz w:val="18"/>
+              </w:rPr>
+              <w:t>2024</w:t>
+            </w:r>
+          </w:p>
+        </w:tc>
+        <w:tc>
+          <w:tcPr>
+            <w:tcW w:type="dxa" w:w="1568"/>
+            <w:vAlign w:val="center"/>
+            <w:tcBorders>
+              <w:top w:val="single" w:sz="4" w:color="A6A6A6"/>
+              <w:left w:val="single" w:sz="4" w:color="A6A6A6"/>
+              <w:bottom w:val="single" w:sz="4" w:color="A6A6A6"/>
+              <w:right w:val="single" w:sz="4" w:color="A6A6A6"/>
+            </w:tcBorders>
+          </w:tcPr>
+          <w:p>
+            <w:pPr>
+              <w:spacing w:before="0" w:after="0" w:line="276" w:lineRule="auto"/>
+              <w:ind w:firstLine="0"/>
+              <w:jc w:val="center"/>
+            </w:pPr>
+            <w:r/>
+            <w:r>
+              <w:rPr>
+                <w:rFonts w:ascii="Times New Roman" w:hAnsi="Times New Roman" w:eastAsia="楷体"/>
+                <w:b w:val="0"/>
+                <w:color w:val="000000"/>
+                <w:sz w:val="18"/>
+              </w:rPr>
+              <w:t>428</w:t>
+            </w:r>
+          </w:p>
+        </w:tc>
+        <w:tc>
+          <w:tcPr>
+            <w:tcW w:type="dxa" w:w="1568"/>
+            <w:vAlign w:val="center"/>
+            <w:tcBorders>
+              <w:top w:val="single" w:sz="4" w:color="A6A6A6"/>
+              <w:left w:val="single" w:sz="4" w:color="A6A6A6"/>
+              <w:bottom w:val="single" w:sz="4" w:color="A6A6A6"/>
+              <w:right w:val="single" w:sz="4" w:color="A6A6A6"/>
+            </w:tcBorders>
+          </w:tcPr>
+          <w:p>
+            <w:pPr>
+              <w:spacing w:before="0" w:after="0" w:line="276" w:lineRule="auto"/>
+              <w:ind w:firstLine="0"/>
+              <w:jc w:val="center"/>
+            </w:pPr>
+            <w:r/>
+            <w:r>
+              <w:rPr>
+                <w:rFonts w:ascii="Times New Roman" w:hAnsi="Times New Roman" w:eastAsia="楷体"/>
+                <w:b w:val="0"/>
+                <w:color w:val="000000"/>
+                <w:sz w:val="18"/>
+              </w:rPr>
+              <w:t>1,955.06</w:t>
+            </w:r>
+          </w:p>
+        </w:tc>
+        <w:tc>
+          <w:tcPr>
+            <w:tcW w:type="dxa" w:w="1568"/>
+            <w:vAlign w:val="center"/>
+            <w:tcBorders>
+              <w:top w:val="single" w:sz="4" w:color="A6A6A6"/>
+              <w:left w:val="single" w:sz="4" w:color="A6A6A6"/>
+              <w:bottom w:val="single" w:sz="4" w:color="A6A6A6"/>
+              <w:right w:val="single" w:sz="4" w:color="A6A6A6"/>
+            </w:tcBorders>
+          </w:tcPr>
+          <w:p>
+            <w:pPr>
+              <w:spacing w:before="0" w:after="0" w:line="276" w:lineRule="auto"/>
+              <w:ind w:firstLine="0"/>
+              <w:jc w:val="center"/>
+            </w:pPr>
+            <w:r/>
+            <w:r>
+              <w:rPr>
+                <w:rFonts w:ascii="Times New Roman" w:hAnsi="Times New Roman" w:eastAsia="楷体"/>
+                <w:b w:val="0"/>
+                <w:color w:val="000000"/>
+                <w:sz w:val="18"/>
+              </w:rPr>
+              <w:t>2,127</w:t>
+            </w:r>
+          </w:p>
+        </w:tc>
+        <w:tc>
+          <w:tcPr>
+            <w:tcW w:type="dxa" w:w="1568"/>
+            <w:vAlign w:val="center"/>
+            <w:tcBorders>
+              <w:top w:val="single" w:sz="4" w:color="A6A6A6"/>
+              <w:left w:val="single" w:sz="4" w:color="A6A6A6"/>
+              <w:bottom w:val="single" w:sz="4" w:color="A6A6A6"/>
+              <w:right w:val="single" w:sz="4" w:color="A6A6A6"/>
+            </w:tcBorders>
+          </w:tcPr>
+          <w:p>
+            <w:pPr>
+              <w:spacing w:before="0" w:after="0" w:line="276" w:lineRule="auto"/>
+              <w:ind w:firstLine="0"/>
+              <w:jc w:val="center"/>
+            </w:pPr>
+            <w:r/>
+            <w:r>
+              <w:rPr>
+                <w:rFonts w:ascii="Times New Roman" w:hAnsi="Times New Roman" w:eastAsia="楷体"/>
+                <w:b w:val="0"/>
+                <w:color w:val="000000"/>
+                <w:sz w:val="18"/>
+              </w:rPr>
+              <w:t>1.45%</w:t>
+            </w:r>
+          </w:p>
+        </w:tc>
+        <w:tc>
+          <w:tcPr>
+            <w:tcW w:type="dxa" w:w="1568"/>
+            <w:vAlign w:val="center"/>
+            <w:tcBorders>
+              <w:top w:val="single" w:sz="4" w:color="A6A6A6"/>
+              <w:left w:val="single" w:sz="4" w:color="A6A6A6"/>
+              <w:bottom w:val="single" w:sz="4" w:color="A6A6A6"/>
+              <w:right w:val="single" w:sz="4" w:color="A6A6A6"/>
+            </w:tcBorders>
+          </w:tcPr>
+          <w:p>
+            <w:pPr>
+              <w:spacing w:before="0" w:after="0" w:line="276" w:lineRule="auto"/>
+              <w:ind w:firstLine="0"/>
+              <w:jc w:val="center"/>
+            </w:pPr>
+            <w:r/>
+            <w:r>
+              <w:rPr>
+                <w:rFonts w:ascii="Times New Roman" w:hAnsi="Times New Roman" w:eastAsia="楷体"/>
+                <w:b w:val="0"/>
+                <w:color w:val="000000"/>
+                <w:sz w:val="18"/>
+              </w:rPr>
+              <w:t>419.67</w:t>
+            </w:r>
+          </w:p>
+        </w:tc>
+      </w:tr>
+      <w:tr>
+        <w:tc>
+          <w:tcPr>
+            <w:tcW w:type="dxa" w:w="1568"/>
+            <w:vAlign w:val="center"/>
+            <w:tcBorders>
+              <w:top w:val="single" w:sz="4" w:color="A6A6A6"/>
+              <w:left w:val="single" w:sz="4" w:color="A6A6A6"/>
+              <w:bottom w:val="single" w:sz="4" w:color="A6A6A6"/>
+              <w:right w:val="single" w:sz="4" w:color="A6A6A6"/>
+            </w:tcBorders>
+          </w:tcPr>
+          <w:p>
+            <w:pPr>
+              <w:spacing w:before="0" w:after="0" w:line="276" w:lineRule="auto"/>
+              <w:ind w:firstLine="0"/>
+              <w:jc w:val="left"/>
+            </w:pPr>
+            <w:r/>
+            <w:r>
+              <w:rPr>
+                <w:rFonts w:ascii="Times New Roman" w:hAnsi="Times New Roman" w:eastAsia="楷体"/>
+                <w:b w:val="0"/>
+                <w:color w:val="000000"/>
+                <w:sz w:val="18"/>
+              </w:rPr>
+              <w:t>2025</w:t>
+            </w:r>
+          </w:p>
+        </w:tc>
+        <w:tc>
+          <w:tcPr>
+            <w:tcW w:type="dxa" w:w="1568"/>
+            <w:vAlign w:val="center"/>
+            <w:tcBorders>
+              <w:top w:val="single" w:sz="4" w:color="A6A6A6"/>
+              <w:left w:val="single" w:sz="4" w:color="A6A6A6"/>
+              <w:bottom w:val="single" w:sz="4" w:color="A6A6A6"/>
+              <w:right w:val="single" w:sz="4" w:color="A6A6A6"/>
+            </w:tcBorders>
+          </w:tcPr>
+          <w:p>
+            <w:pPr>
+              <w:spacing w:before="0" w:after="0" w:line="276" w:lineRule="auto"/>
+              <w:ind w:firstLine="0"/>
+              <w:jc w:val="center"/>
+            </w:pPr>
+            <w:r/>
+            <w:r>
+              <w:rPr>
+                <w:rFonts w:ascii="Times New Roman" w:hAnsi="Times New Roman" w:eastAsia="楷体"/>
+                <w:b w:val="0"/>
+                <w:color w:val="000000"/>
+                <w:sz w:val="18"/>
+              </w:rPr>
+              <w:t>285</w:t>
+            </w:r>
+          </w:p>
+        </w:tc>
+        <w:tc>
+          <w:tcPr>
+            <w:tcW w:type="dxa" w:w="1568"/>
+            <w:vAlign w:val="center"/>
+            <w:tcBorders>
+              <w:top w:val="single" w:sz="4" w:color="A6A6A6"/>
+              <w:left w:val="single" w:sz="4" w:color="A6A6A6"/>
+              <w:bottom w:val="single" w:sz="4" w:color="A6A6A6"/>
+              <w:right w:val="single" w:sz="4" w:color="A6A6A6"/>
+            </w:tcBorders>
+          </w:tcPr>
+          <w:p>
+            <w:pPr>
+              <w:spacing w:before="0" w:after="0" w:line="276" w:lineRule="auto"/>
+              <w:ind w:firstLine="0"/>
+              <w:jc w:val="center"/>
+            </w:pPr>
+            <w:r/>
+            <w:r>
+              <w:rPr>
+                <w:rFonts w:ascii="Times New Roman" w:hAnsi="Times New Roman" w:eastAsia="楷体"/>
+                <w:b w:val="0"/>
+                <w:color w:val="000000"/>
+                <w:sz w:val="18"/>
+              </w:rPr>
+              <w:t>1,250.03</w:t>
+            </w:r>
+          </w:p>
+        </w:tc>
+        <w:tc>
+          <w:tcPr>
+            <w:tcW w:type="dxa" w:w="1568"/>
+            <w:vAlign w:val="center"/>
+            <w:tcBorders>
+              <w:top w:val="single" w:sz="4" w:color="A6A6A6"/>
+              <w:left w:val="single" w:sz="4" w:color="A6A6A6"/>
+              <w:bottom w:val="single" w:sz="4" w:color="A6A6A6"/>
+              <w:right w:val="single" w:sz="4" w:color="A6A6A6"/>
+            </w:tcBorders>
+          </w:tcPr>
+          <w:p>
+            <w:pPr>
+              <w:spacing w:before="0" w:after="0" w:line="276" w:lineRule="auto"/>
+              <w:ind w:firstLine="0"/>
+              <w:jc w:val="center"/>
+            </w:pPr>
+            <w:r/>
+            <w:r>
+              <w:rPr>
+                <w:rFonts w:ascii="Times New Roman" w:hAnsi="Times New Roman" w:eastAsia="楷体"/>
+                <w:b w:val="0"/>
+                <w:color w:val="000000"/>
+                <w:sz w:val="18"/>
+              </w:rPr>
+              <w:t>2,132</w:t>
+            </w:r>
+          </w:p>
+        </w:tc>
+        <w:tc>
+          <w:tcPr>
+            <w:tcW w:type="dxa" w:w="1568"/>
+            <w:vAlign w:val="center"/>
+            <w:tcBorders>
+              <w:top w:val="single" w:sz="4" w:color="A6A6A6"/>
+              <w:left w:val="single" w:sz="4" w:color="A6A6A6"/>
+              <w:bottom w:val="single" w:sz="4" w:color="A6A6A6"/>
+              <w:right w:val="single" w:sz="4" w:color="A6A6A6"/>
+            </w:tcBorders>
+          </w:tcPr>
+          <w:p>
+            <w:pPr>
+              <w:spacing w:before="0" w:after="0" w:line="276" w:lineRule="auto"/>
+              <w:ind w:firstLine="0"/>
+              <w:jc w:val="center"/>
+            </w:pPr>
+            <w:r/>
+            <w:r>
+              <w:rPr>
+                <w:rFonts w:ascii="Times New Roman" w:hAnsi="Times New Roman" w:eastAsia="楷体"/>
+                <w:b w:val="0"/>
+                <w:color w:val="000000"/>
+                <w:sz w:val="18"/>
+              </w:rPr>
+              <w:t>4.35%</w:t>
+            </w:r>
+          </w:p>
+        </w:tc>
+        <w:tc>
+          <w:tcPr>
+            <w:tcW w:type="dxa" w:w="1568"/>
+            <w:vAlign w:val="center"/>
+            <w:tcBorders>
+              <w:top w:val="single" w:sz="4" w:color="A6A6A6"/>
+              <w:left w:val="single" w:sz="4" w:color="A6A6A6"/>
+              <w:bottom w:val="single" w:sz="4" w:color="A6A6A6"/>
+              <w:right w:val="single" w:sz="4" w:color="A6A6A6"/>
+            </w:tcBorders>
+          </w:tcPr>
+          <w:p>
+            <w:pPr>
+              <w:spacing w:before="0" w:after="0" w:line="276" w:lineRule="auto"/>
+              <w:ind w:firstLine="0"/>
+              <w:jc w:val="center"/>
+            </w:pPr>
+            <w:r/>
+            <w:r>
+              <w:rPr>
+                <w:rFonts w:ascii="Times New Roman" w:hAnsi="Times New Roman" w:eastAsia="楷体"/>
+                <w:b w:val="0"/>
+                <w:color w:val="000000"/>
+                <w:sz w:val="18"/>
+              </w:rPr>
+              <w:t>266.73</w:t>
+            </w:r>
+          </w:p>
+        </w:tc>
+      </w:tr>
+      <w:tr>
+        <w:tc>
+          <w:tcPr>
+            <w:tcW w:type="dxa" w:w="1568"/>
+            <w:vAlign w:val="center"/>
+            <w:tcBorders>
+              <w:top w:val="single" w:sz="4" w:color="A6A6A6"/>
+              <w:left w:val="single" w:sz="4" w:color="A6A6A6"/>
+              <w:bottom w:val="single" w:sz="4" w:color="A6A6A6"/>
+              <w:right w:val="single" w:sz="4" w:color="A6A6A6"/>
+            </w:tcBorders>
+          </w:tcPr>
+          <w:p>
+            <w:pPr>
+              <w:spacing w:before="0" w:after="0" w:line="276" w:lineRule="auto"/>
+              <w:ind w:firstLine="0"/>
+              <w:jc w:val="left"/>
+            </w:pPr>
+            <w:r/>
+            <w:r>
+              <w:rPr>
+                <w:rFonts w:ascii="Times New Roman" w:hAnsi="Times New Roman" w:eastAsia="楷体"/>
+                <w:b w:val="0"/>
+                <w:color w:val="000000"/>
+                <w:sz w:val="18"/>
+              </w:rPr>
+              <w:t>2026年1-4月</w:t>
+            </w:r>
+          </w:p>
+        </w:tc>
+        <w:tc>
+          <w:tcPr>
+            <w:tcW w:type="dxa" w:w="1568"/>
+            <w:vAlign w:val="center"/>
+            <w:tcBorders>
+              <w:top w:val="single" w:sz="4" w:color="A6A6A6"/>
+              <w:left w:val="single" w:sz="4" w:color="A6A6A6"/>
+              <w:bottom w:val="single" w:sz="4" w:color="A6A6A6"/>
+              <w:right w:val="single" w:sz="4" w:color="A6A6A6"/>
+            </w:tcBorders>
+          </w:tcPr>
+          <w:p>
+            <w:pPr>
+              <w:spacing w:before="0" w:after="0" w:line="276" w:lineRule="auto"/>
+              <w:ind w:firstLine="0"/>
+              <w:jc w:val="center"/>
+            </w:pPr>
+            <w:r/>
+            <w:r>
+              <w:rPr>
+                <w:rFonts w:ascii="Times New Roman" w:hAnsi="Times New Roman" w:eastAsia="楷体"/>
+                <w:b w:val="0"/>
+                <w:color w:val="000000"/>
+                <w:sz w:val="18"/>
+              </w:rPr>
+              <w:t>55</w:t>
+            </w:r>
+          </w:p>
+        </w:tc>
+        <w:tc>
+          <w:tcPr>
+            <w:tcW w:type="dxa" w:w="1568"/>
+            <w:vAlign w:val="center"/>
+            <w:tcBorders>
+              <w:top w:val="single" w:sz="4" w:color="A6A6A6"/>
+              <w:left w:val="single" w:sz="4" w:color="A6A6A6"/>
+              <w:bottom w:val="single" w:sz="4" w:color="A6A6A6"/>
+              <w:right w:val="single" w:sz="4" w:color="A6A6A6"/>
+            </w:tcBorders>
+          </w:tcPr>
+          <w:p>
+            <w:pPr>
+              <w:spacing w:before="0" w:after="0" w:line="276" w:lineRule="auto"/>
+              <w:ind w:firstLine="0"/>
+              <w:jc w:val="center"/>
+            </w:pPr>
+            <w:r/>
+            <w:r>
+              <w:rPr>
+                <w:rFonts w:ascii="Times New Roman" w:hAnsi="Times New Roman" w:eastAsia="楷体"/>
+                <w:b w:val="0"/>
+                <w:color w:val="000000"/>
+                <w:sz w:val="18"/>
+              </w:rPr>
+              <w:t>280.73</w:t>
+            </w:r>
+          </w:p>
+        </w:tc>
+        <w:tc>
+          <w:tcPr>
+            <w:tcW w:type="dxa" w:w="1568"/>
+            <w:vAlign w:val="center"/>
+            <w:tcBorders>
+              <w:top w:val="single" w:sz="4" w:color="A6A6A6"/>
+              <w:left w:val="single" w:sz="4" w:color="A6A6A6"/>
+              <w:bottom w:val="single" w:sz="4" w:color="A6A6A6"/>
+              <w:right w:val="single" w:sz="4" w:color="A6A6A6"/>
+            </w:tcBorders>
+          </w:tcPr>
+          <w:p>
+            <w:pPr>
+              <w:spacing w:before="0" w:after="0" w:line="276" w:lineRule="auto"/>
+              <w:ind w:firstLine="0"/>
+              <w:jc w:val="center"/>
+            </w:pPr>
+            <w:r/>
+            <w:r>
+              <w:rPr>
+                <w:rFonts w:ascii="Times New Roman" w:hAnsi="Times New Roman" w:eastAsia="楷体"/>
+                <w:b w:val="0"/>
+                <w:color w:val="000000"/>
+                <w:sz w:val="18"/>
+              </w:rPr>
+              <w:t>—</w:t>
+            </w:r>
+          </w:p>
+        </w:tc>
+        <w:tc>
+          <w:tcPr>
+            <w:tcW w:type="dxa" w:w="1568"/>
+            <w:vAlign w:val="center"/>
+            <w:tcBorders>
+              <w:top w:val="single" w:sz="4" w:color="A6A6A6"/>
+              <w:left w:val="single" w:sz="4" w:color="A6A6A6"/>
+              <w:bottom w:val="single" w:sz="4" w:color="A6A6A6"/>
+              <w:right w:val="single" w:sz="4" w:color="A6A6A6"/>
+            </w:tcBorders>
+          </w:tcPr>
+          <w:p>
+            <w:pPr>
+              <w:spacing w:before="0" w:after="0" w:line="276" w:lineRule="auto"/>
+              <w:ind w:firstLine="0"/>
+              <w:jc w:val="center"/>
+            </w:pPr>
+            <w:r/>
+            <w:r>
+              <w:rPr>
+                <w:rFonts w:ascii="Times New Roman" w:hAnsi="Times New Roman" w:eastAsia="楷体"/>
+                <w:b w:val="0"/>
+                <w:color w:val="000000"/>
+                <w:sz w:val="18"/>
+              </w:rPr>
+              <w:t>—</w:t>
+            </w:r>
+          </w:p>
+        </w:tc>
+        <w:tc>
+          <w:tcPr>
+            <w:tcW w:type="dxa" w:w="1568"/>
+            <w:vAlign w:val="center"/>
+            <w:tcBorders>
+              <w:top w:val="single" w:sz="4" w:color="A6A6A6"/>
+              <w:left w:val="single" w:sz="4" w:color="A6A6A6"/>
+              <w:bottom w:val="single" w:sz="4" w:color="A6A6A6"/>
+              <w:right w:val="single" w:sz="4" w:color="A6A6A6"/>
+            </w:tcBorders>
+          </w:tcPr>
+          <w:p>
+            <w:pPr>
+              <w:spacing w:before="0" w:after="0" w:line="276" w:lineRule="auto"/>
+              <w:ind w:firstLine="0"/>
+              <w:jc w:val="center"/>
+            </w:pPr>
+            <w:r/>
+            <w:r>
+              <w:rPr>
+                <w:rFonts w:ascii="Times New Roman" w:hAnsi="Times New Roman" w:eastAsia="楷体"/>
+                <w:b w:val="0"/>
+                <w:color w:val="000000"/>
+                <w:sz w:val="18"/>
+              </w:rPr>
+              <w:t>23.98</w:t>
+            </w:r>
+          </w:p>
+        </w:tc>
+      </w:tr>
+    </w:tbl>
+    <w:p>
+      <w:pPr>
+        <w:spacing w:before="0" w:after="80" w:line="360" w:lineRule="auto"/>
+        <w:ind w:firstLine="0"/>
+      </w:pPr>
+      <w:r>
+        <w:rPr>
+          <w:rFonts w:ascii="Times New Roman" w:hAnsi="Times New Roman" w:eastAsia="楷体"/>
+          <w:b w:val="0"/>
+          <w:color w:val="000000"/>
+          <w:sz w:val="19"/>
+        </w:rPr>
+        <w:t>资料来源:中指数据库,风控信评部整理</w:t>
       </w:r>
     </w:p>
     <w:p>
@@ -5208,7 +6492,7 @@
           <w:color w:val="000000"/>
           <w:sz w:val="21"/>
         </w:rPr>
-        <w:t>政府债务方面，2023、2024、2025年末怒江傈僳族自治州地方政府债务余额分别为151.10亿元、174.10亿元、200.09亿元，2025年末债务限额202.82亿元，债务余额控制在限额以内；城投有息债务2025年末估算余额—亿元。债务率指标看，2025年末政府债务率126.72%、城投债务率—、宽口径债务率126.72%。</w:t>
+        <w:t>从房地产销售看，2021-2025年济南市商品住宅成交面积由1,402.83万㎡变动至466.85万㎡、累计下降66.7%；新房均价2025年为13,712元/㎡、较2023年高点(14,887元/㎡)累计下跌7.89%；2025年去化周期27.77个月。二手房市场仍处于深度调整，据中指冰山指数(最低挂牌价口径)，济南二手房挂牌价较2018年7月高点累计下跌42.11%，2023年累计跌幅-5.04%、2024年累计跌幅-10.22%、2025年累计跌幅-13.78%。</w:t>
       </w:r>
     </w:p>
     <w:p>
@@ -5223,7 +6507,22 @@
           <w:color w:val="000000"/>
           <w:sz w:val="21"/>
         </w:rPr>
-        <w:t>综合来看，怒江傈僳族自治州财政基本盘总体稳健，但土地财政收缩与债务规模扩张是当前主要压力线；我们预计宽口径债务率短期内将维持可控水平，需重点关注后续化债进展、土地市场企稳情况以及融资平台合规整改对城投再融资能力的影响。</w:t>
+        <w:t>政府债务方面，2023、2024、2025年末济南市地方政府债务余额分别为3,180.43亿元、3,770.56亿元、4,429.54亿元，两年累计增长39.27%，主要源于地方专项债加快发行及置换债集中落地；2025年末债务限额4,584.57亿元，债务余额控制在限额以内。城投有息债务方面，2025年末估算余额为10,357.99亿元、规模在全国地级市中位居前列，较2023年末增长38.12%。债务率指标看，2025年末济南市政府债务率180.07%、城投债务率421.07%、宽口径债务率601.14%，较2023年末抬升123.20个百分点，显著高于公认的300%偏高临界线、在全国主要城市中处于较高水平。</w:t>
+      </w:r>
+    </w:p>
+    <w:p>
+      <w:pPr>
+        <w:spacing w:before="0" w:after="60" w:line="360" w:lineRule="auto"/>
+        <w:ind w:firstLine="420"/>
+      </w:pPr>
+      <w:r>
+        <w:rPr>
+          <w:rFonts w:ascii="Times New Roman" w:hAnsi="Times New Roman" w:eastAsia="楷体"/>
+          <w:b w:val="0"/>
+          <w:color w:val="000000"/>
+          <w:sz w:val="21"/>
+        </w:rPr>
+        <w:t>综合来看，济南市作为省会、产业基础较好，区域信用环境总体稳健。我们预计宽口径债务率短期内将维持高位，需重点关注后续化债进展、土地市场企稳情况以及融资平台合规整改对城投平台再融资能力的影响。</w:t>
       </w:r>
     </w:p>
     <w:sectPr>
